--- a/wbgt.docx
+++ b/wbgt.docx
@@ -1,6 +1,6 @@
 
 <file path=word/document.xml><?xml version="1.0" encoding="utf-8"?>
-<w:document xmlns:wpc="http://schemas.microsoft.com/office/word/2010/wordprocessingCanvas" xmlns:cx="http://schemas.microsoft.com/office/drawing/2014/chartex" xmlns:cx1="http://schemas.microsoft.com/office/drawing/2015/9/8/chartex" xmlns:cx2="http://schemas.microsoft.com/office/drawing/2015/10/21/chartex" xmlns:cx3="http://schemas.microsoft.com/office/drawing/2016/5/9/chartex" xmlns:cx4="http://schemas.microsoft.com/office/drawing/2016/5/10/chartex" xmlns:cx5="http://schemas.microsoft.com/office/drawing/2016/5/11/chartex" xmlns:cx6="http://schemas.microsoft.com/office/drawing/2016/5/12/chartex" xmlns:cx7="http://schemas.microsoft.com/office/drawing/2016/5/13/chartex" xmlns:cx8="http://schemas.microsoft.com/office/drawing/2016/5/14/chartex" xmlns:mc="http://schemas.openxmlformats.org/markup-compatibility/2006" xmlns:aink="http://schemas.microsoft.com/office/drawing/2016/ink" xmlns:am3d="http://schemas.microsoft.com/office/drawing/2017/model3d" xmlns:o="urn:schemas-microsoft-com:office:office" xmlns:oel="http://schemas.microsoft.com/office/2019/extlst" xmlns:r="http://schemas.openxmlformats.org/officeDocument/2006/relationships" xmlns:m="http://schemas.openxmlformats.org/officeDocument/2006/math" xmlns:v="urn:schemas-microsoft-com:vml" xmlns:wp14="http://schemas.microsoft.com/office/word/2010/wordprocessingDrawing" xmlns:wp="http://schemas.openxmlformats.org/drawingml/2006/wordprocessingDrawing" xmlns:w10="urn:schemas-microsoft-com:office:word" xmlns:w="http://schemas.openxmlformats.org/wordprocessingml/2006/main" xmlns:w14="http://schemas.microsoft.com/office/word/2010/wordml" xmlns:w15="http://schemas.microsoft.com/office/word/2012/wordml" xmlns:w16cex="http://schemas.microsoft.com/office/word/2018/wordml/cex" xmlns:w16cid="http://schemas.microsoft.com/office/word/2016/wordml/cid" xmlns:w16="http://schemas.microsoft.com/office/word/2018/wordml" xmlns:w16du="http://schemas.microsoft.com/office/word/2023/wordml/word16du" xmlns:w16sdtdh="http://schemas.microsoft.com/office/word/2020/wordml/sdtdatahash" xmlns:w16sdtfl="http://schemas.microsoft.com/office/word/2024/wordml/sdtformatlock" xmlns:w16se="http://schemas.microsoft.com/office/word/2015/wordml/symex" xmlns:wpg="http://schemas.microsoft.com/office/word/2010/wordprocessingGroup" xmlns:wpi="http://schemas.microsoft.com/office/word/2010/wordprocessingInk" xmlns:wne="http://schemas.microsoft.com/office/word/2006/wordml" xmlns:wps="http://schemas.microsoft.com/office/word/2010/wordprocessingShape" mc:Ignorable="w14 w15 w16se w16cid w16 w16cex w16sdtdh w16sdtfl w16du wp14">
+<w:document xmlns:wpc="http://schemas.microsoft.com/office/word/2010/wordprocessingCanvas" xmlns:cx="http://schemas.microsoft.com/office/drawing/2014/chartex" xmlns:cx1="http://schemas.microsoft.com/office/drawing/2015/9/8/chartex" xmlns:cx2="http://schemas.microsoft.com/office/drawing/2015/10/21/chartex" xmlns:cx3="http://schemas.microsoft.com/office/drawing/2016/5/9/chartex" xmlns:cx4="http://schemas.microsoft.com/office/drawing/2016/5/10/chartex" xmlns:cx5="http://schemas.microsoft.com/office/drawing/2016/5/11/chartex" xmlns:cx6="http://schemas.microsoft.com/office/drawing/2016/5/12/chartex" xmlns:cx7="http://schemas.microsoft.com/office/drawing/2016/5/13/chartex" xmlns:cx8="http://schemas.microsoft.com/office/drawing/2016/5/14/chartex" xmlns:mc="http://schemas.openxmlformats.org/markup-compatibility/2006" xmlns:m="http://schemas.openxmlformats.org/officeDocument/2006/math" xmlns:aink="http://schemas.microsoft.com/office/drawing/2016/ink" xmlns:am3d="http://schemas.microsoft.com/office/drawing/2017/model3d" xmlns:oel="http://schemas.microsoft.com/office/2019/extlst" xmlns:r="http://schemas.openxmlformats.org/officeDocument/2006/relationships" xmlns:wp14="http://schemas.microsoft.com/office/word/2010/wordprocessingDrawing" xmlns:wp="http://schemas.openxmlformats.org/drawingml/2006/wordprocessingDrawing" xmlns:wpg="http://schemas.microsoft.com/office/word/2010/wordprocessingGroup" xmlns:wpi="http://schemas.microsoft.com/office/word/2010/wordprocessingInk" xmlns:wps="http://schemas.microsoft.com/office/word/2010/wordprocessingShape" xmlns:o="urn:schemas-microsoft-com:office:office" xmlns:v="urn:schemas-microsoft-com:vml" xmlns:w10="urn:schemas-microsoft-com:office:word" xmlns:w="http://schemas.openxmlformats.org/wordprocessingml/2006/main" xmlns:w14="http://schemas.microsoft.com/office/word/2010/wordml" xmlns:w15="http://schemas.microsoft.com/office/word/2012/wordml" xmlns:w16cex="http://schemas.microsoft.com/office/word/2018/wordml/cex" xmlns:w16cid="http://schemas.microsoft.com/office/word/2016/wordml/cid" xmlns:w16="http://schemas.microsoft.com/office/word/2018/wordml" xmlns:w16sdtdh="http://schemas.microsoft.com/office/word/2020/wordml/sdtdatahash" xmlns:w16sdtfl="http://schemas.microsoft.com/office/word/2024/wordml/sdtformatlock" xmlns:w16se="http://schemas.microsoft.com/office/word/2015/wordml/symex" xmlns:w16du="http://schemas.microsoft.com/office/word/2023/wordml/word16du" xmlns:wne="http://schemas.microsoft.com/office/word/2006/wordml" mc:Ignorable="w14 w15 w16se w16cid w16 w16cex w16sdtdh w16sdtfl w16du wp14">
   <w:body>
     <w:p/>
     <w:p/>
@@ -16,13 +16,14 @@
         </w:rPr>
       </w:pPr>
       <w:proofErr w:type="spellStart"/>
+      <w:proofErr w:type="gramStart"/>
       <w:r>
         <w:rPr>
           <w:b/>
           <w:sz w:val="72"/>
           <w:szCs w:val="72"/>
         </w:rPr>
-        <w:t>controlPump</w:t>
+        <w:t>wbgt</w:t>
       </w:r>
       <w:proofErr w:type="spellEnd"/>
       <w:r>
@@ -39,16 +40,7 @@
           <w:sz w:val="72"/>
           <w:szCs w:val="72"/>
         </w:rPr>
-        <w:t xml:space="preserve"> </w:t>
-      </w:r>
-      <w:proofErr w:type="spellStart"/>
-      <w:r>
-        <w:rPr>
-          <w:b/>
-          <w:sz w:val="72"/>
-          <w:szCs w:val="72"/>
-        </w:rPr>
-        <w:t>v</w:t>
+        <w:t xml:space="preserve"> v</w:t>
       </w:r>
       <w:r>
         <w:rPr>
@@ -58,7 +50,7 @@
         </w:rPr>
         <w:t>1.01</w:t>
       </w:r>
-      <w:proofErr w:type="spellEnd"/>
+      <w:proofErr w:type="gramEnd"/>
     </w:p>
     <w:p>
       <w:pPr>
@@ -320,7 +312,7 @@
                 <w:sz w:val="20"/>
                 <w:szCs w:val="20"/>
               </w:rPr>
-              <w:t>22-jan-2026</w:t>
+              <w:t>17-jul-2026</w:t>
             </w:r>
           </w:p>
         </w:tc>
@@ -335,7 +327,6 @@
                 <w:szCs w:val="20"/>
               </w:rPr>
             </w:pPr>
-            <w:proofErr w:type="spellStart"/>
             <w:r>
               <w:rPr>
                 <w:sz w:val="20"/>
@@ -350,7 +341,6 @@
               </w:rPr>
               <w:t>1.01</w:t>
             </w:r>
-            <w:proofErr w:type="spellEnd"/>
           </w:p>
         </w:tc>
         <w:tc>
@@ -850,179 +840,6 @@
     </w:p>
     <w:p>
       <w:pPr>
-        <w:jc w:val="both"/>
-      </w:pPr>
-      <w:proofErr w:type="spellStart"/>
-      <w:r>
-        <w:t>controlPump</w:t>
-      </w:r>
-      <w:proofErr w:type="spellEnd"/>
-      <w:r>
-        <w:t xml:space="preserve"> controls the </w:t>
-      </w:r>
-      <w:proofErr w:type="spellStart"/>
-      <w:r>
-        <w:t>lifetec</w:t>
-      </w:r>
-      <w:proofErr w:type="spellEnd"/>
-      <w:r>
-        <w:t xml:space="preserve"> gear pump of the Music-department. It replaces the application “</w:t>
-      </w:r>
-      <w:proofErr w:type="spellStart"/>
-      <w:r>
-        <w:t>V</w:t>
-      </w:r>
-      <w:r>
-        <w:t>asculaire</w:t>
-      </w:r>
-      <w:proofErr w:type="spellEnd"/>
-      <w:r>
-        <w:t xml:space="preserve"> </w:t>
-      </w:r>
-      <w:proofErr w:type="spellStart"/>
-      <w:r>
-        <w:t>O</w:t>
-      </w:r>
-      <w:r>
-        <w:t>pstelling</w:t>
-      </w:r>
-      <w:proofErr w:type="spellEnd"/>
-      <w:r>
-        <w:t>”</w:t>
-      </w:r>
-      <w:r>
-        <w:t xml:space="preserve">. </w:t>
-      </w:r>
-      <w:proofErr w:type="spellStart"/>
-      <w:r>
-        <w:t>Vasculaire</w:t>
-      </w:r>
-      <w:proofErr w:type="spellEnd"/>
-      <w:r>
-        <w:t xml:space="preserve"> </w:t>
-      </w:r>
-      <w:proofErr w:type="spellStart"/>
-      <w:r>
-        <w:t>Opstelling</w:t>
-      </w:r>
-      <w:proofErr w:type="spellEnd"/>
-      <w:r>
-        <w:t xml:space="preserve"> was written in LabView. The yearly cost of LabView </w:t>
-      </w:r>
-      <w:r>
-        <w:t>is high</w:t>
-      </w:r>
-      <w:r>
-        <w:t>, so a new application is developed using the Qt framework in C++</w:t>
-      </w:r>
-      <w:r>
-        <w:t>.</w:t>
-      </w:r>
-    </w:p>
-    <w:p>
-      <w:pPr>
-        <w:jc w:val="both"/>
-      </w:pPr>
-    </w:p>
-    <w:p>
-      <w:pPr>
-        <w:jc w:val="both"/>
-      </w:pPr>
-      <w:r>
-        <w:t>With “</w:t>
-      </w:r>
-      <w:proofErr w:type="spellStart"/>
-      <w:r>
-        <w:t>V</w:t>
-      </w:r>
-      <w:r>
-        <w:t>asculaire</w:t>
-      </w:r>
-      <w:proofErr w:type="spellEnd"/>
-      <w:r>
-        <w:t xml:space="preserve"> </w:t>
-      </w:r>
-      <w:proofErr w:type="spellStart"/>
-      <w:r>
-        <w:t>O</w:t>
-      </w:r>
-      <w:r>
-        <w:t>pstelling</w:t>
-      </w:r>
-      <w:proofErr w:type="spellEnd"/>
-      <w:r>
-        <w:t>,</w:t>
-      </w:r>
-      <w:r>
-        <w:t xml:space="preserve"> it was also possible to acquire analog signals (for instance flow or pressure). This is not possible in the new application. Therefore a derivate of </w:t>
-      </w:r>
-      <w:proofErr w:type="spellStart"/>
-      <w:r>
-        <w:rPr>
-          <w:b/>
-          <w:bCs/>
-        </w:rPr>
-        <w:t>P</w:t>
-      </w:r>
-      <w:r>
-        <w:rPr>
-          <w:b/>
-          <w:bCs/>
-        </w:rPr>
-        <w:t>hysio</w:t>
-      </w:r>
-      <w:r>
-        <w:rPr>
-          <w:b/>
-          <w:bCs/>
-        </w:rPr>
-        <w:t>M</w:t>
-      </w:r>
-      <w:r>
-        <w:rPr>
-          <w:b/>
-          <w:bCs/>
-        </w:rPr>
-        <w:t>on</w:t>
-      </w:r>
-      <w:proofErr w:type="spellEnd"/>
-      <w:r>
-        <w:t xml:space="preserve"> should be used.</w:t>
-      </w:r>
-    </w:p>
-    <w:p>
-      <w:pPr>
-        <w:jc w:val="both"/>
-      </w:pPr>
-    </w:p>
-    <w:p>
-      <w:pPr>
-        <w:jc w:val="both"/>
-      </w:pPr>
-      <w:r>
-        <w:t xml:space="preserve">The new application has also some advantages. All signals that are used to control the pump(sine, sawtooth, human pressure) are now user defined. These signals can be generated using a </w:t>
-      </w:r>
-      <w:proofErr w:type="spellStart"/>
-      <w:r>
-        <w:t>Matlab</w:t>
-      </w:r>
-      <w:proofErr w:type="spellEnd"/>
-      <w:r>
-        <w:t xml:space="preserve"> script. (see chapter </w:t>
-      </w:r>
-      <w:r>
-        <w:rPr>
-          <w:b/>
-          <w:bCs/>
-        </w:rPr>
-        <w:t>signals</w:t>
-      </w:r>
-      <w:r>
-        <w:t>). Also the temporal resolution of these user generated signals is increased. Also the application has a Windows standard layout</w:t>
-      </w:r>
-    </w:p>
-    <w:p>
-      <w:pPr>
         <w:rPr>
           <w:highlight w:val="yellow"/>
         </w:rPr>
@@ -1054,312 +871,6 @@
     </w:p>
     <w:p/>
     <w:p>
-      <w:r>
-        <w:t xml:space="preserve">Due to the standard interface the usage is very simple. </w:t>
-      </w:r>
-    </w:p>
-    <w:p>
-      <w:pPr>
-        <w:jc w:val="both"/>
-      </w:pPr>
-    </w:p>
-    <w:p>
-      <w:pPr>
-        <w:pStyle w:val="ListParagraph"/>
-        <w:numPr>
-          <w:ilvl w:val="0"/>
-          <w:numId w:val="49"/>
-        </w:numPr>
-        <w:jc w:val="both"/>
-      </w:pPr>
-      <w:r>
-        <w:t xml:space="preserve">Start he application. In most cases the </w:t>
-      </w:r>
-      <w:r>
-        <w:t>configuration is done and the same layout is shown as in the cover-page of the manual</w:t>
-      </w:r>
-    </w:p>
-    <w:p>
-      <w:pPr>
-        <w:pStyle w:val="ListParagraph"/>
-        <w:numPr>
-          <w:ilvl w:val="0"/>
-          <w:numId w:val="49"/>
-        </w:numPr>
-        <w:jc w:val="both"/>
-      </w:pPr>
-      <w:r>
-        <w:t>If the pump is connected, the message “pump ready”</w:t>
-      </w:r>
-      <w:r>
-        <w:t xml:space="preserve"> </w:t>
-      </w:r>
-      <w:r>
-        <w:t xml:space="preserve">appears </w:t>
-      </w:r>
-      <w:r>
-        <w:t xml:space="preserve">in the </w:t>
-      </w:r>
-      <w:proofErr w:type="spellStart"/>
-      <w:r>
-        <w:t>status</w:t>
-      </w:r>
-      <w:r>
-        <w:t>bar</w:t>
-      </w:r>
-      <w:proofErr w:type="spellEnd"/>
-      <w:r>
-        <w:t xml:space="preserve">. </w:t>
-      </w:r>
-      <w:r>
-        <w:t>If the pump is not connected and error message is seen.</w:t>
-      </w:r>
-    </w:p>
-    <w:p>
-      <w:pPr>
-        <w:pStyle w:val="ListParagraph"/>
-        <w:numPr>
-          <w:ilvl w:val="0"/>
-          <w:numId w:val="49"/>
-        </w:numPr>
-        <w:jc w:val="both"/>
-      </w:pPr>
-      <w:r>
-        <w:t xml:space="preserve">Now the </w:t>
-      </w:r>
-      <w:r>
-        <w:t xml:space="preserve">desired </w:t>
-      </w:r>
-      <w:r>
-        <w:t>signal can be selected. This can be done within the “edit”</w:t>
-      </w:r>
-      <w:r>
-        <w:t xml:space="preserve"> menu or clicking the </w:t>
-      </w:r>
-      <w:r>
-        <w:t xml:space="preserve">appropriate icon in the toolbar. </w:t>
-      </w:r>
-      <w:r>
-        <w:t>In the edit menu, a</w:t>
-      </w:r>
-      <w:r>
-        <w:t xml:space="preserve"> mark signal is placed</w:t>
-      </w:r>
-      <w:r>
-        <w:t xml:space="preserve"> to indicate which signal is selected. </w:t>
-      </w:r>
-    </w:p>
-    <w:p>
-      <w:pPr>
-        <w:pStyle w:val="ListParagraph"/>
-        <w:numPr>
-          <w:ilvl w:val="0"/>
-          <w:numId w:val="49"/>
-        </w:numPr>
-        <w:jc w:val="both"/>
-      </w:pPr>
-      <w:r>
-        <w:t xml:space="preserve">If the </w:t>
-      </w:r>
-      <w:r>
-        <w:t>signal is selected you can adjust the offset of the signal with the offset kno</w:t>
-      </w:r>
-      <w:r>
-        <w:t>b</w:t>
-      </w:r>
-      <w:r>
-        <w:t xml:space="preserve"> </w:t>
-      </w:r>
-      <w:r>
-        <w:t xml:space="preserve">or </w:t>
-      </w:r>
-      <w:r>
-        <w:t xml:space="preserve">with the edit field </w:t>
-      </w:r>
-      <w:r>
-        <w:t xml:space="preserve">on the right side of the offset knob. </w:t>
-      </w:r>
-      <w:r>
-        <w:t>T</w:t>
-      </w:r>
-      <w:r>
-        <w:t xml:space="preserve">he </w:t>
-      </w:r>
-      <w:r>
-        <w:t>arrows key on the keyboard can be used</w:t>
-      </w:r>
-      <w:r>
-        <w:t xml:space="preserve"> to set the value</w:t>
-      </w:r>
-      <w:r>
-        <w:t xml:space="preserve">. Changes appear in the </w:t>
-      </w:r>
-      <w:proofErr w:type="spellStart"/>
-      <w:r>
-        <w:t>statusbar</w:t>
-      </w:r>
-      <w:proofErr w:type="spellEnd"/>
-      <w:r>
-        <w:t>.</w:t>
-      </w:r>
-    </w:p>
-    <w:p>
-      <w:pPr>
-        <w:pStyle w:val="ListParagraph"/>
-        <w:numPr>
-          <w:ilvl w:val="0"/>
-          <w:numId w:val="49"/>
-        </w:numPr>
-        <w:jc w:val="both"/>
-      </w:pPr>
-      <w:r>
-        <w:t xml:space="preserve">The same can be done with the amplitude of the signal or the frequency. Note the frequency is given in beats per minute (bpm) instead of Hz. </w:t>
-      </w:r>
-    </w:p>
-    <w:p>
-      <w:pPr>
-        <w:pStyle w:val="ListParagraph"/>
-        <w:numPr>
-          <w:ilvl w:val="0"/>
-          <w:numId w:val="49"/>
-        </w:numPr>
-        <w:jc w:val="both"/>
-      </w:pPr>
-      <w:r>
-        <w:t xml:space="preserve">The changes to the signal appears directly </w:t>
-      </w:r>
-      <w:r>
-        <w:t>on the main screen</w:t>
-      </w:r>
-    </w:p>
-    <w:p>
-      <w:pPr>
-        <w:pStyle w:val="ListParagraph"/>
-        <w:ind w:left="360"/>
-        <w:jc w:val="both"/>
-      </w:pPr>
-    </w:p>
-    <w:p>
-      <w:pPr>
-        <w:pStyle w:val="ListParagraph"/>
-        <w:numPr>
-          <w:ilvl w:val="0"/>
-          <w:numId w:val="49"/>
-        </w:numPr>
-        <w:jc w:val="both"/>
-      </w:pPr>
-      <w:r>
-        <w:t>If the signal is</w:t>
-      </w:r>
-      <w:r>
-        <w:t xml:space="preserve"> set to the one you want, </w:t>
-      </w:r>
-      <w:r>
-        <w:t xml:space="preserve">you can start the pump. This can be done by clicking “start” in the file menu or by clicking on the </w:t>
-      </w:r>
-      <w:r>
-        <w:t xml:space="preserve">start icon in the toolbar. If the pump is started, the toolbar icon changes </w:t>
-      </w:r>
-      <w:r>
-        <w:t xml:space="preserve">form a start icon </w:t>
-      </w:r>
-      <w:r>
-        <w:t xml:space="preserve">to a </w:t>
-      </w:r>
-      <w:r>
-        <w:t>stop icon and also the text in the file</w:t>
-      </w:r>
-      <w:r>
-        <w:t xml:space="preserve"> menu is changed from “start” to “stop”</w:t>
-      </w:r>
-    </w:p>
-    <w:p>
-      <w:pPr>
-        <w:pStyle w:val="ListParagraph"/>
-        <w:numPr>
-          <w:ilvl w:val="0"/>
-          <w:numId w:val="49"/>
-        </w:numPr>
-        <w:jc w:val="both"/>
-      </w:pPr>
-      <w:r>
-        <w:t xml:space="preserve">With the stop icon in the toolbar or </w:t>
-      </w:r>
-      <w:r>
-        <w:t>c</w:t>
-      </w:r>
-      <w:r>
-        <w:t xml:space="preserve">licking “stop” in </w:t>
-      </w:r>
-      <w:r>
-        <w:t>the file-menu you can stop the pump.</w:t>
-      </w:r>
-    </w:p>
-    <w:p>
-      <w:pPr>
-        <w:pStyle w:val="ListParagraph"/>
-        <w:ind w:left="360"/>
-        <w:jc w:val="both"/>
-      </w:pPr>
-    </w:p>
-    <w:p>
-      <w:pPr>
-        <w:pStyle w:val="ListParagraph"/>
-        <w:numPr>
-          <w:ilvl w:val="0"/>
-          <w:numId w:val="49"/>
-        </w:numPr>
-        <w:jc w:val="both"/>
-      </w:pPr>
-      <w:r>
-        <w:t>I</w:t>
-      </w:r>
-      <w:r>
-        <w:t>f</w:t>
-      </w:r>
-      <w:r>
-        <w:t xml:space="preserve"> you want to quit the program press “quit” in the </w:t>
-      </w:r>
-      <w:r>
-        <w:t>file menu</w:t>
-      </w:r>
-      <w:r>
-        <w:t xml:space="preserve"> or the windows cross in the upper-right side of the window. A confirmation is asked and </w:t>
-      </w:r>
-      <w:r>
-        <w:t xml:space="preserve">selecting “yes” quits the program. If the pump was running it is also stopped. </w:t>
-      </w:r>
-    </w:p>
-    <w:p>
-      <w:pPr>
-        <w:jc w:val="both"/>
-      </w:pPr>
-    </w:p>
-    <w:p>
-      <w:pPr>
-        <w:jc w:val="both"/>
-      </w:pPr>
-    </w:p>
-    <w:p>
-      <w:pPr>
-        <w:jc w:val="both"/>
-      </w:pPr>
-      <w:r>
-        <w:t>In the current release of the software, there are no shortcut keys defined for some actions</w:t>
-      </w:r>
-      <w:r>
-        <w:t xml:space="preserve"> and so the mouse should be used. These shortcuts will be implemented in a next release. </w:t>
-      </w:r>
-    </w:p>
-    <w:p>
-      <w:pPr>
-        <w:jc w:val="both"/>
-        <w:rPr>
-          <w:highlight w:val="yellow"/>
-        </w:rPr>
-      </w:pPr>
-    </w:p>
-    <w:p>
       <w:pPr>
         <w:pStyle w:val="ListParagraph"/>
         <w:numPr>
@@ -1378,1548 +889,20 @@
     <w:p>
       <w:pPr>
         <w:pStyle w:val="Heading1"/>
-      </w:pPr>
-      <w:bookmarkStart w:id="2" w:name="_Toc219979473"/>
-      <w:r>
-        <w:lastRenderedPageBreak/>
-        <w:t>Signals</w:t>
-      </w:r>
-      <w:bookmarkEnd w:id="2"/>
+        <w:numPr>
+          <w:ilvl w:val="0"/>
+          <w:numId w:val="0"/>
+        </w:numPr>
+        <w:ind w:left="432"/>
+      </w:pPr>
     </w:p>
     <w:p/>
-    <w:p>
-      <w:pPr>
-        <w:jc w:val="both"/>
-      </w:pPr>
-      <w:r>
-        <w:t xml:space="preserve">Advantage </w:t>
-      </w:r>
-      <w:r>
-        <w:t xml:space="preserve">of the new application is that all signals are user configurable. </w:t>
-      </w:r>
-      <w:r>
-        <w:t>Th</w:t>
-      </w:r>
-      <w:r>
-        <w:t xml:space="preserve">is can be done using </w:t>
-      </w:r>
-      <w:r>
-        <w:t xml:space="preserve">a tool in </w:t>
-      </w:r>
-      <w:proofErr w:type="spellStart"/>
-      <w:r>
-        <w:t>Matlab</w:t>
-      </w:r>
-      <w:proofErr w:type="spellEnd"/>
-      <w:r>
-        <w:t xml:space="preserve"> that should be used to generate signals. This tool is </w:t>
-      </w:r>
-      <w:proofErr w:type="spellStart"/>
-      <w:r>
-        <w:rPr>
-          <w:b/>
-          <w:bCs/>
-        </w:rPr>
-        <w:t>pumpSignal</w:t>
-      </w:r>
-      <w:proofErr w:type="spellEnd"/>
-      <w:r>
-        <w:t>. To use this tool, the following should be done.</w:t>
-      </w:r>
-    </w:p>
-    <w:p>
-      <w:pPr>
-        <w:jc w:val="both"/>
-      </w:pPr>
-    </w:p>
-    <w:p>
-      <w:pPr>
-        <w:jc w:val="both"/>
-      </w:pPr>
-      <w:r>
-        <w:t xml:space="preserve">Generate a signal in </w:t>
-      </w:r>
-      <w:proofErr w:type="spellStart"/>
-      <w:r>
-        <w:t>M</w:t>
-      </w:r>
-      <w:r>
-        <w:t>atlab</w:t>
-      </w:r>
-      <w:proofErr w:type="spellEnd"/>
-      <w:r>
-        <w:t xml:space="preserve"> with exactly 1000 datapoints for one period. So </w:t>
-      </w:r>
-      <w:r>
-        <w:t>you have a vector of 1000 points that represents the signal. The amplitude of the signal should be between 0 and 1.</w:t>
-      </w:r>
-      <w:r>
-        <w:t xml:space="preserve"> Check the signal with the </w:t>
-      </w:r>
-      <w:proofErr w:type="spellStart"/>
-      <w:r>
-        <w:t>Matlab</w:t>
-      </w:r>
-      <w:proofErr w:type="spellEnd"/>
-      <w:r>
-        <w:t xml:space="preserve"> plot command.</w:t>
-      </w:r>
-    </w:p>
-    <w:p>
-      <w:pPr>
-        <w:jc w:val="both"/>
-      </w:pPr>
-    </w:p>
-    <w:p>
-      <w:pPr>
-        <w:jc w:val="both"/>
-      </w:pPr>
-      <w:r>
-        <w:t xml:space="preserve">If you are satisfied, </w:t>
-      </w:r>
-      <w:r>
-        <w:t xml:space="preserve">you can generate the data-file and the icon-file that are used by the </w:t>
-      </w:r>
-      <w:proofErr w:type="spellStart"/>
-      <w:r>
-        <w:t>controlPump</w:t>
-      </w:r>
-      <w:proofErr w:type="spellEnd"/>
-      <w:r>
-        <w:t xml:space="preserve"> application with the following command </w:t>
-      </w:r>
-    </w:p>
-    <w:p>
-      <w:pPr>
-        <w:jc w:val="both"/>
-      </w:pPr>
-    </w:p>
-    <w:p>
-      <w:pPr>
-        <w:jc w:val="both"/>
-        <w:rPr>
-          <w:b/>
-          <w:bCs/>
-        </w:rPr>
-      </w:pPr>
-      <w:r>
-        <w:tab/>
-      </w:r>
-      <w:r>
-        <w:tab/>
-      </w:r>
-      <w:r>
-        <w:tab/>
-      </w:r>
-      <w:r>
-        <w:tab/>
-      </w:r>
-      <w:r>
-        <w:tab/>
-      </w:r>
-      <w:proofErr w:type="spellStart"/>
-      <w:r>
-        <w:rPr>
-          <w:b/>
-          <w:bCs/>
-        </w:rPr>
-        <w:t>pumpSignal</w:t>
-      </w:r>
-      <w:proofErr w:type="spellEnd"/>
-      <w:r>
-        <w:rPr>
-          <w:b/>
-          <w:bCs/>
-        </w:rPr>
-        <w:t>(</w:t>
-      </w:r>
-      <w:proofErr w:type="spellStart"/>
-      <w:r>
-        <w:t>name,data</w:t>
-      </w:r>
-      <w:proofErr w:type="spellEnd"/>
-      <w:r>
-        <w:rPr>
-          <w:b/>
-          <w:bCs/>
-        </w:rPr>
-        <w:t>)</w:t>
-      </w:r>
-    </w:p>
-    <w:p>
-      <w:pPr>
-        <w:jc w:val="both"/>
-        <w:rPr>
-          <w:b/>
-          <w:bCs/>
-        </w:rPr>
-      </w:pPr>
-    </w:p>
-    <w:p>
-      <w:pPr>
-        <w:jc w:val="both"/>
-      </w:pPr>
-      <w:r>
-        <w:t xml:space="preserve">with &lt;name&gt; the name of the data-file and the icon-file that can be used by the </w:t>
-      </w:r>
-      <w:proofErr w:type="spellStart"/>
-      <w:r>
-        <w:t>contorlPump</w:t>
-      </w:r>
-      <w:proofErr w:type="spellEnd"/>
-      <w:r>
-        <w:t xml:space="preserve"> application. </w:t>
-      </w:r>
-    </w:p>
-    <w:p>
-      <w:pPr>
-        <w:jc w:val="both"/>
-      </w:pPr>
-    </w:p>
-    <w:p>
-      <w:pPr>
-        <w:jc w:val="both"/>
-      </w:pPr>
-      <w:r>
-        <w:t>Below an example is given to generate a sine-signal in</w:t>
-      </w:r>
-      <w:r>
-        <w:t xml:space="preserve"> </w:t>
-      </w:r>
-      <w:proofErr w:type="spellStart"/>
-      <w:r>
-        <w:t>M</w:t>
-      </w:r>
-      <w:r>
-        <w:t>atlab</w:t>
-      </w:r>
-      <w:proofErr w:type="spellEnd"/>
-    </w:p>
-    <w:p>
-      <w:pPr>
-        <w:jc w:val="both"/>
-        <w:rPr>
-          <w:sz w:val="18"/>
-          <w:szCs w:val="18"/>
-        </w:rPr>
-      </w:pPr>
-    </w:p>
-    <w:p>
-      <w:pPr>
-        <w:ind w:left="284"/>
-        <w:jc w:val="both"/>
-        <w:rPr>
-          <w:rFonts w:ascii="Courier New" w:hAnsi="Courier New" w:cs="Courier New"/>
-          <w:sz w:val="18"/>
-          <w:szCs w:val="18"/>
-        </w:rPr>
-      </w:pPr>
-      <w:r>
-        <w:rPr>
-          <w:rFonts w:ascii="Courier New" w:hAnsi="Courier New" w:cs="Courier New"/>
-          <w:sz w:val="18"/>
-          <w:szCs w:val="18"/>
-        </w:rPr>
-        <w:tab/>
-      </w:r>
-      <w:r>
-        <w:rPr>
-          <w:rFonts w:ascii="Courier New" w:hAnsi="Courier New" w:cs="Courier New"/>
-          <w:sz w:val="18"/>
-          <w:szCs w:val="18"/>
-        </w:rPr>
-        <w:t>&gt;&gt; x = 1:1000;</w:t>
-      </w:r>
-    </w:p>
-    <w:p>
-      <w:pPr>
-        <w:ind w:left="284"/>
-        <w:jc w:val="both"/>
-        <w:rPr>
-          <w:rFonts w:ascii="Courier New" w:hAnsi="Courier New" w:cs="Courier New"/>
-          <w:sz w:val="18"/>
-          <w:szCs w:val="18"/>
-        </w:rPr>
-      </w:pPr>
-      <w:r>
-        <w:rPr>
-          <w:rFonts w:ascii="Courier New" w:hAnsi="Courier New" w:cs="Courier New"/>
-          <w:sz w:val="18"/>
-          <w:szCs w:val="18"/>
-        </w:rPr>
-        <w:tab/>
-        <w:t>&gt;&gt; data = sin(2 * pi * x / 1000) + 0.5;</w:t>
-      </w:r>
-      <w:r>
-        <w:rPr>
-          <w:rFonts w:ascii="Courier New" w:hAnsi="Courier New" w:cs="Courier New"/>
-          <w:sz w:val="18"/>
-          <w:szCs w:val="18"/>
-        </w:rPr>
-        <w:tab/>
-      </w:r>
-      <w:r>
-        <w:rPr>
-          <w:rFonts w:ascii="Courier New" w:hAnsi="Courier New" w:cs="Courier New"/>
-          <w:sz w:val="18"/>
-          <w:szCs w:val="18"/>
-        </w:rPr>
-        <w:tab/>
-      </w:r>
-    </w:p>
-    <w:p>
-      <w:pPr>
-        <w:ind w:left="284"/>
-        <w:jc w:val="both"/>
-        <w:rPr>
-          <w:rFonts w:ascii="Courier New" w:hAnsi="Courier New" w:cs="Courier New"/>
-          <w:sz w:val="18"/>
-          <w:szCs w:val="18"/>
-        </w:rPr>
-      </w:pPr>
-      <w:r>
-        <w:rPr>
-          <w:rFonts w:ascii="Courier New" w:hAnsi="Courier New" w:cs="Courier New"/>
-          <w:sz w:val="18"/>
-          <w:szCs w:val="18"/>
-        </w:rPr>
-        <w:tab/>
-        <w:t xml:space="preserve">&gt;&gt; </w:t>
-      </w:r>
-      <w:proofErr w:type="spellStart"/>
-      <w:r>
-        <w:rPr>
-          <w:rFonts w:ascii="Courier New" w:hAnsi="Courier New" w:cs="Courier New"/>
-          <w:sz w:val="18"/>
-          <w:szCs w:val="18"/>
-        </w:rPr>
-        <w:t>pumpSignal</w:t>
-      </w:r>
-      <w:proofErr w:type="spellEnd"/>
-      <w:r>
-        <w:rPr>
-          <w:rFonts w:ascii="Courier New" w:hAnsi="Courier New" w:cs="Courier New"/>
-          <w:sz w:val="18"/>
-          <w:szCs w:val="18"/>
-        </w:rPr>
-        <w:t>(“</w:t>
-      </w:r>
-      <w:proofErr w:type="spellStart"/>
-      <w:r>
-        <w:rPr>
-          <w:rFonts w:ascii="Courier New" w:hAnsi="Courier New" w:cs="Courier New"/>
-          <w:sz w:val="18"/>
-          <w:szCs w:val="18"/>
-        </w:rPr>
-        <w:t>sine”,data</w:t>
-      </w:r>
-      <w:proofErr w:type="spellEnd"/>
-      <w:r>
-        <w:rPr>
-          <w:rFonts w:ascii="Courier New" w:hAnsi="Courier New" w:cs="Courier New"/>
-          <w:sz w:val="18"/>
-          <w:szCs w:val="18"/>
-        </w:rPr>
-        <w:t>)</w:t>
-      </w:r>
-    </w:p>
-    <w:p>
-      <w:pPr>
-        <w:jc w:val="both"/>
-        <w:rPr>
-          <w:rFonts w:ascii="Courier New" w:hAnsi="Courier New" w:cs="Courier New"/>
-          <w:sz w:val="18"/>
-          <w:szCs w:val="18"/>
-        </w:rPr>
-      </w:pPr>
-    </w:p>
-    <w:p>
-      <w:pPr>
-        <w:jc w:val="both"/>
-      </w:pPr>
-      <w:r>
-        <w:t xml:space="preserve">This generates a </w:t>
-      </w:r>
-      <w:r>
-        <w:t>&lt;</w:t>
-      </w:r>
-      <w:proofErr w:type="spellStart"/>
-      <w:r>
-        <w:t>sine.ico</w:t>
-      </w:r>
-      <w:proofErr w:type="spellEnd"/>
-      <w:r>
-        <w:t>&gt;</w:t>
-      </w:r>
-      <w:r>
-        <w:t xml:space="preserve"> and </w:t>
-      </w:r>
-      <w:r>
-        <w:t>&lt;</w:t>
-      </w:r>
-      <w:proofErr w:type="spellStart"/>
-      <w:r>
-        <w:t>sine.</w:t>
-      </w:r>
-      <w:r>
-        <w:t>bin</w:t>
-      </w:r>
-      <w:proofErr w:type="spellEnd"/>
-      <w:r>
-        <w:t>&gt;</w:t>
-      </w:r>
-      <w:r>
-        <w:t xml:space="preserve"> file that can be used. The data is </w:t>
-      </w:r>
-      <w:r>
-        <w:t>stored in a binary file that is not readable by a human</w:t>
-      </w:r>
-      <w:r>
-        <w:t xml:space="preserve">. </w:t>
-      </w:r>
-      <w:r>
-        <w:rPr>
-          <w:highlight w:val="yellow"/>
-        </w:rPr>
-        <w:br w:type="page"/>
-      </w:r>
-    </w:p>
-    <w:p>
-      <w:pPr>
-        <w:pStyle w:val="Heading1"/>
-      </w:pPr>
-      <w:bookmarkStart w:id="3" w:name="_Toc219979474"/>
-      <w:r>
-        <w:lastRenderedPageBreak/>
-        <w:t>Ini-file</w:t>
-      </w:r>
-      <w:bookmarkEnd w:id="3"/>
-    </w:p>
+    <w:p/>
     <w:p/>
     <w:p>
-      <w:r>
-        <w:t>When the application is started, some settings are read from an *INI file. An example of such an *.INI file is given below and each setting is explained below the example</w:t>
-      </w:r>
-    </w:p>
-    <w:p/>
-    <w:tbl>
-      <w:tblPr>
-        <w:tblStyle w:val="TableGrid"/>
-        <w:tblW w:w="0" w:type="auto"/>
-        <w:tblLook w:val="04A0" w:firstRow="1" w:lastRow="0" w:firstColumn="1" w:lastColumn="0" w:noHBand="0" w:noVBand="1"/>
-      </w:tblPr>
-      <w:tblGrid>
-        <w:gridCol w:w="9054"/>
-      </w:tblGrid>
-      <w:tr>
-        <w:tc>
-          <w:tcPr>
-            <w:tcW w:w="9054" w:type="dxa"/>
-          </w:tcPr>
-          <w:p>
-            <w:pPr>
-              <w:rPr>
-                <w:rFonts w:ascii="Courier New" w:hAnsi="Courier New" w:cs="Courier New"/>
-                <w:sz w:val="18"/>
-                <w:szCs w:val="18"/>
-              </w:rPr>
-            </w:pPr>
-            <w:r>
-              <w:rPr>
-                <w:rFonts w:ascii="Courier New" w:hAnsi="Courier New" w:cs="Courier New"/>
-                <w:sz w:val="18"/>
-                <w:szCs w:val="18"/>
-              </w:rPr>
-              <w:t>[</w:t>
-            </w:r>
-            <w:proofErr w:type="spellStart"/>
-            <w:r>
-              <w:rPr>
-                <w:rFonts w:ascii="Courier New" w:hAnsi="Courier New" w:cs="Courier New"/>
-                <w:sz w:val="18"/>
-                <w:szCs w:val="18"/>
-              </w:rPr>
-              <w:t>algemeen</w:t>
-            </w:r>
-            <w:proofErr w:type="spellEnd"/>
-            <w:r>
-              <w:rPr>
-                <w:rFonts w:ascii="Courier New" w:hAnsi="Courier New" w:cs="Courier New"/>
-                <w:sz w:val="18"/>
-                <w:szCs w:val="18"/>
-              </w:rPr>
-              <w:t>]</w:t>
-            </w:r>
-          </w:p>
-          <w:p>
-            <w:pPr>
-              <w:rPr>
-                <w:rFonts w:ascii="Courier New" w:hAnsi="Courier New" w:cs="Courier New"/>
-                <w:sz w:val="18"/>
-                <w:szCs w:val="18"/>
-              </w:rPr>
-            </w:pPr>
-            <w:r>
-              <w:rPr>
-                <w:rFonts w:ascii="Courier New" w:hAnsi="Courier New" w:cs="Courier New"/>
-                <w:sz w:val="18"/>
-                <w:szCs w:val="18"/>
-              </w:rPr>
-              <w:t>default = 2</w:t>
-            </w:r>
-          </w:p>
-          <w:p>
-            <w:pPr>
-              <w:rPr>
-                <w:rFonts w:ascii="Courier New" w:hAnsi="Courier New" w:cs="Courier New"/>
-                <w:sz w:val="18"/>
-                <w:szCs w:val="18"/>
-              </w:rPr>
-            </w:pPr>
-            <w:proofErr w:type="spellStart"/>
-            <w:r>
-              <w:rPr>
-                <w:rFonts w:ascii="Courier New" w:hAnsi="Courier New" w:cs="Courier New"/>
-                <w:sz w:val="18"/>
-                <w:szCs w:val="18"/>
-              </w:rPr>
-              <w:t>updatetime</w:t>
-            </w:r>
-            <w:proofErr w:type="spellEnd"/>
-            <w:r>
-              <w:rPr>
-                <w:rFonts w:ascii="Courier New" w:hAnsi="Courier New" w:cs="Courier New"/>
-                <w:sz w:val="18"/>
-                <w:szCs w:val="18"/>
-              </w:rPr>
-              <w:t xml:space="preserve"> = 10</w:t>
-            </w:r>
-          </w:p>
-          <w:p>
-            <w:pPr>
-              <w:rPr>
-                <w:rFonts w:ascii="Courier New" w:hAnsi="Courier New" w:cs="Courier New"/>
-                <w:sz w:val="18"/>
-                <w:szCs w:val="18"/>
-              </w:rPr>
-            </w:pPr>
-          </w:p>
-          <w:p>
-            <w:pPr>
-              <w:rPr>
-                <w:rFonts w:ascii="Courier New" w:hAnsi="Courier New" w:cs="Courier New"/>
-                <w:sz w:val="18"/>
-                <w:szCs w:val="18"/>
-              </w:rPr>
-            </w:pPr>
-            <w:r>
-              <w:rPr>
-                <w:rFonts w:ascii="Courier New" w:hAnsi="Courier New" w:cs="Courier New"/>
-                <w:sz w:val="18"/>
-                <w:szCs w:val="18"/>
-              </w:rPr>
-              <w:t>[hardware]</w:t>
-            </w:r>
-          </w:p>
-          <w:p>
-            <w:pPr>
-              <w:rPr>
-                <w:rFonts w:ascii="Courier New" w:hAnsi="Courier New" w:cs="Courier New"/>
-                <w:sz w:val="18"/>
-                <w:szCs w:val="18"/>
-              </w:rPr>
-            </w:pPr>
-            <w:r>
-              <w:rPr>
-                <w:rFonts w:ascii="Courier New" w:hAnsi="Courier New" w:cs="Courier New"/>
-                <w:sz w:val="18"/>
-                <w:szCs w:val="18"/>
-              </w:rPr>
-              <w:t>address = USB0</w:t>
-            </w:r>
-          </w:p>
-          <w:p>
-            <w:pPr>
-              <w:rPr>
-                <w:rFonts w:ascii="Courier New" w:hAnsi="Courier New" w:cs="Courier New"/>
-                <w:sz w:val="18"/>
-                <w:szCs w:val="18"/>
-              </w:rPr>
-            </w:pPr>
-            <w:r>
-              <w:rPr>
-                <w:rFonts w:ascii="Courier New" w:hAnsi="Courier New" w:cs="Courier New"/>
-                <w:sz w:val="18"/>
-                <w:szCs w:val="18"/>
-              </w:rPr>
-              <w:t>device = epos2motor</w:t>
-            </w:r>
-          </w:p>
-          <w:p>
-            <w:pPr>
-              <w:rPr>
-                <w:rFonts w:ascii="Courier New" w:hAnsi="Courier New" w:cs="Courier New"/>
-                <w:sz w:val="18"/>
-                <w:szCs w:val="18"/>
-              </w:rPr>
-            </w:pPr>
-            <w:proofErr w:type="spellStart"/>
-            <w:r>
-              <w:rPr>
-                <w:rFonts w:ascii="Courier New" w:hAnsi="Courier New" w:cs="Courier New"/>
-                <w:sz w:val="18"/>
-                <w:szCs w:val="18"/>
-              </w:rPr>
-              <w:t>conversionFactor</w:t>
-            </w:r>
-            <w:proofErr w:type="spellEnd"/>
-            <w:r>
-              <w:rPr>
-                <w:rFonts w:ascii="Courier New" w:hAnsi="Courier New" w:cs="Courier New"/>
-                <w:sz w:val="18"/>
-                <w:szCs w:val="18"/>
-              </w:rPr>
-              <w:t xml:space="preserve"> = 1250</w:t>
-            </w:r>
-          </w:p>
-          <w:p>
-            <w:pPr>
-              <w:rPr>
-                <w:rFonts w:ascii="Courier New" w:hAnsi="Courier New" w:cs="Courier New"/>
-                <w:sz w:val="18"/>
-                <w:szCs w:val="18"/>
-              </w:rPr>
-            </w:pPr>
-          </w:p>
-          <w:p>
-            <w:pPr>
-              <w:rPr>
-                <w:rFonts w:ascii="Courier New" w:hAnsi="Courier New" w:cs="Courier New"/>
-                <w:sz w:val="18"/>
-                <w:szCs w:val="18"/>
-              </w:rPr>
-            </w:pPr>
-            <w:r>
-              <w:rPr>
-                <w:rFonts w:ascii="Courier New" w:hAnsi="Courier New" w:cs="Courier New"/>
-                <w:sz w:val="18"/>
-                <w:szCs w:val="18"/>
-              </w:rPr>
-              <w:t>[signal 1]</w:t>
-            </w:r>
-          </w:p>
-          <w:p>
-            <w:pPr>
-              <w:rPr>
-                <w:rFonts w:ascii="Courier New" w:hAnsi="Courier New" w:cs="Courier New"/>
-                <w:sz w:val="18"/>
-                <w:szCs w:val="18"/>
-              </w:rPr>
-            </w:pPr>
-            <w:r>
-              <w:rPr>
-                <w:rFonts w:ascii="Courier New" w:hAnsi="Courier New" w:cs="Courier New"/>
-                <w:sz w:val="18"/>
-                <w:szCs w:val="18"/>
-              </w:rPr>
-              <w:t>name = sine</w:t>
-            </w:r>
-          </w:p>
-          <w:p>
-            <w:pPr>
-              <w:rPr>
-                <w:rFonts w:ascii="Courier New" w:hAnsi="Courier New" w:cs="Courier New"/>
-                <w:sz w:val="18"/>
-                <w:szCs w:val="18"/>
-              </w:rPr>
-            </w:pPr>
-            <w:r>
-              <w:rPr>
-                <w:rFonts w:ascii="Courier New" w:hAnsi="Courier New" w:cs="Courier New"/>
-                <w:sz w:val="18"/>
-                <w:szCs w:val="18"/>
-              </w:rPr>
-              <w:t xml:space="preserve">data = </w:t>
-            </w:r>
-            <w:proofErr w:type="spellStart"/>
-            <w:r>
-              <w:rPr>
-                <w:rFonts w:ascii="Courier New" w:hAnsi="Courier New" w:cs="Courier New"/>
-                <w:sz w:val="18"/>
-                <w:szCs w:val="18"/>
-              </w:rPr>
-              <w:t>sine.bin</w:t>
-            </w:r>
-            <w:proofErr w:type="spellEnd"/>
-          </w:p>
-          <w:p>
-            <w:pPr>
-              <w:rPr>
-                <w:rFonts w:ascii="Courier New" w:hAnsi="Courier New" w:cs="Courier New"/>
-                <w:sz w:val="18"/>
-                <w:szCs w:val="18"/>
-              </w:rPr>
-            </w:pPr>
-            <w:r>
-              <w:rPr>
-                <w:rFonts w:ascii="Courier New" w:hAnsi="Courier New" w:cs="Courier New"/>
-                <w:sz w:val="18"/>
-                <w:szCs w:val="18"/>
-              </w:rPr>
-              <w:t>icon = sine.ico</w:t>
-            </w:r>
-          </w:p>
-          <w:p>
-            <w:pPr>
-              <w:rPr>
-                <w:rFonts w:ascii="Courier New" w:hAnsi="Courier New" w:cs="Courier New"/>
-                <w:sz w:val="18"/>
-                <w:szCs w:val="18"/>
-              </w:rPr>
-            </w:pPr>
-          </w:p>
-          <w:p>
-            <w:pPr>
-              <w:rPr>
-                <w:rFonts w:ascii="Courier New" w:hAnsi="Courier New" w:cs="Courier New"/>
-                <w:sz w:val="18"/>
-                <w:szCs w:val="18"/>
-              </w:rPr>
-            </w:pPr>
-            <w:r>
-              <w:rPr>
-                <w:rFonts w:ascii="Courier New" w:hAnsi="Courier New" w:cs="Courier New"/>
-                <w:sz w:val="18"/>
-                <w:szCs w:val="18"/>
-              </w:rPr>
-              <w:t>[signal 2]</w:t>
-            </w:r>
-          </w:p>
-          <w:p>
-            <w:pPr>
-              <w:rPr>
-                <w:rFonts w:ascii="Courier New" w:hAnsi="Courier New" w:cs="Courier New"/>
-                <w:sz w:val="18"/>
-                <w:szCs w:val="18"/>
-              </w:rPr>
-            </w:pPr>
-            <w:r>
-              <w:rPr>
-                <w:rFonts w:ascii="Courier New" w:hAnsi="Courier New" w:cs="Courier New"/>
-                <w:sz w:val="18"/>
-                <w:szCs w:val="18"/>
-              </w:rPr>
-              <w:t>name = square</w:t>
-            </w:r>
-          </w:p>
-          <w:p>
-            <w:pPr>
-              <w:rPr>
-                <w:rFonts w:ascii="Courier New" w:hAnsi="Courier New" w:cs="Courier New"/>
-                <w:sz w:val="18"/>
-                <w:szCs w:val="18"/>
-              </w:rPr>
-            </w:pPr>
-            <w:r>
-              <w:rPr>
-                <w:rFonts w:ascii="Courier New" w:hAnsi="Courier New" w:cs="Courier New"/>
-                <w:sz w:val="18"/>
-                <w:szCs w:val="18"/>
-              </w:rPr>
-              <w:t xml:space="preserve">data = </w:t>
-            </w:r>
-            <w:proofErr w:type="spellStart"/>
-            <w:r>
-              <w:rPr>
-                <w:rFonts w:ascii="Courier New" w:hAnsi="Courier New" w:cs="Courier New"/>
-                <w:sz w:val="18"/>
-                <w:szCs w:val="18"/>
-              </w:rPr>
-              <w:t>square.bin</w:t>
-            </w:r>
-            <w:proofErr w:type="spellEnd"/>
-          </w:p>
-          <w:p>
-            <w:pPr>
-              <w:rPr>
-                <w:rFonts w:ascii="Courier New" w:hAnsi="Courier New" w:cs="Courier New"/>
-                <w:sz w:val="18"/>
-                <w:szCs w:val="18"/>
-              </w:rPr>
-            </w:pPr>
-            <w:r>
-              <w:rPr>
-                <w:rFonts w:ascii="Courier New" w:hAnsi="Courier New" w:cs="Courier New"/>
-                <w:sz w:val="18"/>
-                <w:szCs w:val="18"/>
-              </w:rPr>
-              <w:t>icon = square.ico</w:t>
-            </w:r>
-          </w:p>
-          <w:p>
-            <w:pPr>
-              <w:rPr>
-                <w:rFonts w:ascii="Courier New" w:hAnsi="Courier New" w:cs="Courier New"/>
-                <w:sz w:val="18"/>
-                <w:szCs w:val="18"/>
-              </w:rPr>
-            </w:pPr>
-          </w:p>
-          <w:p>
-            <w:pPr>
-              <w:rPr>
-                <w:rFonts w:ascii="Courier New" w:hAnsi="Courier New" w:cs="Courier New"/>
-                <w:sz w:val="18"/>
-                <w:szCs w:val="18"/>
-              </w:rPr>
-            </w:pPr>
-            <w:r>
-              <w:rPr>
-                <w:rFonts w:ascii="Courier New" w:hAnsi="Courier New" w:cs="Courier New"/>
-                <w:sz w:val="18"/>
-                <w:szCs w:val="18"/>
-              </w:rPr>
-              <w:t>[signal 3]</w:t>
-            </w:r>
-          </w:p>
-          <w:p>
-            <w:pPr>
-              <w:rPr>
-                <w:rFonts w:ascii="Courier New" w:hAnsi="Courier New" w:cs="Courier New"/>
-                <w:sz w:val="18"/>
-                <w:szCs w:val="18"/>
-              </w:rPr>
-            </w:pPr>
-            <w:r>
-              <w:rPr>
-                <w:rFonts w:ascii="Courier New" w:hAnsi="Courier New" w:cs="Courier New"/>
-                <w:sz w:val="18"/>
-                <w:szCs w:val="18"/>
-              </w:rPr>
-              <w:t>name = sawtooth</w:t>
-            </w:r>
-          </w:p>
-          <w:p>
-            <w:pPr>
-              <w:rPr>
-                <w:rFonts w:ascii="Courier New" w:hAnsi="Courier New" w:cs="Courier New"/>
-                <w:sz w:val="18"/>
-                <w:szCs w:val="18"/>
-              </w:rPr>
-            </w:pPr>
-            <w:r>
-              <w:rPr>
-                <w:rFonts w:ascii="Courier New" w:hAnsi="Courier New" w:cs="Courier New"/>
-                <w:sz w:val="18"/>
-                <w:szCs w:val="18"/>
-              </w:rPr>
-              <w:t xml:space="preserve">data = </w:t>
-            </w:r>
-            <w:proofErr w:type="spellStart"/>
-            <w:r>
-              <w:rPr>
-                <w:rFonts w:ascii="Courier New" w:hAnsi="Courier New" w:cs="Courier New"/>
-                <w:sz w:val="18"/>
-                <w:szCs w:val="18"/>
-              </w:rPr>
-              <w:t>sawtooth.bin</w:t>
-            </w:r>
-            <w:proofErr w:type="spellEnd"/>
-          </w:p>
-          <w:p>
-            <w:pPr>
-              <w:rPr>
-                <w:rFonts w:ascii="Courier New" w:hAnsi="Courier New" w:cs="Courier New"/>
-                <w:sz w:val="18"/>
-                <w:szCs w:val="18"/>
-              </w:rPr>
-            </w:pPr>
-            <w:r>
-              <w:rPr>
-                <w:rFonts w:ascii="Courier New" w:hAnsi="Courier New" w:cs="Courier New"/>
-                <w:sz w:val="18"/>
-                <w:szCs w:val="18"/>
-              </w:rPr>
-              <w:t>icon = sawtooth.ico</w:t>
-            </w:r>
-          </w:p>
-          <w:p>
-            <w:pPr>
-              <w:rPr>
-                <w:rFonts w:ascii="Courier New" w:hAnsi="Courier New" w:cs="Courier New"/>
-                <w:sz w:val="18"/>
-                <w:szCs w:val="18"/>
-              </w:rPr>
-            </w:pPr>
-          </w:p>
-          <w:p>
-            <w:pPr>
-              <w:rPr>
-                <w:rFonts w:ascii="Courier New" w:hAnsi="Courier New" w:cs="Courier New"/>
-                <w:sz w:val="18"/>
-                <w:szCs w:val="18"/>
-              </w:rPr>
-            </w:pPr>
-            <w:r>
-              <w:rPr>
-                <w:rFonts w:ascii="Courier New" w:hAnsi="Courier New" w:cs="Courier New"/>
-                <w:sz w:val="18"/>
-                <w:szCs w:val="18"/>
-              </w:rPr>
-              <w:t>[signal 4]</w:t>
-            </w:r>
-          </w:p>
-          <w:p>
-            <w:pPr>
-              <w:rPr>
-                <w:rFonts w:ascii="Courier New" w:hAnsi="Courier New" w:cs="Courier New"/>
-                <w:sz w:val="18"/>
-                <w:szCs w:val="18"/>
-              </w:rPr>
-            </w:pPr>
-            <w:r>
-              <w:rPr>
-                <w:rFonts w:ascii="Courier New" w:hAnsi="Courier New" w:cs="Courier New"/>
-                <w:sz w:val="18"/>
-                <w:szCs w:val="18"/>
-              </w:rPr>
-              <w:t>name = triangle</w:t>
-            </w:r>
-          </w:p>
-          <w:p>
-            <w:pPr>
-              <w:rPr>
-                <w:rFonts w:ascii="Courier New" w:hAnsi="Courier New" w:cs="Courier New"/>
-                <w:sz w:val="18"/>
-                <w:szCs w:val="18"/>
-              </w:rPr>
-            </w:pPr>
-            <w:r>
-              <w:rPr>
-                <w:rFonts w:ascii="Courier New" w:hAnsi="Courier New" w:cs="Courier New"/>
-                <w:sz w:val="18"/>
-                <w:szCs w:val="18"/>
-              </w:rPr>
-              <w:t xml:space="preserve">data = </w:t>
-            </w:r>
-            <w:proofErr w:type="spellStart"/>
-            <w:r>
-              <w:rPr>
-                <w:rFonts w:ascii="Courier New" w:hAnsi="Courier New" w:cs="Courier New"/>
-                <w:sz w:val="18"/>
-                <w:szCs w:val="18"/>
-              </w:rPr>
-              <w:t>triangle.bin</w:t>
-            </w:r>
-            <w:proofErr w:type="spellEnd"/>
-          </w:p>
-          <w:p>
-            <w:pPr>
-              <w:rPr>
-                <w:rFonts w:ascii="Courier New" w:hAnsi="Courier New" w:cs="Courier New"/>
-                <w:sz w:val="18"/>
-                <w:szCs w:val="18"/>
-              </w:rPr>
-            </w:pPr>
-            <w:r>
-              <w:rPr>
-                <w:rFonts w:ascii="Courier New" w:hAnsi="Courier New" w:cs="Courier New"/>
-                <w:sz w:val="18"/>
-                <w:szCs w:val="18"/>
-              </w:rPr>
-              <w:t>icon = triangle.ico</w:t>
-            </w:r>
-          </w:p>
-          <w:p>
-            <w:pPr>
-              <w:rPr>
-                <w:rFonts w:ascii="Courier New" w:hAnsi="Courier New" w:cs="Courier New"/>
-                <w:sz w:val="18"/>
-                <w:szCs w:val="18"/>
-              </w:rPr>
-            </w:pPr>
-          </w:p>
-          <w:p>
-            <w:pPr>
-              <w:rPr>
-                <w:rFonts w:ascii="Courier New" w:hAnsi="Courier New" w:cs="Courier New"/>
-                <w:sz w:val="18"/>
-                <w:szCs w:val="18"/>
-              </w:rPr>
-            </w:pPr>
-            <w:r>
-              <w:rPr>
-                <w:rFonts w:ascii="Courier New" w:hAnsi="Courier New" w:cs="Courier New"/>
-                <w:sz w:val="18"/>
-                <w:szCs w:val="18"/>
-              </w:rPr>
-              <w:t>[signal 5]</w:t>
-            </w:r>
-          </w:p>
-          <w:p>
-            <w:pPr>
-              <w:rPr>
-                <w:rFonts w:ascii="Courier New" w:hAnsi="Courier New" w:cs="Courier New"/>
-                <w:sz w:val="18"/>
-                <w:szCs w:val="18"/>
-              </w:rPr>
-            </w:pPr>
-            <w:r>
-              <w:rPr>
-                <w:rFonts w:ascii="Courier New" w:hAnsi="Courier New" w:cs="Courier New"/>
-                <w:sz w:val="18"/>
-                <w:szCs w:val="18"/>
-              </w:rPr>
-              <w:t>name = hum press</w:t>
-            </w:r>
-          </w:p>
-          <w:p>
-            <w:pPr>
-              <w:rPr>
-                <w:rFonts w:ascii="Courier New" w:hAnsi="Courier New" w:cs="Courier New"/>
-                <w:sz w:val="18"/>
-                <w:szCs w:val="18"/>
-              </w:rPr>
-            </w:pPr>
-            <w:r>
-              <w:rPr>
-                <w:rFonts w:ascii="Courier New" w:hAnsi="Courier New" w:cs="Courier New"/>
-                <w:sz w:val="18"/>
-                <w:szCs w:val="18"/>
-              </w:rPr>
-              <w:t xml:space="preserve">data = </w:t>
-            </w:r>
-            <w:proofErr w:type="spellStart"/>
-            <w:r>
-              <w:rPr>
-                <w:rFonts w:ascii="Courier New" w:hAnsi="Courier New" w:cs="Courier New"/>
-                <w:sz w:val="18"/>
-                <w:szCs w:val="18"/>
-              </w:rPr>
-              <w:t>humanpressure.bin</w:t>
-            </w:r>
-            <w:proofErr w:type="spellEnd"/>
-          </w:p>
-          <w:p>
-            <w:r>
-              <w:rPr>
-                <w:rFonts w:ascii="Courier New" w:hAnsi="Courier New" w:cs="Courier New"/>
-                <w:sz w:val="18"/>
-                <w:szCs w:val="18"/>
-              </w:rPr>
-              <w:t>icon = humanpressure.ico</w:t>
-            </w:r>
-          </w:p>
-        </w:tc>
-      </w:tr>
-    </w:tbl>
-    <w:p/>
-    <w:p>
-      <w:pPr>
-        <w:rPr>
-          <w:i/>
-          <w:iCs/>
-        </w:rPr>
-      </w:pPr>
-    </w:p>
-    <w:p>
-      <w:pPr>
-        <w:rPr>
-          <w:b/>
-          <w:bCs/>
-        </w:rPr>
-      </w:pPr>
-      <w:proofErr w:type="spellStart"/>
-      <w:r>
-        <w:rPr>
-          <w:b/>
-          <w:bCs/>
-        </w:rPr>
-        <w:t>Algemeen</w:t>
-      </w:r>
-      <w:proofErr w:type="spellEnd"/>
-    </w:p>
-    <w:p>
-      <w:pPr>
-        <w:rPr>
-          <w:i/>
-          <w:iCs/>
-        </w:rPr>
-      </w:pPr>
-    </w:p>
-    <w:p>
-      <w:pPr>
-        <w:ind w:left="284"/>
-        <w:rPr>
-          <w:i/>
-          <w:iCs/>
-        </w:rPr>
-      </w:pPr>
-      <w:r>
-        <w:rPr>
-          <w:i/>
-          <w:iCs/>
-        </w:rPr>
-        <w:t>default</w:t>
-      </w:r>
-    </w:p>
-    <w:p>
-      <w:pPr>
-        <w:ind w:left="284"/>
-        <w:rPr>
-          <w:b/>
-          <w:bCs/>
-        </w:rPr>
-      </w:pPr>
-    </w:p>
-    <w:p>
-      <w:pPr>
-        <w:ind w:left="284"/>
+      <w:pPr>
         <w:jc w:val="both"/>
       </w:pPr>
-      <w:r>
-        <w:t xml:space="preserve">This is the standard signal that is used when the application is started. It should be between 1 and 5 and referenced to the signal x section of the *.INI file. </w:t>
-      </w:r>
-    </w:p>
-    <w:p>
-      <w:pPr>
-        <w:ind w:left="284"/>
-        <w:jc w:val="both"/>
-      </w:pPr>
-    </w:p>
-    <w:p>
-      <w:pPr>
-        <w:ind w:left="284"/>
-        <w:jc w:val="both"/>
-      </w:pPr>
-      <w:proofErr w:type="spellStart"/>
-      <w:r>
-        <w:rPr>
-          <w:i/>
-          <w:iCs/>
-        </w:rPr>
-        <w:t>updateTime</w:t>
-      </w:r>
-      <w:proofErr w:type="spellEnd"/>
-    </w:p>
-    <w:p>
-      <w:pPr>
-        <w:ind w:left="284"/>
-        <w:jc w:val="both"/>
-      </w:pPr>
-    </w:p>
-    <w:p>
-      <w:pPr>
-        <w:ind w:left="284"/>
-        <w:jc w:val="both"/>
-      </w:pPr>
-      <w:r>
-        <w:t xml:space="preserve">This is the time (in </w:t>
-      </w:r>
-      <w:proofErr w:type="spellStart"/>
-      <w:r>
-        <w:t>ms</w:t>
-      </w:r>
-      <w:proofErr w:type="spellEnd"/>
-      <w:r>
-        <w:t>) a new value is written to the pump. In the “</w:t>
-      </w:r>
-      <w:proofErr w:type="spellStart"/>
-      <w:r>
-        <w:t>vasculair</w:t>
-      </w:r>
-      <w:proofErr w:type="spellEnd"/>
-      <w:r>
-        <w:t xml:space="preserve"> application” this was 10 </w:t>
-      </w:r>
-      <w:proofErr w:type="spellStart"/>
-      <w:r>
-        <w:t>ms</w:t>
-      </w:r>
-      <w:proofErr w:type="spellEnd"/>
-      <w:r>
-        <w:t xml:space="preserve"> and was not changeable by the user. In </w:t>
-      </w:r>
-      <w:proofErr w:type="spellStart"/>
-      <w:r>
-        <w:t>controlPump</w:t>
-      </w:r>
-      <w:proofErr w:type="spellEnd"/>
-      <w:r>
-        <w:t xml:space="preserve">, the best setting is also 10 </w:t>
-      </w:r>
-      <w:proofErr w:type="spellStart"/>
-      <w:r>
-        <w:t>ms.</w:t>
-      </w:r>
-      <w:proofErr w:type="spellEnd"/>
-      <w:r>
-        <w:t xml:space="preserve"> On fast computers or to get a higher accuracy a smaller value can be chosen, on slow computer or for less accuracy, higher values can be set</w:t>
-      </w:r>
-    </w:p>
-    <w:p>
-      <w:pPr>
-        <w:jc w:val="both"/>
-      </w:pPr>
-    </w:p>
-    <w:p>
-      <w:pPr>
-        <w:jc w:val="both"/>
-        <w:rPr>
-          <w:b/>
-          <w:bCs/>
-        </w:rPr>
-      </w:pPr>
-      <w:r>
-        <w:rPr>
-          <w:b/>
-          <w:bCs/>
-        </w:rPr>
-        <w:t>hardware</w:t>
-      </w:r>
-    </w:p>
-    <w:p>
-      <w:pPr>
-        <w:jc w:val="both"/>
-        <w:rPr>
-          <w:i/>
-          <w:iCs/>
-        </w:rPr>
-      </w:pPr>
-    </w:p>
-    <w:p>
-      <w:pPr>
-        <w:ind w:firstLine="284"/>
-        <w:jc w:val="both"/>
-        <w:rPr>
-          <w:i/>
-          <w:iCs/>
-        </w:rPr>
-      </w:pPr>
-      <w:r>
-        <w:rPr>
-          <w:i/>
-          <w:iCs/>
-        </w:rPr>
-        <w:t>address</w:t>
-      </w:r>
-    </w:p>
-    <w:p>
-      <w:pPr>
-        <w:ind w:firstLine="284"/>
-        <w:jc w:val="both"/>
-        <w:rPr>
-          <w:i/>
-          <w:iCs/>
-        </w:rPr>
-      </w:pPr>
-    </w:p>
-    <w:p>
-      <w:pPr>
-        <w:ind w:left="284"/>
-        <w:jc w:val="both"/>
-      </w:pPr>
-      <w:r>
-        <w:lastRenderedPageBreak/>
-        <w:t xml:space="preserve">used to know which port is used to control the pump. For the </w:t>
-      </w:r>
-      <w:proofErr w:type="spellStart"/>
-      <w:r>
-        <w:t>lifetec</w:t>
-      </w:r>
-      <w:proofErr w:type="spellEnd"/>
-      <w:r>
-        <w:t xml:space="preserve"> gear pump this should be “USB0” or “USB1”</w:t>
-      </w:r>
-    </w:p>
-    <w:p>
-      <w:pPr>
-        <w:ind w:left="284"/>
-        <w:jc w:val="both"/>
-      </w:pPr>
-    </w:p>
-    <w:p>
-      <w:pPr>
-        <w:ind w:left="284"/>
-        <w:jc w:val="both"/>
-      </w:pPr>
-      <w:r>
-        <w:rPr>
-          <w:i/>
-          <w:iCs/>
-        </w:rPr>
-        <w:t>device</w:t>
-      </w:r>
-    </w:p>
-    <w:p>
-      <w:pPr>
-        <w:ind w:left="284"/>
-        <w:jc w:val="both"/>
-      </w:pPr>
-    </w:p>
-    <w:p>
-      <w:pPr>
-        <w:ind w:left="284"/>
-        <w:jc w:val="both"/>
-      </w:pPr>
-      <w:r>
-        <w:t xml:space="preserve">Which pump is used. Currently only the </w:t>
-      </w:r>
-      <w:proofErr w:type="spellStart"/>
-      <w:r>
-        <w:t>lifetec</w:t>
-      </w:r>
-      <w:proofErr w:type="spellEnd"/>
-      <w:r>
-        <w:t xml:space="preserve"> gear pump is supported. This is a pump that internally use the EPOS 2 control and therefore, this setting should be always “epos2motor”</w:t>
-      </w:r>
-    </w:p>
-    <w:p>
-      <w:pPr>
-        <w:ind w:left="284"/>
-        <w:jc w:val="both"/>
-      </w:pPr>
-    </w:p>
-    <w:p>
-      <w:pPr>
-        <w:ind w:left="284"/>
-        <w:jc w:val="both"/>
-      </w:pPr>
-      <w:proofErr w:type="spellStart"/>
-      <w:r>
-        <w:rPr>
-          <w:i/>
-          <w:iCs/>
-        </w:rPr>
-        <w:t>Conversionfactor</w:t>
-      </w:r>
-      <w:proofErr w:type="spellEnd"/>
-    </w:p>
-    <w:p>
-      <w:pPr>
-        <w:ind w:left="284"/>
-        <w:jc w:val="both"/>
-      </w:pPr>
-    </w:p>
-    <w:p>
-      <w:pPr>
-        <w:ind w:left="284"/>
-        <w:jc w:val="both"/>
-      </w:pPr>
-      <w:r>
-        <w:t xml:space="preserve">The pump is controlled by the number of rotations per minute (rpm). However, the user wants to set the flow in liters per minute. There is a linear relationship between the flow and the number of rotations. A value of 1250 (which is a standard value for the </w:t>
-      </w:r>
-      <w:proofErr w:type="spellStart"/>
-      <w:r>
-        <w:t>lifetec</w:t>
-      </w:r>
-      <w:proofErr w:type="spellEnd"/>
-      <w:r>
-        <w:t xml:space="preserve"> gear pump) means a flow of 1 </w:t>
-      </w:r>
-      <w:proofErr w:type="spellStart"/>
-      <w:r>
-        <w:t>ltr</w:t>
-      </w:r>
-      <w:proofErr w:type="spellEnd"/>
-      <w:r>
-        <w:t>/min is 1250 r</w:t>
-      </w:r>
-      <w:r>
-        <w:t>pm</w:t>
-      </w:r>
-    </w:p>
-    <w:p>
-      <w:pPr>
-        <w:ind w:left="284"/>
-        <w:jc w:val="both"/>
-      </w:pPr>
-    </w:p>
-    <w:p>
-      <w:pPr>
-        <w:jc w:val="both"/>
-      </w:pPr>
-      <w:r>
-        <w:rPr>
-          <w:b/>
-          <w:bCs/>
-        </w:rPr>
-        <w:t>signal-x</w:t>
-      </w:r>
-    </w:p>
-    <w:p>
-      <w:pPr>
-        <w:jc w:val="both"/>
-      </w:pPr>
-    </w:p>
-    <w:p>
-      <w:pPr>
-        <w:jc w:val="both"/>
-      </w:pPr>
-      <w:r>
-        <w:t xml:space="preserve">In the signal sections the properties of the signals can be set. </w:t>
-      </w:r>
-    </w:p>
-    <w:p>
-      <w:pPr>
-        <w:jc w:val="both"/>
-      </w:pPr>
-    </w:p>
-    <w:p>
-      <w:pPr>
-        <w:jc w:val="both"/>
-      </w:pPr>
-      <w:r>
-        <w:tab/>
-      </w:r>
-      <w:r>
-        <w:rPr>
-          <w:i/>
-          <w:iCs/>
-        </w:rPr>
-        <w:t>name</w:t>
-      </w:r>
-    </w:p>
-    <w:p>
-      <w:pPr>
-        <w:jc w:val="both"/>
-      </w:pPr>
-    </w:p>
-    <w:p>
-      <w:pPr>
-        <w:ind w:left="284"/>
-        <w:jc w:val="both"/>
-      </w:pPr>
-      <w:r>
-        <w:t>The name of the signal as it appears in the edit menu and in the toolbar. Can be anything but best is to use a name that describes the signal</w:t>
-      </w:r>
-    </w:p>
-    <w:p>
-      <w:pPr>
-        <w:ind w:left="284"/>
-        <w:jc w:val="both"/>
-      </w:pPr>
-    </w:p>
-    <w:p>
-      <w:pPr>
-        <w:ind w:left="284"/>
-        <w:jc w:val="both"/>
-        <w:rPr>
-          <w:i/>
-          <w:iCs/>
-        </w:rPr>
-      </w:pPr>
-      <w:r>
-        <w:rPr>
-          <w:i/>
-          <w:iCs/>
-        </w:rPr>
-        <w:t>Data</w:t>
-      </w:r>
-    </w:p>
-    <w:p>
-      <w:pPr>
-        <w:ind w:left="284"/>
-        <w:jc w:val="both"/>
-        <w:rPr>
-          <w:i/>
-          <w:iCs/>
-        </w:rPr>
-      </w:pPr>
-    </w:p>
-    <w:p>
-      <w:pPr>
-        <w:ind w:left="284"/>
-        <w:jc w:val="both"/>
-      </w:pPr>
-      <w:r>
-        <w:t xml:space="preserve">The name of the data-file that contains the signal (see chapter </w:t>
-      </w:r>
-      <w:r>
-        <w:rPr>
-          <w:b/>
-          <w:bCs/>
-        </w:rPr>
-        <w:t>signals</w:t>
-      </w:r>
-      <w:r>
-        <w:t xml:space="preserve">). </w:t>
-      </w:r>
-      <w:r>
-        <w:t>Best practice is t</w:t>
-      </w:r>
-      <w:r>
-        <w:t>o place the data-file in the same folder as the application. If not, the full path should be given.</w:t>
-      </w:r>
-    </w:p>
-    <w:p>
-      <w:pPr>
-        <w:ind w:left="284"/>
-        <w:jc w:val="both"/>
-      </w:pPr>
-    </w:p>
-    <w:p>
-      <w:pPr>
-        <w:ind w:left="284"/>
-        <w:jc w:val="both"/>
-        <w:rPr>
-          <w:i/>
-          <w:iCs/>
-        </w:rPr>
-      </w:pPr>
-      <w:r>
-        <w:rPr>
-          <w:i/>
-          <w:iCs/>
-        </w:rPr>
-        <w:t xml:space="preserve">Icon </w:t>
-      </w:r>
-    </w:p>
-    <w:p>
-      <w:pPr>
-        <w:ind w:left="284"/>
-        <w:jc w:val="both"/>
-        <w:rPr>
-          <w:i/>
-          <w:iCs/>
-        </w:rPr>
-      </w:pPr>
-    </w:p>
-    <w:p>
-      <w:pPr>
-        <w:ind w:left="284"/>
-        <w:jc w:val="both"/>
-      </w:pPr>
-      <w:r>
-        <w:t>The name of the icon-fil</w:t>
-      </w:r>
-      <w:r>
-        <w:t xml:space="preserve">e that is used. Generating a signal with the </w:t>
-      </w:r>
-      <w:proofErr w:type="spellStart"/>
-      <w:r>
-        <w:t>matlab</w:t>
-      </w:r>
-      <w:proofErr w:type="spellEnd"/>
-      <w:r>
-        <w:t xml:space="preserve"> application (see chapter </w:t>
-      </w:r>
-      <w:r>
-        <w:rPr>
-          <w:b/>
-          <w:bCs/>
-        </w:rPr>
-        <w:t>signals)</w:t>
-      </w:r>
-      <w:r>
-        <w:t xml:space="preserve"> generates also an icon file. This icon is visible in the toolbar. As for the data file, the best practice </w:t>
-      </w:r>
-      <w:r>
-        <w:t xml:space="preserve">is to </w:t>
-      </w:r>
-      <w:r>
-        <w:t>store the icon file in the same location as the application, else the full path should be used</w:t>
-      </w:r>
     </w:p>
     <w:p>
       <w:pPr>
@@ -2947,7 +930,7 @@
 </file>
 
 <file path=word/endnotes.xml><?xml version="1.0" encoding="utf-8"?>
-<w:endnotes xmlns:wpc="http://schemas.microsoft.com/office/word/2010/wordprocessingCanvas" xmlns:cx="http://schemas.microsoft.com/office/drawing/2014/chartex" xmlns:cx1="http://schemas.microsoft.com/office/drawing/2015/9/8/chartex" xmlns:cx2="http://schemas.microsoft.com/office/drawing/2015/10/21/chartex" xmlns:cx3="http://schemas.microsoft.com/office/drawing/2016/5/9/chartex" xmlns:cx4="http://schemas.microsoft.com/office/drawing/2016/5/10/chartex" xmlns:cx5="http://schemas.microsoft.com/office/drawing/2016/5/11/chartex" xmlns:cx6="http://schemas.microsoft.com/office/drawing/2016/5/12/chartex" xmlns:cx7="http://schemas.microsoft.com/office/drawing/2016/5/13/chartex" xmlns:cx8="http://schemas.microsoft.com/office/drawing/2016/5/14/chartex" xmlns:mc="http://schemas.openxmlformats.org/markup-compatibility/2006" xmlns:aink="http://schemas.microsoft.com/office/drawing/2016/ink" xmlns:am3d="http://schemas.microsoft.com/office/drawing/2017/model3d" xmlns:o="urn:schemas-microsoft-com:office:office" xmlns:oel="http://schemas.microsoft.com/office/2019/extlst" xmlns:r="http://schemas.openxmlformats.org/officeDocument/2006/relationships" xmlns:m="http://schemas.openxmlformats.org/officeDocument/2006/math" xmlns:v="urn:schemas-microsoft-com:vml" xmlns:wp14="http://schemas.microsoft.com/office/word/2010/wordprocessingDrawing" xmlns:wp="http://schemas.openxmlformats.org/drawingml/2006/wordprocessingDrawing" xmlns:w10="urn:schemas-microsoft-com:office:word" xmlns:w="http://schemas.openxmlformats.org/wordprocessingml/2006/main" xmlns:w14="http://schemas.microsoft.com/office/word/2010/wordml" xmlns:w15="http://schemas.microsoft.com/office/word/2012/wordml" xmlns:w16cex="http://schemas.microsoft.com/office/word/2018/wordml/cex" xmlns:w16cid="http://schemas.microsoft.com/office/word/2016/wordml/cid" xmlns:w16="http://schemas.microsoft.com/office/word/2018/wordml" xmlns:w16du="http://schemas.microsoft.com/office/word/2023/wordml/word16du" xmlns:w16sdtdh="http://schemas.microsoft.com/office/word/2020/wordml/sdtdatahash" xmlns:w16sdtfl="http://schemas.microsoft.com/office/word/2024/wordml/sdtformatlock" xmlns:w16se="http://schemas.microsoft.com/office/word/2015/wordml/symex" xmlns:wpg="http://schemas.microsoft.com/office/word/2010/wordprocessingGroup" xmlns:wpi="http://schemas.microsoft.com/office/word/2010/wordprocessingInk" xmlns:wne="http://schemas.microsoft.com/office/word/2006/wordml" xmlns:wps="http://schemas.microsoft.com/office/word/2010/wordprocessingShape" mc:Ignorable="w14 w15 w16se w16cid w16 w16cex w16sdtdh w16sdtfl w16du wp14">
+<w:endnotes xmlns:wpc="http://schemas.microsoft.com/office/word/2010/wordprocessingCanvas" xmlns:cx="http://schemas.microsoft.com/office/drawing/2014/chartex" xmlns:cx1="http://schemas.microsoft.com/office/drawing/2015/9/8/chartex" xmlns:cx2="http://schemas.microsoft.com/office/drawing/2015/10/21/chartex" xmlns:cx3="http://schemas.microsoft.com/office/drawing/2016/5/9/chartex" xmlns:cx4="http://schemas.microsoft.com/office/drawing/2016/5/10/chartex" xmlns:cx5="http://schemas.microsoft.com/office/drawing/2016/5/11/chartex" xmlns:cx6="http://schemas.microsoft.com/office/drawing/2016/5/12/chartex" xmlns:cx7="http://schemas.microsoft.com/office/drawing/2016/5/13/chartex" xmlns:cx8="http://schemas.microsoft.com/office/drawing/2016/5/14/chartex" xmlns:mc="http://schemas.openxmlformats.org/markup-compatibility/2006" xmlns:m="http://schemas.openxmlformats.org/officeDocument/2006/math" xmlns:aink="http://schemas.microsoft.com/office/drawing/2016/ink" xmlns:am3d="http://schemas.microsoft.com/office/drawing/2017/model3d" xmlns:oel="http://schemas.microsoft.com/office/2019/extlst" xmlns:r="http://schemas.openxmlformats.org/officeDocument/2006/relationships" xmlns:wp14="http://schemas.microsoft.com/office/word/2010/wordprocessingDrawing" xmlns:wp="http://schemas.openxmlformats.org/drawingml/2006/wordprocessingDrawing" xmlns:wpg="http://schemas.microsoft.com/office/word/2010/wordprocessingGroup" xmlns:wpi="http://schemas.microsoft.com/office/word/2010/wordprocessingInk" xmlns:wps="http://schemas.microsoft.com/office/word/2010/wordprocessingShape" xmlns:o="urn:schemas-microsoft-com:office:office" xmlns:v="urn:schemas-microsoft-com:vml" xmlns:w10="urn:schemas-microsoft-com:office:word" xmlns:w="http://schemas.openxmlformats.org/wordprocessingml/2006/main" xmlns:w14="http://schemas.microsoft.com/office/word/2010/wordml" xmlns:w15="http://schemas.microsoft.com/office/word/2012/wordml" xmlns:w16cex="http://schemas.microsoft.com/office/word/2018/wordml/cex" xmlns:w16cid="http://schemas.microsoft.com/office/word/2016/wordml/cid" xmlns:w16="http://schemas.microsoft.com/office/word/2018/wordml" xmlns:w16sdtdh="http://schemas.microsoft.com/office/word/2020/wordml/sdtdatahash" xmlns:w16sdtfl="http://schemas.microsoft.com/office/word/2024/wordml/sdtformatlock" xmlns:w16se="http://schemas.microsoft.com/office/word/2015/wordml/symex" xmlns:w16du="http://schemas.microsoft.com/office/word/2023/wordml/word16du" xmlns:wne="http://schemas.microsoft.com/office/word/2006/wordml" mc:Ignorable="w14 w15 w16se w16cid w16 w16cex w16sdtdh w16sdtfl w16du wp14">
   <w:endnote w:type="separator" w:id="-1">
     <w:p>
       <w:r>
@@ -2969,7 +952,7 @@
 </file>
 
 <file path=word/footer1.xml><?xml version="1.0" encoding="utf-8"?>
-<w:ftr xmlns:wpc="http://schemas.microsoft.com/office/word/2010/wordprocessingCanvas" xmlns:cx="http://schemas.microsoft.com/office/drawing/2014/chartex" xmlns:cx1="http://schemas.microsoft.com/office/drawing/2015/9/8/chartex" xmlns:cx2="http://schemas.microsoft.com/office/drawing/2015/10/21/chartex" xmlns:cx3="http://schemas.microsoft.com/office/drawing/2016/5/9/chartex" xmlns:cx4="http://schemas.microsoft.com/office/drawing/2016/5/10/chartex" xmlns:cx5="http://schemas.microsoft.com/office/drawing/2016/5/11/chartex" xmlns:cx6="http://schemas.microsoft.com/office/drawing/2016/5/12/chartex" xmlns:cx7="http://schemas.microsoft.com/office/drawing/2016/5/13/chartex" xmlns:cx8="http://schemas.microsoft.com/office/drawing/2016/5/14/chartex" xmlns:mc="http://schemas.openxmlformats.org/markup-compatibility/2006" xmlns:aink="http://schemas.microsoft.com/office/drawing/2016/ink" xmlns:am3d="http://schemas.microsoft.com/office/drawing/2017/model3d" xmlns:o="urn:schemas-microsoft-com:office:office" xmlns:oel="http://schemas.microsoft.com/office/2019/extlst" xmlns:r="http://schemas.openxmlformats.org/officeDocument/2006/relationships" xmlns:m="http://schemas.openxmlformats.org/officeDocument/2006/math" xmlns:v="urn:schemas-microsoft-com:vml" xmlns:wp14="http://schemas.microsoft.com/office/word/2010/wordprocessingDrawing" xmlns:wp="http://schemas.openxmlformats.org/drawingml/2006/wordprocessingDrawing" xmlns:w10="urn:schemas-microsoft-com:office:word" xmlns:w="http://schemas.openxmlformats.org/wordprocessingml/2006/main" xmlns:w14="http://schemas.microsoft.com/office/word/2010/wordml" xmlns:w15="http://schemas.microsoft.com/office/word/2012/wordml" xmlns:w16cex="http://schemas.microsoft.com/office/word/2018/wordml/cex" xmlns:w16cid="http://schemas.microsoft.com/office/word/2016/wordml/cid" xmlns:w16="http://schemas.microsoft.com/office/word/2018/wordml" xmlns:w16du="http://schemas.microsoft.com/office/word/2023/wordml/word16du" xmlns:w16sdtdh="http://schemas.microsoft.com/office/word/2020/wordml/sdtdatahash" xmlns:w16sdtfl="http://schemas.microsoft.com/office/word/2024/wordml/sdtformatlock" xmlns:w16se="http://schemas.microsoft.com/office/word/2015/wordml/symex" xmlns:wpg="http://schemas.microsoft.com/office/word/2010/wordprocessingGroup" xmlns:wpi="http://schemas.microsoft.com/office/word/2010/wordprocessingInk" xmlns:wne="http://schemas.microsoft.com/office/word/2006/wordml" xmlns:wps="http://schemas.microsoft.com/office/word/2010/wordprocessingShape" mc:Ignorable="w14 w15 w16se w16cid w16 w16cex w16sdtdh w16sdtfl w16du wp14">
+<w:ftr xmlns:wpc="http://schemas.microsoft.com/office/word/2010/wordprocessingCanvas" xmlns:cx="http://schemas.microsoft.com/office/drawing/2014/chartex" xmlns:cx1="http://schemas.microsoft.com/office/drawing/2015/9/8/chartex" xmlns:cx2="http://schemas.microsoft.com/office/drawing/2015/10/21/chartex" xmlns:cx3="http://schemas.microsoft.com/office/drawing/2016/5/9/chartex" xmlns:cx4="http://schemas.microsoft.com/office/drawing/2016/5/10/chartex" xmlns:cx5="http://schemas.microsoft.com/office/drawing/2016/5/11/chartex" xmlns:cx6="http://schemas.microsoft.com/office/drawing/2016/5/12/chartex" xmlns:cx7="http://schemas.microsoft.com/office/drawing/2016/5/13/chartex" xmlns:cx8="http://schemas.microsoft.com/office/drawing/2016/5/14/chartex" xmlns:mc="http://schemas.openxmlformats.org/markup-compatibility/2006" xmlns:m="http://schemas.openxmlformats.org/officeDocument/2006/math" xmlns:aink="http://schemas.microsoft.com/office/drawing/2016/ink" xmlns:am3d="http://schemas.microsoft.com/office/drawing/2017/model3d" xmlns:oel="http://schemas.microsoft.com/office/2019/extlst" xmlns:r="http://schemas.openxmlformats.org/officeDocument/2006/relationships" xmlns:wp14="http://schemas.microsoft.com/office/word/2010/wordprocessingDrawing" xmlns:wp="http://schemas.openxmlformats.org/drawingml/2006/wordprocessingDrawing" xmlns:wpg="http://schemas.microsoft.com/office/word/2010/wordprocessingGroup" xmlns:wpi="http://schemas.microsoft.com/office/word/2010/wordprocessingInk" xmlns:wps="http://schemas.microsoft.com/office/word/2010/wordprocessingShape" xmlns:o="urn:schemas-microsoft-com:office:office" xmlns:v="urn:schemas-microsoft-com:vml" xmlns:w10="urn:schemas-microsoft-com:office:word" xmlns:w="http://schemas.openxmlformats.org/wordprocessingml/2006/main" xmlns:w14="http://schemas.microsoft.com/office/word/2010/wordml" xmlns:w15="http://schemas.microsoft.com/office/word/2012/wordml" xmlns:w16cex="http://schemas.microsoft.com/office/word/2018/wordml/cex" xmlns:w16cid="http://schemas.microsoft.com/office/word/2016/wordml/cid" xmlns:w16="http://schemas.microsoft.com/office/word/2018/wordml" xmlns:w16sdtdh="http://schemas.microsoft.com/office/word/2020/wordml/sdtdatahash" xmlns:w16sdtfl="http://schemas.microsoft.com/office/word/2024/wordml/sdtformatlock" xmlns:w16se="http://schemas.microsoft.com/office/word/2015/wordml/symex" xmlns:w16du="http://schemas.microsoft.com/office/word/2023/wordml/word16du" xmlns:wne="http://schemas.microsoft.com/office/word/2006/wordml" mc:Ignorable="w14 w15 w16se w16cid w16 w16cex w16sdtdh w16sdtfl w16du wp14">
   <w:p>
     <w:pPr>
       <w:pStyle w:val="Footer"/>
@@ -3027,7 +1010,7 @@
                   </a:prstGeom>
                   <a:extLst>
                     <a:ext uri="{FAA26D3D-D897-4be2-8F04-BA451C77F1D7}">
-                      <ma14:placeholderFlag xmlns:arto="http://schemas.microsoft.com/office/word/2006/arto" xmlns="" xmlns:mo="http://schemas.microsoft.com/office/mac/office/2008/main" xmlns:mv="urn:schemas-microsoft-com:mac:vml" xmlns:o="urn:schemas-microsoft-com:office:office" xmlns:v="urn:schemas-microsoft-com:vml" xmlns:w10="urn:schemas-microsoft-com:office:word" xmlns:w="http://schemas.openxmlformats.org/wordprocessingml/2006/main" xmlns:ma14="http://schemas.microsoft.com/office/mac/drawingml/2011/main"/>
+                      <ma14:placeholderFlag xmlns:ma14="http://schemas.microsoft.com/office/mac/drawingml/2011/main" xmlns:w="http://schemas.openxmlformats.org/wordprocessingml/2006/main" xmlns:w10="urn:schemas-microsoft-com:office:word" xmlns:v="urn:schemas-microsoft-com:vml" xmlns:o="urn:schemas-microsoft-com:office:office" xmlns:mv="urn:schemas-microsoft-com:mac:vml" xmlns:mo="http://schemas.microsoft.com/office/mac/office/2008/main" xmlns="" xmlns:arto="http://schemas.microsoft.com/office/word/2006/arto"/>
                     </a:ext>
                   </a:extLst>
                 </pic:spPr>
@@ -3267,7 +1250,7 @@
 </file>
 
 <file path=word/footnotes.xml><?xml version="1.0" encoding="utf-8"?>
-<w:footnotes xmlns:wpc="http://schemas.microsoft.com/office/word/2010/wordprocessingCanvas" xmlns:cx="http://schemas.microsoft.com/office/drawing/2014/chartex" xmlns:cx1="http://schemas.microsoft.com/office/drawing/2015/9/8/chartex" xmlns:cx2="http://schemas.microsoft.com/office/drawing/2015/10/21/chartex" xmlns:cx3="http://schemas.microsoft.com/office/drawing/2016/5/9/chartex" xmlns:cx4="http://schemas.microsoft.com/office/drawing/2016/5/10/chartex" xmlns:cx5="http://schemas.microsoft.com/office/drawing/2016/5/11/chartex" xmlns:cx6="http://schemas.microsoft.com/office/drawing/2016/5/12/chartex" xmlns:cx7="http://schemas.microsoft.com/office/drawing/2016/5/13/chartex" xmlns:cx8="http://schemas.microsoft.com/office/drawing/2016/5/14/chartex" xmlns:mc="http://schemas.openxmlformats.org/markup-compatibility/2006" xmlns:aink="http://schemas.microsoft.com/office/drawing/2016/ink" xmlns:am3d="http://schemas.microsoft.com/office/drawing/2017/model3d" xmlns:o="urn:schemas-microsoft-com:office:office" xmlns:oel="http://schemas.microsoft.com/office/2019/extlst" xmlns:r="http://schemas.openxmlformats.org/officeDocument/2006/relationships" xmlns:m="http://schemas.openxmlformats.org/officeDocument/2006/math" xmlns:v="urn:schemas-microsoft-com:vml" xmlns:wp14="http://schemas.microsoft.com/office/word/2010/wordprocessingDrawing" xmlns:wp="http://schemas.openxmlformats.org/drawingml/2006/wordprocessingDrawing" xmlns:w10="urn:schemas-microsoft-com:office:word" xmlns:w="http://schemas.openxmlformats.org/wordprocessingml/2006/main" xmlns:w14="http://schemas.microsoft.com/office/word/2010/wordml" xmlns:w15="http://schemas.microsoft.com/office/word/2012/wordml" xmlns:w16cex="http://schemas.microsoft.com/office/word/2018/wordml/cex" xmlns:w16cid="http://schemas.microsoft.com/office/word/2016/wordml/cid" xmlns:w16="http://schemas.microsoft.com/office/word/2018/wordml" xmlns:w16du="http://schemas.microsoft.com/office/word/2023/wordml/word16du" xmlns:w16sdtdh="http://schemas.microsoft.com/office/word/2020/wordml/sdtdatahash" xmlns:w16sdtfl="http://schemas.microsoft.com/office/word/2024/wordml/sdtformatlock" xmlns:w16se="http://schemas.microsoft.com/office/word/2015/wordml/symex" xmlns:wpg="http://schemas.microsoft.com/office/word/2010/wordprocessingGroup" xmlns:wpi="http://schemas.microsoft.com/office/word/2010/wordprocessingInk" xmlns:wne="http://schemas.microsoft.com/office/word/2006/wordml" xmlns:wps="http://schemas.microsoft.com/office/word/2010/wordprocessingShape" mc:Ignorable="w14 w15 w16se w16cid w16 w16cex w16sdtdh w16sdtfl w16du wp14">
+<w:footnotes xmlns:wpc="http://schemas.microsoft.com/office/word/2010/wordprocessingCanvas" xmlns:cx="http://schemas.microsoft.com/office/drawing/2014/chartex" xmlns:cx1="http://schemas.microsoft.com/office/drawing/2015/9/8/chartex" xmlns:cx2="http://schemas.microsoft.com/office/drawing/2015/10/21/chartex" xmlns:cx3="http://schemas.microsoft.com/office/drawing/2016/5/9/chartex" xmlns:cx4="http://schemas.microsoft.com/office/drawing/2016/5/10/chartex" xmlns:cx5="http://schemas.microsoft.com/office/drawing/2016/5/11/chartex" xmlns:cx6="http://schemas.microsoft.com/office/drawing/2016/5/12/chartex" xmlns:cx7="http://schemas.microsoft.com/office/drawing/2016/5/13/chartex" xmlns:cx8="http://schemas.microsoft.com/office/drawing/2016/5/14/chartex" xmlns:mc="http://schemas.openxmlformats.org/markup-compatibility/2006" xmlns:m="http://schemas.openxmlformats.org/officeDocument/2006/math" xmlns:aink="http://schemas.microsoft.com/office/drawing/2016/ink" xmlns:am3d="http://schemas.microsoft.com/office/drawing/2017/model3d" xmlns:oel="http://schemas.microsoft.com/office/2019/extlst" xmlns:r="http://schemas.openxmlformats.org/officeDocument/2006/relationships" xmlns:wp14="http://schemas.microsoft.com/office/word/2010/wordprocessingDrawing" xmlns:wp="http://schemas.openxmlformats.org/drawingml/2006/wordprocessingDrawing" xmlns:wpg="http://schemas.microsoft.com/office/word/2010/wordprocessingGroup" xmlns:wpi="http://schemas.microsoft.com/office/word/2010/wordprocessingInk" xmlns:wps="http://schemas.microsoft.com/office/word/2010/wordprocessingShape" xmlns:o="urn:schemas-microsoft-com:office:office" xmlns:v="urn:schemas-microsoft-com:vml" xmlns:w10="urn:schemas-microsoft-com:office:word" xmlns:w="http://schemas.openxmlformats.org/wordprocessingml/2006/main" xmlns:w14="http://schemas.microsoft.com/office/word/2010/wordml" xmlns:w15="http://schemas.microsoft.com/office/word/2012/wordml" xmlns:w16cex="http://schemas.microsoft.com/office/word/2018/wordml/cex" xmlns:w16cid="http://schemas.microsoft.com/office/word/2016/wordml/cid" xmlns:w16="http://schemas.microsoft.com/office/word/2018/wordml" xmlns:w16sdtdh="http://schemas.microsoft.com/office/word/2020/wordml/sdtdatahash" xmlns:w16sdtfl="http://schemas.microsoft.com/office/word/2024/wordml/sdtformatlock" xmlns:w16se="http://schemas.microsoft.com/office/word/2015/wordml/symex" xmlns:w16du="http://schemas.microsoft.com/office/word/2023/wordml/word16du" xmlns:wne="http://schemas.microsoft.com/office/word/2006/wordml" mc:Ignorable="w14 w15 w16se w16cid w16 w16cex w16sdtdh w16sdtfl w16du wp14">
   <w:footnote w:type="separator" w:id="-1">
     <w:p>
       <w:r>
@@ -3289,7 +1272,7 @@
 </file>
 
 <file path=word/header1.xml><?xml version="1.0" encoding="utf-8"?>
-<w:hdr xmlns:wpc="http://schemas.microsoft.com/office/word/2010/wordprocessingCanvas" xmlns:cx="http://schemas.microsoft.com/office/drawing/2014/chartex" xmlns:cx1="http://schemas.microsoft.com/office/drawing/2015/9/8/chartex" xmlns:cx2="http://schemas.microsoft.com/office/drawing/2015/10/21/chartex" xmlns:cx3="http://schemas.microsoft.com/office/drawing/2016/5/9/chartex" xmlns:cx4="http://schemas.microsoft.com/office/drawing/2016/5/10/chartex" xmlns:cx5="http://schemas.microsoft.com/office/drawing/2016/5/11/chartex" xmlns:cx6="http://schemas.microsoft.com/office/drawing/2016/5/12/chartex" xmlns:cx7="http://schemas.microsoft.com/office/drawing/2016/5/13/chartex" xmlns:cx8="http://schemas.microsoft.com/office/drawing/2016/5/14/chartex" xmlns:mc="http://schemas.openxmlformats.org/markup-compatibility/2006" xmlns:aink="http://schemas.microsoft.com/office/drawing/2016/ink" xmlns:am3d="http://schemas.microsoft.com/office/drawing/2017/model3d" xmlns:o="urn:schemas-microsoft-com:office:office" xmlns:oel="http://schemas.microsoft.com/office/2019/extlst" xmlns:r="http://schemas.openxmlformats.org/officeDocument/2006/relationships" xmlns:m="http://schemas.openxmlformats.org/officeDocument/2006/math" xmlns:v="urn:schemas-microsoft-com:vml" xmlns:wp14="http://schemas.microsoft.com/office/word/2010/wordprocessingDrawing" xmlns:wp="http://schemas.openxmlformats.org/drawingml/2006/wordprocessingDrawing" xmlns:w10="urn:schemas-microsoft-com:office:word" xmlns:w="http://schemas.openxmlformats.org/wordprocessingml/2006/main" xmlns:w14="http://schemas.microsoft.com/office/word/2010/wordml" xmlns:w15="http://schemas.microsoft.com/office/word/2012/wordml" xmlns:w16cex="http://schemas.microsoft.com/office/word/2018/wordml/cex" xmlns:w16cid="http://schemas.microsoft.com/office/word/2016/wordml/cid" xmlns:w16="http://schemas.microsoft.com/office/word/2018/wordml" xmlns:w16du="http://schemas.microsoft.com/office/word/2023/wordml/word16du" xmlns:w16sdtdh="http://schemas.microsoft.com/office/word/2020/wordml/sdtdatahash" xmlns:w16sdtfl="http://schemas.microsoft.com/office/word/2024/wordml/sdtformatlock" xmlns:w16se="http://schemas.microsoft.com/office/word/2015/wordml/symex" xmlns:wpg="http://schemas.microsoft.com/office/word/2010/wordprocessingGroup" xmlns:wpi="http://schemas.microsoft.com/office/word/2010/wordprocessingInk" xmlns:wne="http://schemas.microsoft.com/office/word/2006/wordml" xmlns:wps="http://schemas.microsoft.com/office/word/2010/wordprocessingShape" mc:Ignorable="w14 w15 w16se w16cid w16 w16cex w16sdtdh w16sdtfl w16du wp14">
+<w:hdr xmlns:wpc="http://schemas.microsoft.com/office/word/2010/wordprocessingCanvas" xmlns:cx="http://schemas.microsoft.com/office/drawing/2014/chartex" xmlns:cx1="http://schemas.microsoft.com/office/drawing/2015/9/8/chartex" xmlns:cx2="http://schemas.microsoft.com/office/drawing/2015/10/21/chartex" xmlns:cx3="http://schemas.microsoft.com/office/drawing/2016/5/9/chartex" xmlns:cx4="http://schemas.microsoft.com/office/drawing/2016/5/10/chartex" xmlns:cx5="http://schemas.microsoft.com/office/drawing/2016/5/11/chartex" xmlns:cx6="http://schemas.microsoft.com/office/drawing/2016/5/12/chartex" xmlns:cx7="http://schemas.microsoft.com/office/drawing/2016/5/13/chartex" xmlns:cx8="http://schemas.microsoft.com/office/drawing/2016/5/14/chartex" xmlns:mc="http://schemas.openxmlformats.org/markup-compatibility/2006" xmlns:m="http://schemas.openxmlformats.org/officeDocument/2006/math" xmlns:aink="http://schemas.microsoft.com/office/drawing/2016/ink" xmlns:am3d="http://schemas.microsoft.com/office/drawing/2017/model3d" xmlns:oel="http://schemas.microsoft.com/office/2019/extlst" xmlns:r="http://schemas.openxmlformats.org/officeDocument/2006/relationships" xmlns:wp14="http://schemas.microsoft.com/office/word/2010/wordprocessingDrawing" xmlns:wp="http://schemas.openxmlformats.org/drawingml/2006/wordprocessingDrawing" xmlns:wpg="http://schemas.microsoft.com/office/word/2010/wordprocessingGroup" xmlns:wpi="http://schemas.microsoft.com/office/word/2010/wordprocessingInk" xmlns:wps="http://schemas.microsoft.com/office/word/2010/wordprocessingShape" xmlns:o="urn:schemas-microsoft-com:office:office" xmlns:v="urn:schemas-microsoft-com:vml" xmlns:w10="urn:schemas-microsoft-com:office:word" xmlns:w="http://schemas.openxmlformats.org/wordprocessingml/2006/main" xmlns:w14="http://schemas.microsoft.com/office/word/2010/wordml" xmlns:w15="http://schemas.microsoft.com/office/word/2012/wordml" xmlns:w16cex="http://schemas.microsoft.com/office/word/2018/wordml/cex" xmlns:w16cid="http://schemas.microsoft.com/office/word/2016/wordml/cid" xmlns:w16="http://schemas.microsoft.com/office/word/2018/wordml" xmlns:w16sdtdh="http://schemas.microsoft.com/office/word/2020/wordml/sdtdatahash" xmlns:w16sdtfl="http://schemas.microsoft.com/office/word/2024/wordml/sdtformatlock" xmlns:w16se="http://schemas.microsoft.com/office/word/2015/wordml/symex" xmlns:w16du="http://schemas.microsoft.com/office/word/2023/wordml/word16du" xmlns:wne="http://schemas.microsoft.com/office/word/2006/wordml" mc:Ignorable="w14 w15 w16se w16cid w16 w16cex w16sdtdh w16sdtfl w16du wp14">
   <w:p>
     <w:pPr>
       <w:pStyle w:val="Header"/>
@@ -3353,7 +1336,7 @@
                   </a:prstGeom>
                   <a:extLst>
                     <a:ext uri="{FAA26D3D-D897-4be2-8F04-BA451C77F1D7}">
-                      <ma14:placeholderFlag xmlns:arto="http://schemas.microsoft.com/office/word/2006/arto" xmlns="" xmlns:mo="http://schemas.microsoft.com/office/mac/office/2008/main" xmlns:mv="urn:schemas-microsoft-com:mac:vml" xmlns:o="urn:schemas-microsoft-com:office:office" xmlns:v="urn:schemas-microsoft-com:vml" xmlns:w10="urn:schemas-microsoft-com:office:word" xmlns:w="http://schemas.openxmlformats.org/wordprocessingml/2006/main" xmlns:ma14="http://schemas.microsoft.com/office/mac/drawingml/2011/main"/>
+                      <ma14:placeholderFlag xmlns:ma14="http://schemas.microsoft.com/office/mac/drawingml/2011/main" xmlns:w="http://schemas.openxmlformats.org/wordprocessingml/2006/main" xmlns:w10="urn:schemas-microsoft-com:office:word" xmlns:v="urn:schemas-microsoft-com:vml" xmlns:o="urn:schemas-microsoft-com:office:office" xmlns:mv="urn:schemas-microsoft-com:mac:vml" xmlns:mo="http://schemas.microsoft.com/office/mac/office/2008/main" xmlns="" xmlns:arto="http://schemas.microsoft.com/office/word/2006/arto"/>
                     </a:ext>
                   </a:extLst>
                 </pic:spPr>
@@ -3503,7 +1486,7 @@
         <w:sz w:val="20"/>
         <w:szCs w:val="20"/>
       </w:rPr>
-      <w:t>22 January 2026</w:t>
+      <w:t>17 July 2026</w:t>
     </w:r>
     <w:r>
       <w:rPr>
@@ -3533,6 +1516,7 @@
         <w:szCs w:val="20"/>
       </w:rPr>
     </w:pPr>
+    <w:proofErr w:type="gramStart"/>
     <w:r>
       <w:rPr>
         <w:b/>
@@ -3548,6 +1532,14 @@
         <w:szCs w:val="20"/>
       </w:rPr>
       <w:tab/>
+    </w:r>
+    <w:proofErr w:type="gramEnd"/>
+    <w:r>
+      <w:rPr>
+        <w:b/>
+        <w:sz w:val="20"/>
+        <w:szCs w:val="20"/>
+      </w:rPr>
       <w:t>:</w:t>
     </w:r>
     <w:r>
@@ -3613,7 +1605,7 @@
 </file>
 
 <file path=word/numbering.xml><?xml version="1.0" encoding="utf-8"?>
-<w:numbering xmlns:wpc="http://schemas.microsoft.com/office/word/2010/wordprocessingCanvas" xmlns:cx="http://schemas.microsoft.com/office/drawing/2014/chartex" xmlns:cx1="http://schemas.microsoft.com/office/drawing/2015/9/8/chartex" xmlns:cx2="http://schemas.microsoft.com/office/drawing/2015/10/21/chartex" xmlns:cx3="http://schemas.microsoft.com/office/drawing/2016/5/9/chartex" xmlns:cx4="http://schemas.microsoft.com/office/drawing/2016/5/10/chartex" xmlns:cx5="http://schemas.microsoft.com/office/drawing/2016/5/11/chartex" xmlns:cx6="http://schemas.microsoft.com/office/drawing/2016/5/12/chartex" xmlns:cx7="http://schemas.microsoft.com/office/drawing/2016/5/13/chartex" xmlns:cx8="http://schemas.microsoft.com/office/drawing/2016/5/14/chartex" xmlns:mc="http://schemas.openxmlformats.org/markup-compatibility/2006" xmlns:aink="http://schemas.microsoft.com/office/drawing/2016/ink" xmlns:am3d="http://schemas.microsoft.com/office/drawing/2017/model3d" xmlns:o="urn:schemas-microsoft-com:office:office" xmlns:oel="http://schemas.microsoft.com/office/2019/extlst" xmlns:r="http://schemas.openxmlformats.org/officeDocument/2006/relationships" xmlns:m="http://schemas.openxmlformats.org/officeDocument/2006/math" xmlns:v="urn:schemas-microsoft-com:vml" xmlns:wp14="http://schemas.microsoft.com/office/word/2010/wordprocessingDrawing" xmlns:wp="http://schemas.openxmlformats.org/drawingml/2006/wordprocessingDrawing" xmlns:w10="urn:schemas-microsoft-com:office:word" xmlns:w="http://schemas.openxmlformats.org/wordprocessingml/2006/main" xmlns:w14="http://schemas.microsoft.com/office/word/2010/wordml" xmlns:w15="http://schemas.microsoft.com/office/word/2012/wordml" xmlns:w16cex="http://schemas.microsoft.com/office/word/2018/wordml/cex" xmlns:w16cid="http://schemas.microsoft.com/office/word/2016/wordml/cid" xmlns:w16="http://schemas.microsoft.com/office/word/2018/wordml" xmlns:w16du="http://schemas.microsoft.com/office/word/2023/wordml/word16du" xmlns:w16sdtdh="http://schemas.microsoft.com/office/word/2020/wordml/sdtdatahash" xmlns:w16sdtfl="http://schemas.microsoft.com/office/word/2024/wordml/sdtformatlock" xmlns:w16se="http://schemas.microsoft.com/office/word/2015/wordml/symex" xmlns:wpg="http://schemas.microsoft.com/office/word/2010/wordprocessingGroup" xmlns:wpi="http://schemas.microsoft.com/office/word/2010/wordprocessingInk" xmlns:wne="http://schemas.microsoft.com/office/word/2006/wordml" xmlns:wps="http://schemas.microsoft.com/office/word/2010/wordprocessingShape" mc:Ignorable="w14 w15 w16se w16cid w16 w16cex w16sdtdh w16sdtfl w16du wp14">
+<w:numbering xmlns:wpc="http://schemas.microsoft.com/office/word/2010/wordprocessingCanvas" xmlns:cx="http://schemas.microsoft.com/office/drawing/2014/chartex" xmlns:cx1="http://schemas.microsoft.com/office/drawing/2015/9/8/chartex" xmlns:cx2="http://schemas.microsoft.com/office/drawing/2015/10/21/chartex" xmlns:cx3="http://schemas.microsoft.com/office/drawing/2016/5/9/chartex" xmlns:cx4="http://schemas.microsoft.com/office/drawing/2016/5/10/chartex" xmlns:cx5="http://schemas.microsoft.com/office/drawing/2016/5/11/chartex" xmlns:cx6="http://schemas.microsoft.com/office/drawing/2016/5/12/chartex" xmlns:cx7="http://schemas.microsoft.com/office/drawing/2016/5/13/chartex" xmlns:cx8="http://schemas.microsoft.com/office/drawing/2016/5/14/chartex" xmlns:mc="http://schemas.openxmlformats.org/markup-compatibility/2006" xmlns:m="http://schemas.openxmlformats.org/officeDocument/2006/math" xmlns:aink="http://schemas.microsoft.com/office/drawing/2016/ink" xmlns:am3d="http://schemas.microsoft.com/office/drawing/2017/model3d" xmlns:oel="http://schemas.microsoft.com/office/2019/extlst" xmlns:r="http://schemas.openxmlformats.org/officeDocument/2006/relationships" xmlns:wp14="http://schemas.microsoft.com/office/word/2010/wordprocessingDrawing" xmlns:wp="http://schemas.openxmlformats.org/drawingml/2006/wordprocessingDrawing" xmlns:wpg="http://schemas.microsoft.com/office/word/2010/wordprocessingGroup" xmlns:wpi="http://schemas.microsoft.com/office/word/2010/wordprocessingInk" xmlns:wps="http://schemas.microsoft.com/office/word/2010/wordprocessingShape" xmlns:o="urn:schemas-microsoft-com:office:office" xmlns:v="urn:schemas-microsoft-com:vml" xmlns:w10="urn:schemas-microsoft-com:office:word" xmlns:w="http://schemas.openxmlformats.org/wordprocessingml/2006/main" xmlns:w14="http://schemas.microsoft.com/office/word/2010/wordml" xmlns:w15="http://schemas.microsoft.com/office/word/2012/wordml" xmlns:w16cex="http://schemas.microsoft.com/office/word/2018/wordml/cex" xmlns:w16cid="http://schemas.microsoft.com/office/word/2016/wordml/cid" xmlns:w16="http://schemas.microsoft.com/office/word/2018/wordml" xmlns:w16sdtdh="http://schemas.microsoft.com/office/word/2020/wordml/sdtdatahash" xmlns:w16sdtfl="http://schemas.microsoft.com/office/word/2024/wordml/sdtformatlock" xmlns:w16se="http://schemas.microsoft.com/office/word/2015/wordml/symex" xmlns:w16du="http://schemas.microsoft.com/office/word/2023/wordml/word16du" xmlns:wne="http://schemas.microsoft.com/office/word/2006/wordml" mc:Ignorable="w14 w15 w16se w16cid w16 w16cex w16sdtdh w16sdtfl w16du wp14">
   <w:abstractNum w:abstractNumId="0" w15:restartNumberingAfterBreak="0">
     <w:nsid w:val="03CB365F"/>
     <w:multiLevelType w:val="hybridMultilevel"/>
@@ -9347,7 +7339,7 @@
 </file>
 
 <file path=word/styles.xml><?xml version="1.0" encoding="utf-8"?>
-<w:styles xmlns:mc="http://schemas.openxmlformats.org/markup-compatibility/2006" xmlns:r="http://schemas.openxmlformats.org/officeDocument/2006/relationships" xmlns:w="http://schemas.openxmlformats.org/wordprocessingml/2006/main" xmlns:w14="http://schemas.microsoft.com/office/word/2010/wordml" xmlns:w15="http://schemas.microsoft.com/office/word/2012/wordml" xmlns:w16cex="http://schemas.microsoft.com/office/word/2018/wordml/cex" xmlns:w16cid="http://schemas.microsoft.com/office/word/2016/wordml/cid" xmlns:w16="http://schemas.microsoft.com/office/word/2018/wordml" xmlns:w16du="http://schemas.microsoft.com/office/word/2023/wordml/word16du" xmlns:w16sdtdh="http://schemas.microsoft.com/office/word/2020/wordml/sdtdatahash" xmlns:w16sdtfl="http://schemas.microsoft.com/office/word/2024/wordml/sdtformatlock" xmlns:w16se="http://schemas.microsoft.com/office/word/2015/wordml/symex" mc:Ignorable="w14 w15 w16se w16cid w16 w16cex w16sdtdh w16sdtfl w16du">
+<w:styles xmlns:mc="http://schemas.openxmlformats.org/markup-compatibility/2006" xmlns:r="http://schemas.openxmlformats.org/officeDocument/2006/relationships" xmlns:w="http://schemas.openxmlformats.org/wordprocessingml/2006/main" xmlns:w14="http://schemas.microsoft.com/office/word/2010/wordml" xmlns:w15="http://schemas.microsoft.com/office/word/2012/wordml" xmlns:w16cex="http://schemas.microsoft.com/office/word/2018/wordml/cex" xmlns:w16cid="http://schemas.microsoft.com/office/word/2016/wordml/cid" xmlns:w16="http://schemas.microsoft.com/office/word/2018/wordml" xmlns:w16sdtdh="http://schemas.microsoft.com/office/word/2020/wordml/sdtdatahash" xmlns:w16sdtfl="http://schemas.microsoft.com/office/word/2024/wordml/sdtformatlock" xmlns:w16se="http://schemas.microsoft.com/office/word/2015/wordml/symex" xmlns:w16du="http://schemas.microsoft.com/office/word/2023/wordml/word16du" mc:Ignorable="w14 w15 w16se w16cid w16 w16cex w16sdtdh w16sdtfl w16du">
   <w:docDefaults>
     <w:rPrDefault>
       <w:rPr>

--- a/wbgt.docx
+++ b/wbgt.docx
@@ -1606,6 +1606,7 @@
       </w:pPr>
       <w:r>
         <w:rPr>
+          <w:noProof/>
           <w:lang w:val="nl-NL"/>
         </w:rPr>
         <w:lastRenderedPageBreak/>
@@ -1675,8 +1676,8 @@
         <w:tblLook w:val="04A0" w:firstRow="1" w:lastRow="0" w:firstColumn="1" w:lastColumn="0" w:noHBand="0" w:noVBand="1"/>
       </w:tblPr>
       <w:tblGrid>
-        <w:gridCol w:w="4139"/>
-        <w:gridCol w:w="4925"/>
+        <w:gridCol w:w="3986"/>
+        <w:gridCol w:w="5078"/>
       </w:tblGrid>
       <w:tr>
         <w:tc>
@@ -1740,7 +1741,19 @@
               <w:rPr>
                 <w:lang w:val="nl-NL"/>
               </w:rPr>
-              <w:t xml:space="preserve">een GitHub URL in te vullen. </w:t>
+              <w:t>een GitHub UR</w:t>
+            </w:r>
+            <w:r>
+              <w:rPr>
+                <w:lang w:val="nl-NL"/>
+              </w:rPr>
+              <w:t xml:space="preserve">L of een gebruikersnaam </w:t>
+            </w:r>
+            <w:r>
+              <w:rPr>
+                <w:lang w:val="nl-NL"/>
+              </w:rPr>
+              <w:t xml:space="preserve">in te vullen. </w:t>
             </w:r>
           </w:p>
           <w:p>
@@ -1761,54 +1774,30 @@
               <w:rPr>
                 <w:lang w:val="nl-NL"/>
               </w:rPr>
-              <w:t>Deze URL</w:t>
-            </w:r>
+              <w:t xml:space="preserve">Vul hier </w:t>
+            </w:r>
+            <w:proofErr w:type="gramStart"/>
             <w:r>
               <w:rPr>
                 <w:lang w:val="nl-NL"/>
               </w:rPr>
+              <w:t>in :</w:t>
+            </w:r>
+            <w:proofErr w:type="gramEnd"/>
+            <w:r>
+              <w:rPr>
+                <w:lang w:val="nl-NL"/>
+              </w:rPr>
               <w:t xml:space="preserve"> </w:t>
             </w:r>
+            <w:proofErr w:type="spellStart"/>
             <w:r>
               <w:rPr>
                 <w:lang w:val="nl-NL"/>
               </w:rPr>
-              <w:t>is:</w:t>
-            </w:r>
-          </w:p>
-          <w:p>
-            <w:pPr>
-              <w:rPr>
-                <w:lang w:val="nl-NL"/>
-              </w:rPr>
-            </w:pPr>
-          </w:p>
-          <w:p>
-            <w:pPr>
-              <w:rPr>
-                <w:lang w:val="nl-NL"/>
-              </w:rPr>
-            </w:pPr>
-            <w:proofErr w:type="gramStart"/>
-            <w:r>
-              <w:rPr>
-                <w:lang w:val="nl-NL"/>
-              </w:rPr>
-              <w:t>https://github.co</w:t>
-            </w:r>
-            <w:r>
-              <w:rPr>
-                <w:lang w:val="nl-NL"/>
-              </w:rPr>
-              <w:t>m</w:t>
-            </w:r>
-            <w:r>
-              <w:rPr>
-                <w:lang w:val="nl-NL"/>
-              </w:rPr>
-              <w:t>/JanMenssen/2026-wbgt</w:t>
-            </w:r>
-            <w:proofErr w:type="gramEnd"/>
+              <w:t>JanMenssen</w:t>
+            </w:r>
+            <w:proofErr w:type="spellEnd"/>
           </w:p>
           <w:p>
             <w:pPr>
@@ -1843,6 +1832,7 @@
             </w:pPr>
             <w:r>
               <w:rPr>
+                <w:noProof/>
                 <w:lang w:val="nl-NL"/>
               </w:rPr>
               <w:drawing>
@@ -2028,6 +2018,7 @@
             </w:pPr>
             <w:r>
               <w:rPr>
+                <w:noProof/>
                 <w:lang w:val="nl-NL"/>
               </w:rPr>
               <w:drawing>
@@ -2190,7 +2181,21 @@
         <w:rPr>
           <w:lang w:val="nl-NL"/>
         </w:rPr>
-        <w:t>&gt; een Jupyler Notebook. Een Jupyler Notebook bestaat uit cellen die te</w:t>
+        <w:t xml:space="preserve">&gt; een </w:t>
+      </w:r>
+      <w:proofErr w:type="spellStart"/>
+      <w:r>
+        <w:rPr>
+          <w:lang w:val="nl-NL"/>
+        </w:rPr>
+        <w:t>Jupyler</w:t>
+      </w:r>
+      <w:proofErr w:type="spellEnd"/>
+      <w:r>
+        <w:rPr>
+          <w:lang w:val="nl-NL"/>
+        </w:rPr>
+        <w:t xml:space="preserve"> Notebook. Een Jupyler Notebook bestaat uit cellen die te</w:t>
       </w:r>
       <w:r>
         <w:rPr>
@@ -2298,6 +2303,7 @@
       </w:pPr>
       <w:r>
         <w:rPr>
+          <w:noProof/>
           <w:lang w:val="nl-NL"/>
         </w:rPr>
         <w:drawing>
@@ -2801,94 +2807,36 @@
           <w:lang w:val="nl-NL"/>
         </w:rPr>
       </w:pPr>
-      <w:r>
-        <w:rPr>
-          <w:lang w:val="nl-NL"/>
-        </w:rPr>
-        <w:t>Selecteer de 3</w:t>
+      <w:proofErr w:type="spellStart"/>
+      <w:r>
+        <w:t>Selecteer</w:t>
+      </w:r>
+      <w:proofErr w:type="spellEnd"/>
+      <w:r>
+        <w:t xml:space="preserve"> de 3</w:t>
       </w:r>
       <w:r>
         <w:rPr>
           <w:vertAlign w:val="superscript"/>
-          <w:lang w:val="nl-NL"/>
         </w:rPr>
         <w:t>e</w:t>
       </w:r>
       <w:r>
-        <w:rPr>
-          <w:lang w:val="nl-NL"/>
-        </w:rPr>
-        <w:t xml:space="preserve"> </w:t>
+        <w:t xml:space="preserve"> cell (de cell </w:t>
       </w:r>
       <w:proofErr w:type="spellStart"/>
       <w:r>
-        <w:rPr>
-          <w:lang w:val="nl-NL"/>
-        </w:rPr>
-        <w:t>cell</w:t>
+        <w:t>onder</w:t>
       </w:r>
       <w:proofErr w:type="spellEnd"/>
       <w:r>
-        <w:rPr>
-          <w:lang w:val="nl-NL"/>
-        </w:rPr>
-        <w:t xml:space="preserve"> (de </w:t>
-      </w:r>
-      <w:proofErr w:type="spellStart"/>
-      <w:r>
-        <w:rPr>
-          <w:lang w:val="nl-NL"/>
-        </w:rPr>
-        <w:t>cell</w:t>
-      </w:r>
-      <w:proofErr w:type="spellEnd"/>
-      <w:r>
-        <w:rPr>
-          <w:lang w:val="nl-NL"/>
-        </w:rPr>
-        <w:t xml:space="preserve"> onder “</w:t>
-      </w:r>
-      <w:proofErr w:type="spellStart"/>
-      <w:r>
-        <w:rPr>
-          <w:lang w:val="nl-NL"/>
-        </w:rPr>
-        <w:t>and</w:t>
-      </w:r>
-      <w:proofErr w:type="spellEnd"/>
-      <w:r>
-        <w:rPr>
-          <w:lang w:val="nl-NL"/>
-        </w:rPr>
-        <w:t xml:space="preserve"> </w:t>
-      </w:r>
-      <w:proofErr w:type="spellStart"/>
-      <w:r>
-        <w:rPr>
-          <w:lang w:val="nl-NL"/>
-        </w:rPr>
-        <w:t>now</w:t>
-      </w:r>
-      <w:proofErr w:type="spellEnd"/>
-      <w:r>
-        <w:rPr>
-          <w:lang w:val="nl-NL"/>
-        </w:rPr>
-        <w:t xml:space="preserve"> run </w:t>
-      </w:r>
-      <w:proofErr w:type="spellStart"/>
-      <w:r>
-        <w:rPr>
-          <w:lang w:val="nl-NL"/>
-        </w:rPr>
-        <w:t>the</w:t>
-      </w:r>
-      <w:proofErr w:type="spellEnd"/>
-      <w:r>
-        <w:rPr>
-          <w:lang w:val="nl-NL"/>
-        </w:rPr>
-        <w:t xml:space="preserve"> code”. Er verschijnt een “</w:t>
+        <w:t xml:space="preserve"> “and now run the code”. </w:t>
+      </w:r>
+      <w:r>
+        <w:rPr>
+          <w:lang w:val="nl-NL"/>
+        </w:rPr>
+        <w:t>Er verschijnt een “</w:t>
       </w:r>
       <w:proofErr w:type="spellStart"/>
       <w:r>
@@ -3037,6 +2985,7 @@
       </w:pPr>
       <w:r>
         <w:rPr>
+          <w:noProof/>
           <w:lang w:val="nl-NL"/>
         </w:rPr>
         <w:drawing>
@@ -3406,7 +3355,7 @@
                   </a:prstGeom>
                   <a:extLst>
                     <a:ext uri="{FAA26D3D-D897-4be2-8F04-BA451C77F1D7}">
-                      <ma14:placeholderFlag xmlns:ma14="http://schemas.microsoft.com/office/mac/drawingml/2011/main" xmlns:w="http://schemas.openxmlformats.org/wordprocessingml/2006/main" xmlns:w10="urn:schemas-microsoft-com:office:word" xmlns:v="urn:schemas-microsoft-com:vml" xmlns:o="urn:schemas-microsoft-com:office:office" xmlns:mv="urn:schemas-microsoft-com:mac:vml" xmlns:mo="http://schemas.microsoft.com/office/mac/office/2008/main" xmlns="" xmlns:arto="http://schemas.microsoft.com/office/word/2006/arto"/>
+                      <ma14:placeholderFlag xmlns:arto="http://schemas.microsoft.com/office/word/2006/arto" xmlns="" xmlns:mo="http://schemas.microsoft.com/office/mac/office/2008/main" xmlns:mv="urn:schemas-microsoft-com:mac:vml" xmlns:o="urn:schemas-microsoft-com:office:office" xmlns:v="urn:schemas-microsoft-com:vml" xmlns:w10="urn:schemas-microsoft-com:office:word" xmlns:w="http://schemas.openxmlformats.org/wordprocessingml/2006/main" xmlns:ma14="http://schemas.microsoft.com/office/mac/drawingml/2011/main"/>
                     </a:ext>
                   </a:extLst>
                 </pic:spPr>
@@ -3732,7 +3681,7 @@
                   </a:prstGeom>
                   <a:extLst>
                     <a:ext uri="{FAA26D3D-D897-4be2-8F04-BA451C77F1D7}">
-                      <ma14:placeholderFlag xmlns:ma14="http://schemas.microsoft.com/office/mac/drawingml/2011/main" xmlns:w="http://schemas.openxmlformats.org/wordprocessingml/2006/main" xmlns:w10="urn:schemas-microsoft-com:office:word" xmlns:v="urn:schemas-microsoft-com:vml" xmlns:o="urn:schemas-microsoft-com:office:office" xmlns:mv="urn:schemas-microsoft-com:mac:vml" xmlns:mo="http://schemas.microsoft.com/office/mac/office/2008/main" xmlns="" xmlns:arto="http://schemas.microsoft.com/office/word/2006/arto"/>
+                      <ma14:placeholderFlag xmlns:arto="http://schemas.microsoft.com/office/word/2006/arto" xmlns="" xmlns:mo="http://schemas.microsoft.com/office/mac/office/2008/main" xmlns:mv="urn:schemas-microsoft-com:mac:vml" xmlns:o="urn:schemas-microsoft-com:office:office" xmlns:v="urn:schemas-microsoft-com:vml" xmlns:w10="urn:schemas-microsoft-com:office:word" xmlns:w="http://schemas.openxmlformats.org/wordprocessingml/2006/main" xmlns:ma14="http://schemas.microsoft.com/office/mac/drawingml/2011/main"/>
                     </a:ext>
                   </a:extLst>
                 </pic:spPr>
@@ -3882,7 +3831,7 @@
         <w:sz w:val="20"/>
         <w:szCs w:val="20"/>
       </w:rPr>
-      <w:t>25 July 2026</w:t>
+      <w:t>28 July 2026</w:t>
     </w:r>
     <w:r>
       <w:rPr>

--- a/wbgt.docx
+++ b/wbgt.docx
@@ -452,7 +452,7 @@
           <w:r>
             <w:fldChar w:fldCharType="separate"/>
           </w:r>
-          <w:hyperlink w:anchor="_Toc235904291" w:history="1">
+          <w:hyperlink w:anchor="_Toc236403887" w:history="1">
             <w:r>
               <w:rPr>
                 <w:rStyle w:val="Hyperlink"/>
@@ -473,7 +473,7 @@
                 <w:rStyle w:val="Hyperlink"/>
                 <w:noProof/>
               </w:rPr>
-              <w:t>Introduction</w:t>
+              <w:t>Introductie</w:t>
             </w:r>
             <w:r>
               <w:rPr>
@@ -494,7 +494,7 @@
                 <w:noProof/>
                 <w:webHidden/>
               </w:rPr>
-              <w:instrText xml:space="preserve"> PAGEREF _Toc235904291 \h </w:instrText>
+              <w:instrText xml:space="preserve"> PAGEREF _Toc236403887 \h </w:instrText>
             </w:r>
             <w:r>
               <w:rPr>
@@ -538,7 +538,7 @@
               <w14:ligatures w14:val="standardContextual"/>
             </w:rPr>
           </w:pPr>
-          <w:hyperlink w:anchor="_Toc235904292" w:history="1">
+          <w:hyperlink w:anchor="_Toc236403888" w:history="1">
             <w:r>
               <w:rPr>
                 <w:rStyle w:val="Hyperlink"/>
@@ -580,7 +580,7 @@
                 <w:noProof/>
                 <w:webHidden/>
               </w:rPr>
-              <w:instrText xml:space="preserve"> PAGEREF _Toc235904292 \h </w:instrText>
+              <w:instrText xml:space="preserve"> PAGEREF _Toc236403888 \h </w:instrText>
             </w:r>
             <w:r>
               <w:rPr>
@@ -624,7 +624,7 @@
               <w14:ligatures w14:val="standardContextual"/>
             </w:rPr>
           </w:pPr>
-          <w:hyperlink w:anchor="_Toc235904293" w:history="1">
+          <w:hyperlink w:anchor="_Toc236403889" w:history="1">
             <w:r>
               <w:rPr>
                 <w:rStyle w:val="Hyperlink"/>
@@ -668,7 +668,7 @@
                 <w:noProof/>
                 <w:webHidden/>
               </w:rPr>
-              <w:instrText xml:space="preserve"> PAGEREF _Toc235904293 \h </w:instrText>
+              <w:instrText xml:space="preserve"> PAGEREF _Toc236403889 \h </w:instrText>
             </w:r>
             <w:r>
               <w:rPr>
@@ -689,6 +689,92 @@
                 <w:webHidden/>
               </w:rPr>
               <w:t>5</w:t>
+            </w:r>
+            <w:r>
+              <w:rPr>
+                <w:noProof/>
+                <w:webHidden/>
+              </w:rPr>
+              <w:fldChar w:fldCharType="end"/>
+            </w:r>
+          </w:hyperlink>
+        </w:p>
+        <w:p>
+          <w:pPr>
+            <w:pStyle w:val="TOC1"/>
+            <w:tabs>
+              <w:tab w:val="left" w:pos="480"/>
+              <w:tab w:val="right" w:leader="dot" w:pos="9054"/>
+            </w:tabs>
+            <w:rPr>
+              <w:noProof/>
+              <w:kern w:val="2"/>
+              <w14:ligatures w14:val="standardContextual"/>
+            </w:rPr>
+          </w:pPr>
+          <w:hyperlink w:anchor="_Toc236403890" w:history="1">
+            <w:r>
+              <w:rPr>
+                <w:rStyle w:val="Hyperlink"/>
+                <w:noProof/>
+              </w:rPr>
+              <w:t>4</w:t>
+            </w:r>
+            <w:r>
+              <w:rPr>
+                <w:noProof/>
+                <w:kern w:val="2"/>
+                <w14:ligatures w14:val="standardContextual"/>
+              </w:rPr>
+              <w:tab/>
+            </w:r>
+            <w:r>
+              <w:rPr>
+                <w:rStyle w:val="Hyperlink"/>
+                <w:noProof/>
+              </w:rPr>
+              <w:t>Referenties</w:t>
+            </w:r>
+            <w:r>
+              <w:rPr>
+                <w:noProof/>
+                <w:webHidden/>
+              </w:rPr>
+              <w:tab/>
+            </w:r>
+            <w:r>
+              <w:rPr>
+                <w:noProof/>
+                <w:webHidden/>
+              </w:rPr>
+              <w:fldChar w:fldCharType="begin"/>
+            </w:r>
+            <w:r>
+              <w:rPr>
+                <w:noProof/>
+                <w:webHidden/>
+              </w:rPr>
+              <w:instrText xml:space="preserve"> PAGEREF _Toc236403890 \h </w:instrText>
+            </w:r>
+            <w:r>
+              <w:rPr>
+                <w:noProof/>
+                <w:webHidden/>
+              </w:rPr>
+            </w:r>
+            <w:r>
+              <w:rPr>
+                <w:noProof/>
+                <w:webHidden/>
+              </w:rPr>
+              <w:fldChar w:fldCharType="separate"/>
+            </w:r>
+            <w:r>
+              <w:rPr>
+                <w:noProof/>
+                <w:webHidden/>
+              </w:rPr>
+              <w:t>7</w:t>
             </w:r>
             <w:r>
               <w:rPr>
@@ -746,21 +832,237 @@
       <w:pPr>
         <w:pStyle w:val="Heading1"/>
       </w:pPr>
-      <w:bookmarkStart w:id="0" w:name="_Toc235904291"/>
+      <w:bookmarkStart w:id="0" w:name="_Toc236403887"/>
       <w:proofErr w:type="spellStart"/>
       <w:r>
         <w:lastRenderedPageBreak/>
         <w:t>Introducti</w:t>
       </w:r>
+      <w:r>
+        <w:t>e</w:t>
+      </w:r>
       <w:bookmarkEnd w:id="0"/>
-      <w:r>
+      <w:proofErr w:type="spellEnd"/>
+    </w:p>
+    <w:p>
+      <w:pPr>
+        <w:jc w:val="both"/>
+      </w:pPr>
+    </w:p>
+    <w:p>
+      <w:pPr>
+        <w:jc w:val="both"/>
+        <w:rPr>
+          <w:lang w:val="nl-NL"/>
+        </w:rPr>
+      </w:pPr>
+      <w:r>
+        <w:rPr>
+          <w:lang w:val="nl-NL"/>
+        </w:rPr>
+        <w:t>Sporten in warme omstandigheden kan gevaarlijk</w:t>
+      </w:r>
+      <w:r>
+        <w:rPr>
+          <w:lang w:val="nl-NL"/>
+        </w:rPr>
+        <w:t>, er kan zelfs een hitteberoerte ontstaan</w:t>
+      </w:r>
+      <w:r>
+        <w:rPr>
+          <w:lang w:val="nl-NL"/>
+        </w:rPr>
+        <w:t>. Daarom hebben veel sportbonden waaronder de atletiekunie richtlijnen opgesteld wann</w:t>
+      </w:r>
+      <w:r>
+        <w:rPr>
+          <w:lang w:val="nl-NL"/>
+        </w:rPr>
         <w:t>e</w:t>
       </w:r>
+      <w:r>
+        <w:rPr>
+          <w:lang w:val="nl-NL"/>
+        </w:rPr>
+        <w:t xml:space="preserve">er trainingen en wedstrijden </w:t>
+      </w:r>
+      <w:r>
+        <w:rPr>
+          <w:lang w:val="nl-NL"/>
+        </w:rPr>
+        <w:t xml:space="preserve">worden afgelast </w:t>
+      </w:r>
+      <w:sdt>
+        <w:sdtPr>
+          <w:rPr>
+            <w:lang w:val="nl-NL"/>
+          </w:rPr>
+          <w:id w:val="-964508246"/>
+          <w:citation/>
+        </w:sdtPr>
+        <w:sdtContent>
+          <w:r>
+            <w:rPr>
+              <w:lang w:val="nl-NL"/>
+            </w:rPr>
+            <w:fldChar w:fldCharType="begin"/>
+          </w:r>
+          <w:r>
+            <w:rPr>
+              <w:lang w:val="nl-NL"/>
+            </w:rPr>
+            <w:instrText xml:space="preserve">CITATION Atl26 \l 1033 </w:instrText>
+          </w:r>
+          <w:r>
+            <w:rPr>
+              <w:lang w:val="nl-NL"/>
+            </w:rPr>
+            <w:fldChar w:fldCharType="separate"/>
+          </w:r>
+          <w:r>
+            <w:rPr>
+              <w:noProof/>
+              <w:lang w:val="nl-NL"/>
+            </w:rPr>
+            <w:t>(Atletiekunie, 2026)</w:t>
+          </w:r>
+          <w:r>
+            <w:rPr>
+              <w:lang w:val="nl-NL"/>
+            </w:rPr>
+            <w:fldChar w:fldCharType="end"/>
+          </w:r>
+        </w:sdtContent>
+      </w:sdt>
+      <w:r>
+        <w:rPr>
+          <w:lang w:val="nl-NL"/>
+        </w:rPr>
+        <w:t>. Vaak zijn deze richtlijnen overgenomen</w:t>
+      </w:r>
+      <w:r>
+        <w:rPr>
+          <w:lang w:val="nl-NL"/>
+        </w:rPr>
+        <w:t xml:space="preserve"> </w:t>
+      </w:r>
+      <w:r>
+        <w:rPr>
+          <w:lang w:val="nl-NL"/>
+        </w:rPr>
+        <w:t xml:space="preserve">van de American </w:t>
+      </w:r>
+      <w:r>
+        <w:rPr>
+          <w:lang w:val="nl-NL"/>
+        </w:rPr>
+        <w:t>College</w:t>
+      </w:r>
+      <w:r>
+        <w:rPr>
+          <w:lang w:val="nl-NL"/>
+        </w:rPr>
+        <w:t xml:space="preserve"> of Sport </w:t>
+      </w:r>
+      <w:proofErr w:type="spellStart"/>
+      <w:r>
+        <w:rPr>
+          <w:lang w:val="nl-NL"/>
+        </w:rPr>
+        <w:t>Medicine</w:t>
+      </w:r>
       <w:proofErr w:type="spellEnd"/>
+      <w:r>
+        <w:rPr>
+          <w:lang w:val="nl-NL"/>
+        </w:rPr>
+        <w:t xml:space="preserve"> (ACSM) die deze </w:t>
+      </w:r>
+      <w:r>
+        <w:rPr>
+          <w:lang w:val="nl-NL"/>
+        </w:rPr>
+        <w:t>richtlijnen</w:t>
+      </w:r>
+      <w:r>
+        <w:rPr>
+          <w:lang w:val="nl-NL"/>
+        </w:rPr>
+        <w:t xml:space="preserve"> in </w:t>
+      </w:r>
+      <w:r>
+        <w:rPr>
+          <w:lang w:val="nl-NL"/>
+        </w:rPr>
+        <w:t>2007</w:t>
+      </w:r>
+      <w:r>
+        <w:rPr>
+          <w:lang w:val="nl-NL"/>
+        </w:rPr>
+        <w:t xml:space="preserve"> </w:t>
+      </w:r>
+      <w:r>
+        <w:rPr>
+          <w:lang w:val="nl-NL"/>
+        </w:rPr>
+        <w:t xml:space="preserve">gepresenteerd heeft </w:t>
+      </w:r>
+      <w:sdt>
+        <w:sdtPr>
+          <w:rPr>
+            <w:lang w:val="nl-NL"/>
+          </w:rPr>
+          <w:id w:val="-105817172"/>
+          <w:citation/>
+        </w:sdtPr>
+        <w:sdtContent>
+          <w:r>
+            <w:rPr>
+              <w:lang w:val="nl-NL"/>
+            </w:rPr>
+            <w:fldChar w:fldCharType="begin"/>
+          </w:r>
+          <w:r>
+            <w:rPr>
+              <w:lang w:val="nl-NL"/>
+            </w:rPr>
+            <w:instrText xml:space="preserve"> CITATION Ams07 \l 1033 </w:instrText>
+          </w:r>
+          <w:r>
+            <w:rPr>
+              <w:lang w:val="nl-NL"/>
+            </w:rPr>
+            <w:fldChar w:fldCharType="separate"/>
+          </w:r>
+          <w:r>
+            <w:rPr>
+              <w:noProof/>
+              <w:lang w:val="nl-NL"/>
+            </w:rPr>
+            <w:t>(Amstrong, 2007)</w:t>
+          </w:r>
+          <w:r>
+            <w:rPr>
+              <w:lang w:val="nl-NL"/>
+            </w:rPr>
+            <w:fldChar w:fldCharType="end"/>
+          </w:r>
+        </w:sdtContent>
+      </w:sdt>
+      <w:r>
+        <w:rPr>
+          <w:lang w:val="nl-NL"/>
+        </w:rPr>
+        <w:t>.</w:t>
+      </w:r>
     </w:p>
     <w:p>
       <w:pPr>
         <w:jc w:val="both"/>
+        <w:rPr>
+          <w:lang w:val="nl-NL"/>
+        </w:rPr>
       </w:pPr>
     </w:p>
     <w:p>
@@ -774,22 +1076,383 @@
         <w:rPr>
           <w:lang w:val="nl-NL"/>
         </w:rPr>
-        <w:t>Sporten in warme omstandigheden kan gevaarlijk</w:t>
-      </w:r>
-      <w:r>
-        <w:rPr>
-          <w:lang w:val="nl-NL"/>
-        </w:rPr>
-        <w:t>, er kan zelfs een hitteberoerte ontstaan</w:t>
-      </w:r>
-      <w:r>
-        <w:rPr>
-          <w:lang w:val="nl-NL"/>
-        </w:rPr>
-        <w:t>. Daarom hebben veel sportbonden waaronder de atletiekunie richtlijnen opgesteld wann</w:t>
-      </w:r>
-      <w:r>
-        <w:rPr>
+        <w:t xml:space="preserve">De richtlijnen zijn gebaseerd op de Wet </w:t>
+      </w:r>
+      <w:proofErr w:type="spellStart"/>
+      <w:r>
+        <w:rPr>
+          <w:lang w:val="nl-NL"/>
+        </w:rPr>
+        <w:t>Bulb</w:t>
+      </w:r>
+      <w:proofErr w:type="spellEnd"/>
+      <w:r>
+        <w:rPr>
+          <w:lang w:val="nl-NL"/>
+        </w:rPr>
+        <w:t xml:space="preserve"> Globe </w:t>
+      </w:r>
+      <w:proofErr w:type="spellStart"/>
+      <w:r>
+        <w:rPr>
+          <w:lang w:val="nl-NL"/>
+        </w:rPr>
+        <w:t>Temperature</w:t>
+      </w:r>
+      <w:proofErr w:type="spellEnd"/>
+      <w:r>
+        <w:rPr>
+          <w:lang w:val="nl-NL"/>
+        </w:rPr>
+        <w:t xml:space="preserve"> (WBGT), een maat die rekening houdt met </w:t>
+      </w:r>
+      <w:r>
+        <w:rPr>
+          <w:lang w:val="nl-NL"/>
+        </w:rPr>
+        <w:t>t</w:t>
+      </w:r>
+      <w:r>
+        <w:rPr>
+          <w:lang w:val="nl-NL"/>
+        </w:rPr>
+        <w:t>emperatuur, relatieve luchtvochtigheid</w:t>
+      </w:r>
+      <w:r>
+        <w:rPr>
+          <w:lang w:val="nl-NL"/>
+        </w:rPr>
+        <w:t xml:space="preserve">, zonkracht en wind. Lang waren de </w:t>
+      </w:r>
+      <w:r>
+        <w:rPr>
+          <w:lang w:val="nl-NL"/>
+        </w:rPr>
+        <w:t>WBGT-waarden</w:t>
+      </w:r>
+      <w:r>
+        <w:rPr>
+          <w:lang w:val="nl-NL"/>
+        </w:rPr>
+        <w:t xml:space="preserve"> in Nederland niet beschikbaar. </w:t>
+      </w:r>
+      <w:r>
+        <w:rPr>
+          <w:lang w:val="nl-NL"/>
+        </w:rPr>
+        <w:t xml:space="preserve">Echter in juni 2026 heeft </w:t>
+      </w:r>
+      <w:r>
+        <w:rPr>
+          <w:lang w:val="nl-NL"/>
+        </w:rPr>
+        <w:t>de</w:t>
+      </w:r>
+      <w:r>
+        <w:rPr>
+          <w:lang w:val="nl-NL"/>
+        </w:rPr>
+        <w:t xml:space="preserve"> </w:t>
+      </w:r>
+      <w:r>
+        <w:rPr>
+          <w:lang w:val="nl-NL"/>
+        </w:rPr>
+        <w:t>KNMI</w:t>
+      </w:r>
+      <w:r>
+        <w:rPr>
+          <w:lang w:val="nl-NL"/>
+        </w:rPr>
+        <w:t xml:space="preserve"> de </w:t>
+      </w:r>
+      <w:r>
+        <w:rPr>
+          <w:lang w:val="nl-NL"/>
+        </w:rPr>
+        <w:t>hittekracht</w:t>
+      </w:r>
+      <w:r>
+        <w:rPr>
+          <w:lang w:val="nl-NL"/>
+        </w:rPr>
+        <w:t xml:space="preserve"> </w:t>
+      </w:r>
+      <w:r>
+        <w:rPr>
+          <w:lang w:val="nl-NL"/>
+        </w:rPr>
+        <w:t>geïntroduceerd</w:t>
+      </w:r>
+      <w:r>
+        <w:rPr>
+          <w:lang w:val="nl-NL"/>
+        </w:rPr>
+        <w:t xml:space="preserve">, een maat van 0-10 </w:t>
+      </w:r>
+      <w:r>
+        <w:rPr>
+          <w:lang w:val="nl-NL"/>
+        </w:rPr>
+        <w:t xml:space="preserve">en </w:t>
+      </w:r>
+      <w:r>
+        <w:rPr>
+          <w:lang w:val="nl-NL"/>
+        </w:rPr>
+        <w:t xml:space="preserve">afgeleid van WBGT </w:t>
+      </w:r>
+      <w:sdt>
+        <w:sdtPr>
+          <w:rPr>
+            <w:lang w:val="nl-NL"/>
+          </w:rPr>
+          <w:id w:val="1573162308"/>
+          <w:citation/>
+        </w:sdtPr>
+        <w:sdtContent>
+          <w:r>
+            <w:rPr>
+              <w:lang w:val="nl-NL"/>
+            </w:rPr>
+            <w:fldChar w:fldCharType="begin"/>
+          </w:r>
+          <w:r>
+            <w:rPr>
+              <w:lang w:val="nl-NL"/>
+            </w:rPr>
+            <w:instrText xml:space="preserve">CITATION Mar26 \l 1033 </w:instrText>
+          </w:r>
+          <w:r>
+            <w:rPr>
+              <w:lang w:val="nl-NL"/>
+            </w:rPr>
+            <w:fldChar w:fldCharType="separate"/>
+          </w:r>
+          <w:r>
+            <w:rPr>
+              <w:noProof/>
+              <w:lang w:val="nl-NL"/>
+            </w:rPr>
+            <w:t>(KNMI, van Wet Bulb Globe Temperature (WBGT) naar hittekracht, 2026)</w:t>
+          </w:r>
+          <w:r>
+            <w:rPr>
+              <w:lang w:val="nl-NL"/>
+            </w:rPr>
+            <w:fldChar w:fldCharType="end"/>
+          </w:r>
+        </w:sdtContent>
+      </w:sdt>
+      <w:r>
+        <w:rPr>
+          <w:lang w:val="nl-NL"/>
+        </w:rPr>
+        <w:t>. Het KNMI voorspeld</w:t>
+      </w:r>
+      <w:r>
+        <w:rPr>
+          <w:lang w:val="nl-NL"/>
+        </w:rPr>
+        <w:t>t</w:t>
+      </w:r>
+      <w:r>
+        <w:rPr>
+          <w:lang w:val="nl-NL"/>
+        </w:rPr>
+        <w:t xml:space="preserve"> </w:t>
+      </w:r>
+      <w:r>
+        <w:rPr>
+          <w:lang w:val="nl-NL"/>
+        </w:rPr>
+        <w:t>één</w:t>
+      </w:r>
+      <w:r>
+        <w:rPr>
+          <w:lang w:val="nl-NL"/>
+        </w:rPr>
+        <w:t xml:space="preserve"> dag van </w:t>
+      </w:r>
+      <w:r>
+        <w:rPr>
+          <w:lang w:val="nl-NL"/>
+        </w:rPr>
+        <w:t>tevoren</w:t>
+      </w:r>
+      <w:r>
+        <w:rPr>
+          <w:lang w:val="nl-NL"/>
+        </w:rPr>
+        <w:t xml:space="preserve"> de verwachte hittekracht</w:t>
+      </w:r>
+      <w:r>
+        <w:rPr>
+          <w:lang w:val="nl-NL"/>
+        </w:rPr>
+        <w:t xml:space="preserve">. </w:t>
+      </w:r>
+      <w:r>
+        <w:rPr>
+          <w:lang w:val="nl-NL"/>
+        </w:rPr>
+        <w:t xml:space="preserve">Zie hiervoor de KNMI app </w:t>
+      </w:r>
+    </w:p>
+    <w:p>
+      <w:pPr>
+        <w:jc w:val="both"/>
+        <w:rPr>
+          <w:lang w:val="nl-NL"/>
+        </w:rPr>
+      </w:pPr>
+    </w:p>
+    <w:p>
+      <w:pPr>
+        <w:jc w:val="both"/>
+        <w:rPr>
+          <w:lang w:val="nl-NL"/>
+        </w:rPr>
+      </w:pPr>
+      <w:r>
+        <w:rPr>
+          <w:lang w:val="nl-NL"/>
+        </w:rPr>
+        <w:t xml:space="preserve">Ook zijn tegenwoordig via het Open Data Platform van het KNMI </w:t>
+      </w:r>
+      <w:sdt>
+        <w:sdtPr>
+          <w:rPr>
+            <w:lang w:val="nl-NL"/>
+          </w:rPr>
+          <w:id w:val="-591850267"/>
+          <w:citation/>
+        </w:sdtPr>
+        <w:sdtContent>
+          <w:r>
+            <w:rPr>
+              <w:lang w:val="nl-NL"/>
+            </w:rPr>
+            <w:fldChar w:fldCharType="begin"/>
+          </w:r>
+          <w:r>
+            <w:rPr>
+              <w:lang w:val="nl-NL"/>
+            </w:rPr>
+            <w:instrText xml:space="preserve">CITATION KNM26 \l 1033 </w:instrText>
+          </w:r>
+          <w:r>
+            <w:rPr>
+              <w:lang w:val="nl-NL"/>
+            </w:rPr>
+            <w:fldChar w:fldCharType="separate"/>
+          </w:r>
+          <w:r>
+            <w:rPr>
+              <w:noProof/>
+              <w:lang w:val="nl-NL"/>
+            </w:rPr>
+            <w:t>(KNMI, KNMI Open Data Platform, 2026)</w:t>
+          </w:r>
+          <w:r>
+            <w:rPr>
+              <w:lang w:val="nl-NL"/>
+            </w:rPr>
+            <w:fldChar w:fldCharType="end"/>
+          </w:r>
+        </w:sdtContent>
+      </w:sdt>
+      <w:r>
+        <w:rPr>
+          <w:lang w:val="nl-NL"/>
+        </w:rPr>
+        <w:t xml:space="preserve"> </w:t>
+      </w:r>
+      <w:r>
+        <w:rPr>
+          <w:lang w:val="nl-NL"/>
+        </w:rPr>
+        <w:t xml:space="preserve">de gemeten </w:t>
+      </w:r>
+      <w:r>
+        <w:rPr>
+          <w:lang w:val="nl-NL"/>
+        </w:rPr>
+        <w:t>WBGT-waarden</w:t>
+      </w:r>
+      <w:r>
+        <w:rPr>
+          <w:lang w:val="nl-NL"/>
+        </w:rPr>
+        <w:t xml:space="preserve"> voor ieder weerstation n Nederland (dus ook Gilze-Rijen) </w:t>
+      </w:r>
+      <w:r>
+        <w:rPr>
+          <w:lang w:val="nl-NL"/>
+        </w:rPr>
+        <w:t xml:space="preserve">binnen 10 minuten beschikbaar. Dit maakt het mogelijk een grafiek te maken </w:t>
+      </w:r>
+      <w:r>
+        <w:rPr>
+          <w:lang w:val="nl-NL"/>
+        </w:rPr>
+        <w:t xml:space="preserve">van de </w:t>
+      </w:r>
+      <w:r>
+        <w:rPr>
+          <w:lang w:val="nl-NL"/>
+        </w:rPr>
+        <w:t>WBGT-temperatuur</w:t>
+      </w:r>
+      <w:r>
+        <w:rPr>
+          <w:lang w:val="nl-NL"/>
+        </w:rPr>
+        <w:t xml:space="preserve">, helaas van het verleden, voorspelde </w:t>
+      </w:r>
+      <w:r>
+        <w:rPr>
+          <w:lang w:val="nl-NL"/>
+        </w:rPr>
+        <w:t>WBGT-waarden</w:t>
+      </w:r>
+      <w:r>
+        <w:rPr>
+          <w:lang w:val="nl-NL"/>
+        </w:rPr>
+        <w:t xml:space="preserve"> zijn (nog) niet beschik</w:t>
+      </w:r>
+      <w:r>
+        <w:rPr>
+          <w:lang w:val="nl-NL"/>
+        </w:rPr>
+        <w:t xml:space="preserve">baar. </w:t>
+      </w:r>
+    </w:p>
+    <w:p>
+      <w:pPr>
+        <w:jc w:val="both"/>
+        <w:rPr>
+          <w:lang w:val="nl-NL"/>
+        </w:rPr>
+      </w:pPr>
+    </w:p>
+    <w:p>
+      <w:pPr>
+        <w:jc w:val="both"/>
+        <w:rPr>
+          <w:lang w:val="nl-NL"/>
+        </w:rPr>
+      </w:pPr>
+      <w:r>
+        <w:rPr>
+          <w:lang w:val="nl-NL"/>
+        </w:rPr>
+        <w:t>Om deze gegevens te downloaden is in 1</w:t>
+      </w:r>
+      <w:r>
+        <w:rPr>
+          <w:vertAlign w:val="superscript"/>
           <w:lang w:val="nl-NL"/>
         </w:rPr>
         <w:t>e</w:t>
@@ -798,13 +1461,59 @@
         <w:rPr>
           <w:lang w:val="nl-NL"/>
         </w:rPr>
-        <w:t xml:space="preserve">er trainingen en wedstrijden </w:t>
-      </w:r>
-      <w:r>
-        <w:rPr>
-          <w:lang w:val="nl-NL"/>
-        </w:rPr>
-        <w:t>worden afgelast (REFERENTIE ATLETIEKUNIE). Vaak zijn deze richtlijnen overgenomen</w:t>
+        <w:t xml:space="preserve"> instantie een </w:t>
+      </w:r>
+      <w:proofErr w:type="spellStart"/>
+      <w:r>
+        <w:rPr>
+          <w:lang w:val="nl-NL"/>
+        </w:rPr>
+        <w:t>Matlab</w:t>
+      </w:r>
+      <w:proofErr w:type="spellEnd"/>
+      <w:r>
+        <w:rPr>
+          <w:lang w:val="nl-NL"/>
+        </w:rPr>
+        <w:t xml:space="preserve"> programma ontwikkeld, dat gebruikt kan worden op PC, tablet en </w:t>
+      </w:r>
+      <w:r>
+        <w:rPr>
+          <w:lang w:val="nl-NL"/>
+        </w:rPr>
+        <w:t>smartphone</w:t>
+      </w:r>
+      <w:r>
+        <w:rPr>
+          <w:lang w:val="nl-NL"/>
+        </w:rPr>
+        <w:t xml:space="preserve">. </w:t>
+      </w:r>
+      <w:proofErr w:type="spellStart"/>
+      <w:r>
+        <w:rPr>
+          <w:lang w:val="nl-NL"/>
+        </w:rPr>
+        <w:t>Matlab</w:t>
+      </w:r>
+      <w:proofErr w:type="spellEnd"/>
+      <w:r>
+        <w:rPr>
+          <w:lang w:val="nl-NL"/>
+        </w:rPr>
+        <w:t xml:space="preserve"> is echter </w:t>
+      </w:r>
+      <w:r>
+        <w:rPr>
+          <w:lang w:val="nl-NL"/>
+        </w:rPr>
+        <w:t xml:space="preserve">niet </w:t>
+      </w:r>
+      <w:r>
+        <w:rPr>
+          <w:lang w:val="nl-NL"/>
+        </w:rPr>
+        <w:t>voor</w:t>
       </w:r>
       <w:r>
         <w:rPr>
@@ -816,563 +1525,132 @@
         <w:rPr>
           <w:lang w:val="nl-NL"/>
         </w:rPr>
-        <w:t xml:space="preserve">van de American </w:t>
-      </w:r>
-      <w:r>
-        <w:rPr>
-          <w:lang w:val="nl-NL"/>
-        </w:rPr>
-        <w:t>College</w:t>
-      </w:r>
-      <w:r>
-        <w:rPr>
-          <w:lang w:val="nl-NL"/>
-        </w:rPr>
-        <w:t xml:space="preserve"> of Sport </w:t>
+        <w:t>iedereen beschikbaar</w:t>
+      </w:r>
+      <w:r>
+        <w:rPr>
+          <w:lang w:val="nl-NL"/>
+        </w:rPr>
+        <w:t>. Om toestanden met de Apple Store e</w:t>
+      </w:r>
+      <w:r>
+        <w:rPr>
+          <w:lang w:val="nl-NL"/>
+        </w:rPr>
+        <w:t>n</w:t>
+      </w:r>
+      <w:r>
+        <w:rPr>
+          <w:lang w:val="nl-NL"/>
+        </w:rPr>
+        <w:t xml:space="preserve"> Google Play te voorkomen is </w:t>
+      </w:r>
+      <w:r>
+        <w:rPr>
+          <w:lang w:val="nl-NL"/>
+        </w:rPr>
+        <w:t>het programma herschreven in Jupyler Notebook</w:t>
+      </w:r>
+      <w:r>
+        <w:rPr>
+          <w:lang w:val="nl-NL"/>
+        </w:rPr>
+        <w:t xml:space="preserve"> (python code)</w:t>
+      </w:r>
+      <w:r>
+        <w:rPr>
+          <w:lang w:val="nl-NL"/>
+        </w:rPr>
+        <w:t xml:space="preserve">. </w:t>
+      </w:r>
+      <w:r>
+        <w:rPr>
+          <w:lang w:val="nl-NL"/>
+        </w:rPr>
+        <w:t>Middels</w:t>
+      </w:r>
+      <w:r>
+        <w:rPr>
+          <w:lang w:val="nl-NL"/>
+        </w:rPr>
+        <w:t xml:space="preserve"> </w:t>
+      </w:r>
+      <w:r>
+        <w:rPr>
+          <w:lang w:val="nl-NL"/>
+        </w:rPr>
+        <w:t xml:space="preserve">Google Colab kan iedereen met een Gmail account </w:t>
+      </w:r>
+      <w:r>
+        <w:rPr>
+          <w:lang w:val="nl-NL"/>
+        </w:rPr>
+        <w:t>het programma gebruiken.</w:t>
+      </w:r>
+    </w:p>
+    <w:p>
+      <w:pPr>
+        <w:jc w:val="both"/>
+        <w:rPr>
+          <w:lang w:val="nl-NL"/>
+        </w:rPr>
+      </w:pPr>
+    </w:p>
+    <w:p>
+      <w:pPr>
+        <w:jc w:val="both"/>
+        <w:rPr>
+          <w:lang w:val="nl-NL"/>
+        </w:rPr>
+      </w:pPr>
+      <w:r>
+        <w:rPr>
+          <w:lang w:val="nl-NL"/>
+        </w:rPr>
+        <w:t xml:space="preserve">Misschien wordt er van het programma </w:t>
+      </w:r>
+      <w:r>
+        <w:rPr>
+          <w:lang w:val="nl-NL"/>
+        </w:rPr>
+        <w:t>‘</w:t>
+      </w:r>
+      <w:r>
+        <w:rPr>
+          <w:lang w:val="nl-NL"/>
+        </w:rPr>
+        <w:t xml:space="preserve">n keer een webversie ontwikkeld. </w:t>
+      </w:r>
+      <w:r>
+        <w:rPr>
+          <w:lang w:val="nl-NL"/>
+        </w:rPr>
+        <w:t xml:space="preserve">Tot dan zal het minder </w:t>
+      </w:r>
+      <w:r>
+        <w:rPr>
+          <w:lang w:val="nl-NL"/>
+        </w:rPr>
+        <w:t>gebruikersvriendelijke</w:t>
+      </w:r>
+      <w:r>
+        <w:rPr>
+          <w:lang w:val="nl-NL"/>
+        </w:rPr>
+        <w:t xml:space="preserve"> Google </w:t>
       </w:r>
       <w:proofErr w:type="spellStart"/>
       <w:r>
         <w:rPr>
           <w:lang w:val="nl-NL"/>
         </w:rPr>
-        <w:t>Medicine</w:t>
+        <w:t>Colab</w:t>
       </w:r>
       <w:proofErr w:type="spellEnd"/>
       <w:r>
         <w:rPr>
           <w:lang w:val="nl-NL"/>
         </w:rPr>
-        <w:t xml:space="preserve"> (ACSM) die deze </w:t>
-      </w:r>
-      <w:r>
-        <w:rPr>
-          <w:lang w:val="nl-NL"/>
-        </w:rPr>
-        <w:t>richtlijnen</w:t>
-      </w:r>
-      <w:r>
-        <w:rPr>
-          <w:lang w:val="nl-NL"/>
-        </w:rPr>
-        <w:t xml:space="preserve"> in 1994 </w:t>
-      </w:r>
-      <w:r>
-        <w:rPr>
-          <w:lang w:val="nl-NL"/>
-        </w:rPr>
-        <w:t>gepresenteerd heeft (REFERENTTIE ACSM)</w:t>
-      </w:r>
-    </w:p>
-    <w:p>
-      <w:pPr>
-        <w:jc w:val="both"/>
-        <w:rPr>
-          <w:lang w:val="nl-NL"/>
-        </w:rPr>
-      </w:pPr>
-    </w:p>
-    <w:p>
-      <w:pPr>
-        <w:jc w:val="both"/>
-        <w:rPr>
-          <w:lang w:val="nl-NL"/>
-        </w:rPr>
-      </w:pPr>
-      <w:r>
-        <w:rPr>
-          <w:lang w:val="nl-NL"/>
-        </w:rPr>
-        <w:t xml:space="preserve">De richtlijnen zijn gebaseerd op de Wet </w:t>
-      </w:r>
-      <w:proofErr w:type="spellStart"/>
-      <w:r>
-        <w:rPr>
-          <w:lang w:val="nl-NL"/>
-        </w:rPr>
-        <w:t>Bulb</w:t>
-      </w:r>
-      <w:proofErr w:type="spellEnd"/>
-      <w:r>
-        <w:rPr>
-          <w:lang w:val="nl-NL"/>
-        </w:rPr>
-        <w:t xml:space="preserve"> Globe </w:t>
-      </w:r>
-      <w:proofErr w:type="spellStart"/>
-      <w:r>
-        <w:rPr>
-          <w:lang w:val="nl-NL"/>
-        </w:rPr>
-        <w:t>Temperature</w:t>
-      </w:r>
-      <w:proofErr w:type="spellEnd"/>
-      <w:r>
-        <w:rPr>
-          <w:lang w:val="nl-NL"/>
-        </w:rPr>
-        <w:t xml:space="preserve"> (WBGT), een maat die rekening houdt met </w:t>
-      </w:r>
-      <w:r>
-        <w:rPr>
-          <w:lang w:val="nl-NL"/>
-        </w:rPr>
-        <w:t>t</w:t>
-      </w:r>
-      <w:r>
-        <w:rPr>
-          <w:lang w:val="nl-NL"/>
-        </w:rPr>
-        <w:t>emperatuur, relatieve luchtvochtigheid</w:t>
-      </w:r>
-      <w:r>
-        <w:rPr>
-          <w:lang w:val="nl-NL"/>
-        </w:rPr>
-        <w:t xml:space="preserve">, zonkracht en wind. Lang waren de </w:t>
-      </w:r>
-      <w:r>
-        <w:rPr>
-          <w:lang w:val="nl-NL"/>
-        </w:rPr>
-        <w:t>WBGT-waarden</w:t>
-      </w:r>
-      <w:r>
-        <w:rPr>
-          <w:lang w:val="nl-NL"/>
-        </w:rPr>
-        <w:t xml:space="preserve"> in Nederland niet beschikbaar. </w:t>
-      </w:r>
-      <w:r>
-        <w:rPr>
-          <w:lang w:val="nl-NL"/>
-        </w:rPr>
-        <w:t xml:space="preserve">Echter in juni 2026 heeft </w:t>
-      </w:r>
-      <w:r>
-        <w:rPr>
-          <w:lang w:val="nl-NL"/>
-        </w:rPr>
-        <w:t>de</w:t>
-      </w:r>
-      <w:r>
-        <w:rPr>
-          <w:lang w:val="nl-NL"/>
-        </w:rPr>
-        <w:t xml:space="preserve"> </w:t>
-      </w:r>
-      <w:r>
-        <w:rPr>
-          <w:lang w:val="nl-NL"/>
-        </w:rPr>
-        <w:t>KNMI</w:t>
-      </w:r>
-      <w:r>
-        <w:rPr>
-          <w:lang w:val="nl-NL"/>
-        </w:rPr>
-        <w:t xml:space="preserve"> de </w:t>
-      </w:r>
-      <w:r>
-        <w:rPr>
-          <w:lang w:val="nl-NL"/>
-        </w:rPr>
-        <w:t>hittekracht</w:t>
-      </w:r>
-      <w:r>
-        <w:rPr>
-          <w:lang w:val="nl-NL"/>
-        </w:rPr>
-        <w:t xml:space="preserve"> </w:t>
-      </w:r>
-      <w:r>
-        <w:rPr>
-          <w:lang w:val="nl-NL"/>
-        </w:rPr>
-        <w:t>geïntroduceerd</w:t>
-      </w:r>
-      <w:r>
-        <w:rPr>
-          <w:lang w:val="nl-NL"/>
-        </w:rPr>
-        <w:t xml:space="preserve">, een maat van 0-10 </w:t>
-      </w:r>
-      <w:r>
-        <w:rPr>
-          <w:lang w:val="nl-NL"/>
-        </w:rPr>
-        <w:t xml:space="preserve">en </w:t>
-      </w:r>
-      <w:r>
-        <w:rPr>
-          <w:lang w:val="nl-NL"/>
-        </w:rPr>
-        <w:t>afgeleid van WBGT (REFERENTIE KNMI)</w:t>
-      </w:r>
-      <w:r>
-        <w:rPr>
-          <w:lang w:val="nl-NL"/>
-        </w:rPr>
-        <w:t>. Het KNMI voorspeld</w:t>
-      </w:r>
-      <w:r>
-        <w:rPr>
-          <w:lang w:val="nl-NL"/>
-        </w:rPr>
-        <w:t>t</w:t>
-      </w:r>
-      <w:r>
-        <w:rPr>
-          <w:lang w:val="nl-NL"/>
-        </w:rPr>
-        <w:t xml:space="preserve"> </w:t>
-      </w:r>
-      <w:r>
-        <w:rPr>
-          <w:lang w:val="nl-NL"/>
-        </w:rPr>
-        <w:t>één</w:t>
-      </w:r>
-      <w:r>
-        <w:rPr>
-          <w:lang w:val="nl-NL"/>
-        </w:rPr>
-        <w:t xml:space="preserve"> dag van </w:t>
-      </w:r>
-      <w:r>
-        <w:rPr>
-          <w:lang w:val="nl-NL"/>
-        </w:rPr>
-        <w:t>tevoren</w:t>
-      </w:r>
-      <w:r>
-        <w:rPr>
-          <w:lang w:val="nl-NL"/>
-        </w:rPr>
-        <w:t xml:space="preserve"> de verwachte hittekracht</w:t>
-      </w:r>
-      <w:r>
-        <w:rPr>
-          <w:lang w:val="nl-NL"/>
-        </w:rPr>
-        <w:t xml:space="preserve">. </w:t>
-      </w:r>
-      <w:r>
-        <w:rPr>
-          <w:lang w:val="nl-NL"/>
-        </w:rPr>
-        <w:t xml:space="preserve">Zie hiervoor de KNMI app </w:t>
-      </w:r>
-    </w:p>
-    <w:p>
-      <w:pPr>
-        <w:jc w:val="both"/>
-        <w:rPr>
-          <w:lang w:val="nl-NL"/>
-        </w:rPr>
-      </w:pPr>
-    </w:p>
-    <w:p>
-      <w:pPr>
-        <w:jc w:val="both"/>
-        <w:rPr>
-          <w:lang w:val="nl-NL"/>
-        </w:rPr>
-      </w:pPr>
-      <w:r>
-        <w:rPr>
-          <w:lang w:val="nl-NL"/>
-        </w:rPr>
-        <w:t xml:space="preserve">Ook zijn tegenwoordig via het Open Data Platform van het KNMI </w:t>
-      </w:r>
-      <w:r>
-        <w:rPr>
-          <w:lang w:val="nl-NL"/>
-        </w:rPr>
-        <w:t xml:space="preserve">(REFERENTIE OPRN </w:t>
-      </w:r>
-      <w:r>
-        <w:rPr>
-          <w:lang w:val="nl-NL"/>
-        </w:rPr>
-        <w:t xml:space="preserve">DATA PLATFORM) de gemeten </w:t>
-      </w:r>
-      <w:r>
-        <w:rPr>
-          <w:lang w:val="nl-NL"/>
-        </w:rPr>
-        <w:t>WBGT-waarden</w:t>
-      </w:r>
-      <w:r>
-        <w:rPr>
-          <w:lang w:val="nl-NL"/>
-        </w:rPr>
-        <w:t xml:space="preserve"> voor ieder weerstation n Nederland (dus ook Gilze-Rijen) </w:t>
-      </w:r>
-      <w:r>
-        <w:rPr>
-          <w:lang w:val="nl-NL"/>
-        </w:rPr>
-        <w:t xml:space="preserve">binnen 10 minuten beschikbaar. Dit maakt het mogelijk een grafiek te maken </w:t>
-      </w:r>
-      <w:r>
-        <w:rPr>
-          <w:lang w:val="nl-NL"/>
-        </w:rPr>
-        <w:t xml:space="preserve">van de </w:t>
-      </w:r>
-      <w:r>
-        <w:rPr>
-          <w:lang w:val="nl-NL"/>
-        </w:rPr>
-        <w:t>WBGT-temperatuur</w:t>
-      </w:r>
-      <w:r>
-        <w:rPr>
-          <w:lang w:val="nl-NL"/>
-        </w:rPr>
-        <w:t xml:space="preserve">, helaas van het verleden, voorspelde </w:t>
-      </w:r>
-      <w:r>
-        <w:rPr>
-          <w:lang w:val="nl-NL"/>
-        </w:rPr>
-        <w:t>WBGT-waarden</w:t>
-      </w:r>
-      <w:r>
-        <w:rPr>
-          <w:lang w:val="nl-NL"/>
-        </w:rPr>
-        <w:t xml:space="preserve"> zijn (nog) niet beschik</w:t>
-      </w:r>
-      <w:r>
-        <w:rPr>
-          <w:lang w:val="nl-NL"/>
-        </w:rPr>
-        <w:t xml:space="preserve">baar. </w:t>
-      </w:r>
-    </w:p>
-    <w:p>
-      <w:pPr>
-        <w:jc w:val="both"/>
-        <w:rPr>
-          <w:lang w:val="nl-NL"/>
-        </w:rPr>
-      </w:pPr>
-    </w:p>
-    <w:p>
-      <w:pPr>
-        <w:jc w:val="both"/>
-        <w:rPr>
-          <w:lang w:val="nl-NL"/>
-        </w:rPr>
-      </w:pPr>
-      <w:r>
-        <w:rPr>
-          <w:lang w:val="nl-NL"/>
-        </w:rPr>
-        <w:t>Om deze gegevens te downloaden is in 1</w:t>
-      </w:r>
-      <w:r>
-        <w:rPr>
-          <w:vertAlign w:val="superscript"/>
-          <w:lang w:val="nl-NL"/>
-        </w:rPr>
-        <w:t>e</w:t>
-      </w:r>
-      <w:r>
-        <w:rPr>
-          <w:lang w:val="nl-NL"/>
-        </w:rPr>
-        <w:t xml:space="preserve"> instantie een </w:t>
-      </w:r>
-      <w:proofErr w:type="spellStart"/>
-      <w:r>
-        <w:rPr>
-          <w:lang w:val="nl-NL"/>
-        </w:rPr>
-        <w:t>Matlab</w:t>
-      </w:r>
-      <w:proofErr w:type="spellEnd"/>
-      <w:r>
-        <w:rPr>
-          <w:lang w:val="nl-NL"/>
-        </w:rPr>
-        <w:t xml:space="preserve"> programma ontwikkeld, dat gebruikt kan worden op PC, tablet en </w:t>
-      </w:r>
-      <w:r>
-        <w:rPr>
-          <w:lang w:val="nl-NL"/>
-        </w:rPr>
-        <w:t>smartphone</w:t>
-      </w:r>
-      <w:r>
-        <w:rPr>
-          <w:lang w:val="nl-NL"/>
-        </w:rPr>
-        <w:t xml:space="preserve">. </w:t>
-      </w:r>
-      <w:proofErr w:type="spellStart"/>
-      <w:r>
-        <w:rPr>
-          <w:lang w:val="nl-NL"/>
-        </w:rPr>
-        <w:t>Matlab</w:t>
-      </w:r>
-      <w:proofErr w:type="spellEnd"/>
-      <w:r>
-        <w:rPr>
-          <w:lang w:val="nl-NL"/>
-        </w:rPr>
-        <w:t xml:space="preserve"> is echter </w:t>
-      </w:r>
-      <w:r>
-        <w:rPr>
-          <w:lang w:val="nl-NL"/>
-        </w:rPr>
-        <w:t xml:space="preserve">niet </w:t>
-      </w:r>
-      <w:r>
-        <w:rPr>
-          <w:lang w:val="nl-NL"/>
-        </w:rPr>
-        <w:t>voor</w:t>
-      </w:r>
-      <w:r>
-        <w:rPr>
-          <w:lang w:val="nl-NL"/>
-        </w:rPr>
-        <w:t xml:space="preserve"> </w:t>
-      </w:r>
-      <w:r>
-        <w:rPr>
-          <w:lang w:val="nl-NL"/>
-        </w:rPr>
-        <w:t>iedereen beschikbaar</w:t>
-      </w:r>
-      <w:r>
-        <w:rPr>
-          <w:lang w:val="nl-NL"/>
-        </w:rPr>
-        <w:t>. Om toestanden met de Apple Store e</w:t>
-      </w:r>
-      <w:r>
-        <w:rPr>
-          <w:lang w:val="nl-NL"/>
-        </w:rPr>
-        <w:t>n</w:t>
-      </w:r>
-      <w:r>
-        <w:rPr>
-          <w:lang w:val="nl-NL"/>
-        </w:rPr>
-        <w:t xml:space="preserve"> Google Play te voorkomen is </w:t>
-      </w:r>
-      <w:r>
-        <w:rPr>
-          <w:lang w:val="nl-NL"/>
-        </w:rPr>
-        <w:t>het programma herschreven in Jupyler Notebook</w:t>
-      </w:r>
-      <w:r>
-        <w:rPr>
-          <w:lang w:val="nl-NL"/>
-        </w:rPr>
-        <w:t xml:space="preserve"> (python code)</w:t>
-      </w:r>
-      <w:r>
-        <w:rPr>
-          <w:lang w:val="nl-NL"/>
-        </w:rPr>
-        <w:t xml:space="preserve">. </w:t>
-      </w:r>
-      <w:r>
-        <w:rPr>
-          <w:lang w:val="nl-NL"/>
-        </w:rPr>
-        <w:t>Middels</w:t>
-      </w:r>
-      <w:r>
-        <w:rPr>
-          <w:lang w:val="nl-NL"/>
-        </w:rPr>
-        <w:t xml:space="preserve"> </w:t>
-      </w:r>
-      <w:r>
-        <w:rPr>
-          <w:lang w:val="nl-NL"/>
-        </w:rPr>
-        <w:t xml:space="preserve">Google Colab kan iedereen met een Gmail account </w:t>
-      </w:r>
-      <w:r>
-        <w:rPr>
-          <w:lang w:val="nl-NL"/>
-        </w:rPr>
-        <w:t>het programma gebruiken.</w:t>
-      </w:r>
-    </w:p>
-    <w:p>
-      <w:pPr>
-        <w:jc w:val="both"/>
-        <w:rPr>
-          <w:lang w:val="nl-NL"/>
-        </w:rPr>
-      </w:pPr>
-    </w:p>
-    <w:p>
-      <w:pPr>
-        <w:jc w:val="both"/>
-        <w:rPr>
-          <w:lang w:val="nl-NL"/>
-        </w:rPr>
-      </w:pPr>
-      <w:r>
-        <w:rPr>
-          <w:lang w:val="nl-NL"/>
-        </w:rPr>
-        <w:t xml:space="preserve">Misschien wordt er van het programma </w:t>
-      </w:r>
-      <w:r>
-        <w:rPr>
-          <w:lang w:val="nl-NL"/>
-        </w:rPr>
-        <w:t>‘</w:t>
-      </w:r>
-      <w:r>
-        <w:rPr>
-          <w:lang w:val="nl-NL"/>
-        </w:rPr>
-        <w:t xml:space="preserve">n keer een webversie ontwikkeld. </w:t>
-      </w:r>
-      <w:r>
-        <w:rPr>
-          <w:lang w:val="nl-NL"/>
-        </w:rPr>
-        <w:t xml:space="preserve">Tot dan zal het minder </w:t>
-      </w:r>
-      <w:r>
-        <w:rPr>
-          <w:lang w:val="nl-NL"/>
-        </w:rPr>
-        <w:t>gebruikersvriendelijke</w:t>
-      </w:r>
-      <w:r>
-        <w:rPr>
-          <w:lang w:val="nl-NL"/>
-        </w:rPr>
-        <w:t xml:space="preserve"> Google </w:t>
-      </w:r>
-      <w:proofErr w:type="spellStart"/>
-      <w:r>
-        <w:rPr>
-          <w:lang w:val="nl-NL"/>
-        </w:rPr>
-        <w:t>Colab</w:t>
-      </w:r>
-      <w:proofErr w:type="spellEnd"/>
-      <w:r>
-        <w:rPr>
-          <w:lang w:val="nl-NL"/>
-        </w:rPr>
         <w:t xml:space="preserve"> gebruikt moeten worden. Dit document bevat </w:t>
       </w:r>
       <w:r>
@@ -1386,7 +1664,7 @@
       <w:pPr>
         <w:pStyle w:val="Heading1"/>
       </w:pPr>
-      <w:bookmarkStart w:id="1" w:name="_Toc235904292"/>
+      <w:bookmarkStart w:id="1" w:name="_Toc236403888"/>
       <w:r>
         <w:t xml:space="preserve">Google </w:t>
       </w:r>
@@ -1396,6 +1674,9 @@
       </w:r>
       <w:bookmarkEnd w:id="1"/>
       <w:proofErr w:type="spellEnd"/>
+      <w:r>
+        <w:t xml:space="preserve"> – PC </w:t>
+      </w:r>
     </w:p>
     <w:p/>
     <w:p>
@@ -1414,13 +1695,7 @@
         <w:rPr>
           <w:lang w:val="nl-NL"/>
         </w:rPr>
-        <w:t>onli</w:t>
-      </w:r>
-      <w:r>
-        <w:rPr>
-          <w:lang w:val="nl-NL"/>
-        </w:rPr>
-        <w:t>ne omgeving waar men Python code kan schrijven en uitvoeren</w:t>
+        <w:t>online omgeving waar men Python code kan schrijven en uitvoeren</w:t>
       </w:r>
       <w:r>
         <w:rPr>
@@ -1465,7 +1740,7 @@
         <w:rPr>
           <w:lang w:val="nl-NL"/>
         </w:rPr>
-        <w:t>Zorg ervoor dat je op je PC, tablet of smartphone ingelogd bent bij Google</w:t>
+        <w:t>Zorg ervoor dat je op je PC</w:t>
       </w:r>
     </w:p>
     <w:p>
@@ -1594,6 +1869,8 @@
     <w:p>
       <w:pPr>
         <w:rPr>
+          <w:sz w:val="22"/>
+          <w:szCs w:val="22"/>
           <w:lang w:val="nl-NL"/>
         </w:rPr>
       </w:pPr>
@@ -1701,7 +1978,19 @@
               <w:rPr>
                 <w:lang w:val="nl-NL"/>
               </w:rPr>
-              <w:t>“Upload notebook” boven in het scherm. ’n Scherm vergelijkbaar met de afbeelding rechts verschijnt nu</w:t>
+              <w:t xml:space="preserve">“Upload notebook” boven in het scherm. </w:t>
+            </w:r>
+            <w:r>
+              <w:rPr>
+                <w:lang w:val="nl-NL"/>
+              </w:rPr>
+              <w:t>Een</w:t>
+            </w:r>
+            <w:r>
+              <w:rPr>
+                <w:lang w:val="nl-NL"/>
+              </w:rPr>
+              <w:t xml:space="preserve"> Scherm vergelijkbaar met de afbeelding rechts verschijnt nu</w:t>
             </w:r>
           </w:p>
           <w:p>
@@ -1827,12 +2116,16 @@
           <w:p>
             <w:pPr>
               <w:rPr>
+                <w:sz w:val="22"/>
+                <w:szCs w:val="22"/>
                 <w:lang w:val="nl-NL"/>
               </w:rPr>
             </w:pPr>
             <w:r>
               <w:rPr>
                 <w:noProof/>
+                <w:sz w:val="22"/>
+                <w:szCs w:val="22"/>
                 <w:lang w:val="nl-NL"/>
               </w:rPr>
               <w:drawing>
@@ -1894,6 +2187,8 @@
           <w:p>
             <w:pPr>
               <w:rPr>
+                <w:sz w:val="22"/>
+                <w:szCs w:val="22"/>
                 <w:lang w:val="nl-NL"/>
               </w:rPr>
             </w:pPr>
@@ -1988,7 +2283,13 @@
               <w:rPr>
                 <w:lang w:val="nl-NL"/>
               </w:rPr>
-              <w:t>Zie hiervoor het volgende hoofdstuk</w:t>
+              <w:t>Zie hiervoor het hoofdstuk</w:t>
+            </w:r>
+            <w:r>
+              <w:rPr>
+                <w:lang w:val="nl-NL"/>
+              </w:rPr>
+              <w:t xml:space="preserve"> 4</w:t>
             </w:r>
           </w:p>
           <w:p>
@@ -2013,12 +2314,16 @@
           <w:p>
             <w:pPr>
               <w:rPr>
+                <w:sz w:val="22"/>
+                <w:szCs w:val="22"/>
                 <w:lang w:val="nl-NL"/>
               </w:rPr>
             </w:pPr>
             <w:r>
               <w:rPr>
                 <w:noProof/>
+                <w:sz w:val="22"/>
+                <w:szCs w:val="22"/>
                 <w:lang w:val="nl-NL"/>
               </w:rPr>
               <w:drawing>
@@ -2064,6 +2369,8 @@
     <w:p>
       <w:pPr>
         <w:rPr>
+          <w:sz w:val="22"/>
+          <w:szCs w:val="22"/>
           <w:lang w:val="nl-NL"/>
         </w:rPr>
       </w:pPr>
@@ -2081,7 +2388,581 @@
         </w:rPr>
         <w:br w:type="page"/>
       </w:r>
-      <w:bookmarkStart w:id="2" w:name="_Toc235904293"/>
+      <w:bookmarkStart w:id="2" w:name="_Toc236403889"/>
+      <w:r>
+        <w:rPr>
+          <w:lang w:val="nl-NL"/>
+        </w:rPr>
+        <w:lastRenderedPageBreak/>
+        <w:t xml:space="preserve">Google </w:t>
+      </w:r>
+      <w:proofErr w:type="spellStart"/>
+      <w:r>
+        <w:rPr>
+          <w:lang w:val="nl-NL"/>
+        </w:rPr>
+        <w:t>Colab</w:t>
+      </w:r>
+      <w:proofErr w:type="spellEnd"/>
+      <w:r>
+        <w:rPr>
+          <w:lang w:val="nl-NL"/>
+        </w:rPr>
+        <w:t xml:space="preserve"> – Smartphone</w:t>
+      </w:r>
+    </w:p>
+    <w:p>
+      <w:pPr>
+        <w:rPr>
+          <w:lang w:val="nl-NL"/>
+        </w:rPr>
+      </w:pPr>
+    </w:p>
+    <w:p>
+      <w:pPr>
+        <w:rPr>
+          <w:lang w:val="nl-NL"/>
+        </w:rPr>
+      </w:pPr>
+      <w:r>
+        <w:rPr>
+          <w:lang w:val="nl-NL"/>
+        </w:rPr>
+        <w:t xml:space="preserve">Google </w:t>
+      </w:r>
+      <w:proofErr w:type="spellStart"/>
+      <w:r>
+        <w:rPr>
+          <w:lang w:val="nl-NL"/>
+        </w:rPr>
+        <w:t>Colab</w:t>
+      </w:r>
+      <w:proofErr w:type="spellEnd"/>
+      <w:r>
+        <w:rPr>
+          <w:lang w:val="nl-NL"/>
+        </w:rPr>
+        <w:t xml:space="preserve"> is een online omgeving waar men Python code kan schrijven en uitvoeren. Het kan door iedereen gebruikt worden met een google-account (</w:t>
+      </w:r>
+      <w:proofErr w:type="spellStart"/>
+      <w:r>
+        <w:rPr>
+          <w:lang w:val="nl-NL"/>
+        </w:rPr>
+        <w:t>gmail</w:t>
+      </w:r>
+      <w:proofErr w:type="spellEnd"/>
+      <w:r>
+        <w:rPr>
+          <w:lang w:val="nl-NL"/>
+        </w:rPr>
+        <w:t>)</w:t>
+      </w:r>
+    </w:p>
+    <w:p>
+      <w:pPr>
+        <w:rPr>
+          <w:lang w:val="nl-NL"/>
+        </w:rPr>
+      </w:pPr>
+    </w:p>
+    <w:p>
+      <w:pPr>
+        <w:pStyle w:val="ListParagraph"/>
+        <w:numPr>
+          <w:ilvl w:val="0"/>
+          <w:numId w:val="2"/>
+        </w:numPr>
+        <w:rPr>
+          <w:lang w:val="nl-NL"/>
+        </w:rPr>
+      </w:pPr>
+      <w:r>
+        <w:rPr>
+          <w:lang w:val="nl-NL"/>
+        </w:rPr>
+        <w:t xml:space="preserve">Zorg ervoor dat </w:t>
+      </w:r>
+      <w:r>
+        <w:rPr>
+          <w:lang w:val="nl-NL"/>
+        </w:rPr>
+        <w:t>ingelogd bent bij Google</w:t>
+      </w:r>
+    </w:p>
+    <w:p>
+      <w:pPr>
+        <w:pStyle w:val="ListParagraph"/>
+        <w:numPr>
+          <w:ilvl w:val="0"/>
+          <w:numId w:val="2"/>
+        </w:numPr>
+        <w:rPr>
+          <w:lang w:val="nl-NL"/>
+        </w:rPr>
+      </w:pPr>
+      <w:r>
+        <w:rPr>
+          <w:lang w:val="nl-NL"/>
+        </w:rPr>
+        <w:t xml:space="preserve">Start Google </w:t>
+      </w:r>
+      <w:proofErr w:type="spellStart"/>
+      <w:r>
+        <w:rPr>
+          <w:lang w:val="nl-NL"/>
+        </w:rPr>
+        <w:t>Colab</w:t>
+      </w:r>
+      <w:proofErr w:type="spellEnd"/>
+      <w:r>
+        <w:rPr>
+          <w:lang w:val="nl-NL"/>
+        </w:rPr>
+        <w:t xml:space="preserve"> op met de volgende </w:t>
+      </w:r>
+      <w:proofErr w:type="gramStart"/>
+      <w:r>
+        <w:rPr>
+          <w:lang w:val="nl-NL"/>
+        </w:rPr>
+        <w:t>URL :</w:t>
+      </w:r>
+      <w:proofErr w:type="gramEnd"/>
+    </w:p>
+    <w:p>
+      <w:pPr>
+        <w:ind w:left="284"/>
+        <w:rPr>
+          <w:lang w:val="nl-NL"/>
+        </w:rPr>
+      </w:pPr>
+    </w:p>
+    <w:p>
+      <w:pPr>
+        <w:ind w:left="852" w:firstLine="284"/>
+        <w:rPr>
+          <w:lang w:val="nl-NL"/>
+        </w:rPr>
+      </w:pPr>
+      <w:hyperlink r:id="rId13" w:history="1">
+        <w:r>
+          <w:rPr>
+            <w:rStyle w:val="Hyperlink"/>
+            <w:lang w:val="nl-NL"/>
+          </w:rPr>
+          <w:t>https://colab.research.google.com</w:t>
+        </w:r>
+      </w:hyperlink>
+    </w:p>
+    <w:p>
+      <w:pPr>
+        <w:rPr>
+          <w:lang w:val="nl-NL"/>
+        </w:rPr>
+      </w:pPr>
+    </w:p>
+    <w:p>
+      <w:pPr>
+        <w:pStyle w:val="ListParagraph"/>
+        <w:numPr>
+          <w:ilvl w:val="0"/>
+          <w:numId w:val="3"/>
+        </w:numPr>
+        <w:jc w:val="both"/>
+        <w:rPr>
+          <w:lang w:val="nl-NL"/>
+        </w:rPr>
+      </w:pPr>
+      <w:r>
+        <w:rPr>
+          <w:lang w:val="nl-NL"/>
+        </w:rPr>
+        <w:t xml:space="preserve">Als je ingelogd bent krijg je het ongeveer volgende scherm te zien. Mocht je nog niet. Ingelogd zijn dan kan dit met de button rechtsboven. De bestanden zijn bestanden die op mijn google-drive staan, in </w:t>
+      </w:r>
+      <w:proofErr w:type="gramStart"/>
+      <w:r>
+        <w:rPr>
+          <w:lang w:val="nl-NL"/>
+        </w:rPr>
+        <w:t>jou</w:t>
+      </w:r>
+      <w:proofErr w:type="gramEnd"/>
+      <w:r>
+        <w:rPr>
+          <w:lang w:val="nl-NL"/>
+        </w:rPr>
+        <w:t xml:space="preserve"> geval zal dit anders zijn </w:t>
+      </w:r>
+    </w:p>
+    <w:p>
+      <w:pPr>
+        <w:jc w:val="both"/>
+        <w:rPr>
+          <w:lang w:val="nl-NL"/>
+        </w:rPr>
+      </w:pPr>
+    </w:p>
+    <w:tbl>
+      <w:tblPr>
+        <w:tblStyle w:val="TableGrid"/>
+        <w:tblW w:w="0" w:type="auto"/>
+        <w:tblBorders>
+          <w:top w:val="none" w:sz="0" w:space="0" w:color="auto"/>
+          <w:left w:val="none" w:sz="0" w:space="0" w:color="auto"/>
+          <w:bottom w:val="none" w:sz="0" w:space="0" w:color="auto"/>
+          <w:right w:val="none" w:sz="0" w:space="0" w:color="auto"/>
+          <w:insideH w:val="none" w:sz="0" w:space="0" w:color="auto"/>
+          <w:insideV w:val="none" w:sz="0" w:space="0" w:color="auto"/>
+        </w:tblBorders>
+        <w:tblLook w:val="04A0" w:firstRow="1" w:lastRow="0" w:firstColumn="1" w:lastColumn="0" w:noHBand="0" w:noVBand="1"/>
+      </w:tblPr>
+      <w:tblGrid>
+        <w:gridCol w:w="5297"/>
+        <w:gridCol w:w="3757"/>
+      </w:tblGrid>
+      <w:tr>
+        <w:tc>
+          <w:tcPr>
+            <w:tcW w:w="5297" w:type="dxa"/>
+          </w:tcPr>
+          <w:p>
+            <w:pPr>
+              <w:jc w:val="both"/>
+              <w:rPr>
+                <w:lang w:val="nl-NL"/>
+              </w:rPr>
+            </w:pPr>
+            <w:r>
+              <w:rPr>
+                <w:lang w:val="nl-NL"/>
+              </w:rPr>
+              <w:t>Kies nu GitHub uit de opties bij “Open Notebook”</w:t>
+            </w:r>
+            <w:r>
+              <w:rPr>
+                <w:lang w:val="nl-NL"/>
+              </w:rPr>
+              <w:t xml:space="preserve">. </w:t>
+            </w:r>
+          </w:p>
+        </w:tc>
+        <w:tc>
+          <w:tcPr>
+            <w:tcW w:w="3757" w:type="dxa"/>
+          </w:tcPr>
+          <w:p>
+            <w:pPr>
+              <w:jc w:val="both"/>
+              <w:rPr>
+                <w:lang w:val="nl-NL"/>
+              </w:rPr>
+            </w:pPr>
+            <w:r>
+              <w:rPr>
+                <w:noProof/>
+                <w:lang w:val="nl-NL"/>
+              </w:rPr>
+              <w:drawing>
+                <wp:inline distT="0" distB="0" distL="0" distR="0" wp14:anchorId="1C48E29B" wp14:editId="262395DE">
+                  <wp:extent cx="2248633" cy="3988340"/>
+                  <wp:effectExtent l="0" t="0" r="0" b="0"/>
+                  <wp:docPr id="77906194" name="Picture 1"/>
+                  <wp:cNvGraphicFramePr>
+                    <a:graphicFrameLocks xmlns:a="http://schemas.openxmlformats.org/drawingml/2006/main" noChangeAspect="1"/>
+                  </wp:cNvGraphicFramePr>
+                  <a:graphic xmlns:a="http://schemas.openxmlformats.org/drawingml/2006/main">
+                    <a:graphicData uri="http://schemas.openxmlformats.org/drawingml/2006/picture">
+                      <pic:pic xmlns:pic="http://schemas.openxmlformats.org/drawingml/2006/picture">
+                        <pic:nvPicPr>
+                          <pic:cNvPr id="77906194" name="Picture 77906194"/>
+                          <pic:cNvPicPr/>
+                        </pic:nvPicPr>
+                        <pic:blipFill>
+                          <a:blip r:embed="rId14"/>
+                          <a:stretch>
+                            <a:fillRect/>
+                          </a:stretch>
+                        </pic:blipFill>
+                        <pic:spPr>
+                          <a:xfrm>
+                            <a:off x="0" y="0"/>
+                            <a:ext cx="2331696" cy="4135667"/>
+                          </a:xfrm>
+                          <a:prstGeom prst="rect">
+                            <a:avLst/>
+                          </a:prstGeom>
+                        </pic:spPr>
+                      </pic:pic>
+                    </a:graphicData>
+                  </a:graphic>
+                </wp:inline>
+              </w:drawing>
+            </w:r>
+          </w:p>
+        </w:tc>
+      </w:tr>
+      <w:tr>
+        <w:tc>
+          <w:tcPr>
+            <w:tcW w:w="5297" w:type="dxa"/>
+          </w:tcPr>
+          <w:p>
+            <w:pPr>
+              <w:jc w:val="both"/>
+              <w:rPr>
+                <w:lang w:val="nl-NL"/>
+              </w:rPr>
+            </w:pPr>
+            <w:r>
+              <w:rPr>
+                <w:lang w:val="nl-NL"/>
+              </w:rPr>
+              <w:lastRenderedPageBreak/>
+              <w:t xml:space="preserve">Het volgende scherm verschijnt nu. </w:t>
+            </w:r>
+            <w:r>
+              <w:rPr>
+                <w:lang w:val="nl-NL"/>
+              </w:rPr>
+              <w:t xml:space="preserve">Er wordt gevraagd om een GitHub URL in te vullen of een </w:t>
+            </w:r>
+            <w:proofErr w:type="spellStart"/>
+            <w:r>
+              <w:rPr>
+                <w:lang w:val="nl-NL"/>
+              </w:rPr>
+              <w:t>GitGub</w:t>
+            </w:r>
+            <w:proofErr w:type="spellEnd"/>
+            <w:r>
+              <w:rPr>
+                <w:lang w:val="nl-NL"/>
+              </w:rPr>
+              <w:t xml:space="preserve"> </w:t>
+            </w:r>
+            <w:r>
+              <w:rPr>
+                <w:lang w:val="nl-NL"/>
+              </w:rPr>
+              <w:t>gebruikersnaam. Kies “</w:t>
+            </w:r>
+            <w:proofErr w:type="spellStart"/>
+            <w:r>
+              <w:rPr>
+                <w:lang w:val="nl-NL"/>
+              </w:rPr>
+              <w:t>JanMenssen</w:t>
+            </w:r>
+            <w:proofErr w:type="spellEnd"/>
+            <w:r>
+              <w:rPr>
+                <w:lang w:val="nl-NL"/>
+              </w:rPr>
+              <w:t>” en druk op de loep</w:t>
+            </w:r>
+          </w:p>
+          <w:p>
+            <w:pPr>
+              <w:jc w:val="both"/>
+              <w:rPr>
+                <w:lang w:val="nl-NL"/>
+              </w:rPr>
+            </w:pPr>
+          </w:p>
+          <w:p>
+            <w:pPr>
+              <w:jc w:val="both"/>
+              <w:rPr>
+                <w:lang w:val="nl-NL"/>
+              </w:rPr>
+            </w:pPr>
+            <w:r>
+              <w:rPr>
+                <w:lang w:val="nl-NL"/>
+              </w:rPr>
+              <w:t xml:space="preserve">Dit is </w:t>
+            </w:r>
+            <w:proofErr w:type="gramStart"/>
+            <w:r>
+              <w:rPr>
+                <w:lang w:val="nl-NL"/>
+              </w:rPr>
+              <w:t>reeds</w:t>
+            </w:r>
+            <w:proofErr w:type="gramEnd"/>
+            <w:r>
+              <w:rPr>
+                <w:lang w:val="nl-NL"/>
+              </w:rPr>
+              <w:t xml:space="preserve"> gedaan in het scher</w:t>
+            </w:r>
+            <w:r>
+              <w:rPr>
+                <w:lang w:val="nl-NL"/>
+              </w:rPr>
+              <w:t>m. In het midden van het scherm verschijnt nu de naam van het notebook dat we moeten openen. &lt;</w:t>
+            </w:r>
+            <w:proofErr w:type="spellStart"/>
+            <w:r>
+              <w:rPr>
+                <w:lang w:val="nl-NL"/>
+              </w:rPr>
+              <w:t>getWBGT.ipynb</w:t>
+            </w:r>
+            <w:proofErr w:type="spellEnd"/>
+            <w:r>
+              <w:rPr>
+                <w:lang w:val="nl-NL"/>
+              </w:rPr>
+              <w:t>&gt;</w:t>
+            </w:r>
+          </w:p>
+          <w:p>
+            <w:pPr>
+              <w:jc w:val="both"/>
+              <w:rPr>
+                <w:lang w:val="nl-NL"/>
+              </w:rPr>
+            </w:pPr>
+          </w:p>
+          <w:p>
+            <w:pPr>
+              <w:jc w:val="both"/>
+              <w:rPr>
+                <w:lang w:val="nl-NL"/>
+              </w:rPr>
+            </w:pPr>
+            <w:r>
+              <w:rPr>
+                <w:lang w:val="nl-NL"/>
+              </w:rPr>
+              <w:t>Kies nu dit notebook</w:t>
+            </w:r>
+          </w:p>
+          <w:p>
+            <w:pPr>
+              <w:jc w:val="both"/>
+              <w:rPr>
+                <w:lang w:val="nl-NL"/>
+              </w:rPr>
+            </w:pPr>
+          </w:p>
+          <w:p>
+            <w:pPr>
+              <w:jc w:val="both"/>
+              <w:rPr>
+                <w:lang w:val="nl-NL"/>
+              </w:rPr>
+            </w:pPr>
+            <w:r>
+              <w:rPr>
+                <w:lang w:val="nl-NL"/>
+              </w:rPr>
+              <w:t>Je kunt nu verder met hoofdstuk 4. Dit hoofdstuk is gemaakt aan de hand van de schermen zoals die op de PC verschijnen. Dit is voor een smartphone een beetje anders maar vergelijkbaar</w:t>
+            </w:r>
+          </w:p>
+          <w:p>
+            <w:pPr>
+              <w:jc w:val="both"/>
+              <w:rPr>
+                <w:lang w:val="nl-NL"/>
+              </w:rPr>
+            </w:pPr>
+          </w:p>
+          <w:p>
+            <w:pPr>
+              <w:jc w:val="both"/>
+              <w:rPr>
+                <w:lang w:val="nl-NL"/>
+              </w:rPr>
+            </w:pPr>
+          </w:p>
+        </w:tc>
+        <w:tc>
+          <w:tcPr>
+            <w:tcW w:w="3757" w:type="dxa"/>
+          </w:tcPr>
+          <w:p>
+            <w:pPr>
+              <w:jc w:val="both"/>
+              <w:rPr>
+                <w:lang w:val="nl-NL"/>
+              </w:rPr>
+            </w:pPr>
+            <w:r>
+              <w:rPr>
+                <w:noProof/>
+                <w:lang w:val="nl-NL"/>
+              </w:rPr>
+              <w:drawing>
+                <wp:inline distT="0" distB="0" distL="0" distR="0" wp14:anchorId="12C1F106" wp14:editId="54ECBC53">
+                  <wp:extent cx="2221576" cy="4815192"/>
+                  <wp:effectExtent l="0" t="0" r="1270" b="0"/>
+                  <wp:docPr id="9969063" name="Picture 2"/>
+                  <wp:cNvGraphicFramePr>
+                    <a:graphicFrameLocks xmlns:a="http://schemas.openxmlformats.org/drawingml/2006/main" noChangeAspect="1"/>
+                  </wp:cNvGraphicFramePr>
+                  <a:graphic xmlns:a="http://schemas.openxmlformats.org/drawingml/2006/main">
+                    <a:graphicData uri="http://schemas.openxmlformats.org/drawingml/2006/picture">
+                      <pic:pic xmlns:pic="http://schemas.openxmlformats.org/drawingml/2006/picture">
+                        <pic:nvPicPr>
+                          <pic:cNvPr id="9969063" name="Picture 9969063"/>
+                          <pic:cNvPicPr/>
+                        </pic:nvPicPr>
+                        <pic:blipFill>
+                          <a:blip r:embed="rId15"/>
+                          <a:stretch>
+                            <a:fillRect/>
+                          </a:stretch>
+                        </pic:blipFill>
+                        <pic:spPr>
+                          <a:xfrm>
+                            <a:off x="0" y="0"/>
+                            <a:ext cx="2238430" cy="4851722"/>
+                          </a:xfrm>
+                          <a:prstGeom prst="rect">
+                            <a:avLst/>
+                          </a:prstGeom>
+                        </pic:spPr>
+                      </pic:pic>
+                    </a:graphicData>
+                  </a:graphic>
+                </wp:inline>
+              </w:drawing>
+            </w:r>
+          </w:p>
+        </w:tc>
+      </w:tr>
+    </w:tbl>
+    <w:p>
+      <w:pPr>
+        <w:jc w:val="both"/>
+        <w:rPr>
+          <w:lang w:val="nl-NL"/>
+        </w:rPr>
+      </w:pPr>
+    </w:p>
+    <w:p>
+      <w:pPr>
+        <w:rPr>
+          <w:lang w:val="nl-NL"/>
+        </w:rPr>
+      </w:pPr>
+      <w:r>
+        <w:rPr>
+          <w:lang w:val="nl-NL"/>
+        </w:rPr>
+        <w:br w:type="page"/>
+      </w:r>
+    </w:p>
+    <w:p>
+      <w:pPr>
+        <w:pStyle w:val="Heading1"/>
+        <w:rPr>
+          <w:lang w:val="nl-NL"/>
+        </w:rPr>
+      </w:pPr>
       <w:r>
         <w:rPr>
           <w:lang w:val="nl-NL"/>
@@ -2291,6 +3172,8 @@
     <w:p>
       <w:pPr>
         <w:rPr>
+          <w:sz w:val="22"/>
+          <w:szCs w:val="22"/>
           <w:lang w:val="nl-NL"/>
         </w:rPr>
       </w:pPr>
@@ -2322,7 +3205,7 @@
                     <pic:cNvPicPr/>
                   </pic:nvPicPr>
                   <pic:blipFill>
-                    <a:blip r:embed="rId13"/>
+                    <a:blip r:embed="rId16"/>
                     <a:stretch>
                       <a:fillRect/>
                     </a:stretch>
@@ -2756,13 +3639,7 @@
         <w:rPr>
           <w:lang w:val="nl-NL"/>
         </w:rPr>
-        <w:t>) hoeft NIET uitgevoerd</w:t>
-      </w:r>
-      <w:r>
-        <w:rPr>
-          <w:lang w:val="nl-NL"/>
-        </w:rPr>
-        <w:t xml:space="preserve"> te worden (dit is voor de ontwikkelaar)</w:t>
+        <w:t>) hoeft NIET uitgevoerd te worden (dit is voor de ontwikkelaar)</w:t>
       </w:r>
     </w:p>
     <w:p>
@@ -3004,7 +3881,7 @@
                     <pic:cNvPicPr/>
                   </pic:nvPicPr>
                   <pic:blipFill>
-                    <a:blip r:embed="rId14"/>
+                    <a:blip r:embed="rId17"/>
                     <a:stretch>
                       <a:fillRect/>
                     </a:stretch>
@@ -3212,6 +4089,241 @@
     <w:p>
       <w:pPr>
         <w:rPr>
+          <w:sz w:val="22"/>
+          <w:szCs w:val="22"/>
+          <w:lang w:val="nl-NL"/>
+        </w:rPr>
+      </w:pPr>
+      <w:r>
+        <w:rPr>
+          <w:sz w:val="22"/>
+          <w:szCs w:val="22"/>
+          <w:lang w:val="nl-NL"/>
+        </w:rPr>
+        <w:br w:type="page"/>
+      </w:r>
+    </w:p>
+    <w:sdt>
+      <w:sdtPr>
+        <w:rPr>
+          <w:sz w:val="22"/>
+          <w:szCs w:val="22"/>
+        </w:rPr>
+        <w:id w:val="-1144961335"/>
+        <w:docPartObj>
+          <w:docPartGallery w:val="Bibliographies"/>
+          <w:docPartUnique/>
+        </w:docPartObj>
+      </w:sdtPr>
+      <w:sdtEndPr>
+        <w:rPr>
+          <w:rFonts w:asciiTheme="minorHAnsi" w:eastAsiaTheme="minorEastAsia" w:hAnsiTheme="minorHAnsi" w:cstheme="minorBidi"/>
+          <w:b w:val="0"/>
+          <w:bCs w:val="0"/>
+          <w:color w:val="auto"/>
+        </w:rPr>
+      </w:sdtEndPr>
+      <w:sdtContent>
+        <w:p>
+          <w:pPr>
+            <w:pStyle w:val="Heading1"/>
+          </w:pPr>
+          <w:r>
+            <w:t>Bibliography</w:t>
+          </w:r>
+        </w:p>
+        <w:p>
+          <w:pPr>
+            <w:rPr>
+              <w:sz w:val="22"/>
+              <w:szCs w:val="22"/>
+            </w:rPr>
+          </w:pPr>
+        </w:p>
+        <w:sdt>
+          <w:sdtPr>
+            <w:rPr>
+              <w:sz w:val="22"/>
+              <w:szCs w:val="22"/>
+            </w:rPr>
+            <w:id w:val="111145805"/>
+            <w:bibliography/>
+          </w:sdtPr>
+          <w:sdtContent>
+            <w:p>
+              <w:pPr>
+                <w:pStyle w:val="Bibliography"/>
+                <w:ind w:left="720" w:hanging="720"/>
+                <w:rPr>
+                  <w:noProof/>
+                </w:rPr>
+              </w:pPr>
+              <w:r>
+                <w:rPr>
+                  <w:sz w:val="22"/>
+                  <w:szCs w:val="22"/>
+                </w:rPr>
+                <w:fldChar w:fldCharType="begin"/>
+              </w:r>
+              <w:r>
+                <w:rPr>
+                  <w:sz w:val="22"/>
+                  <w:szCs w:val="22"/>
+                </w:rPr>
+                <w:instrText xml:space="preserve"> BIBLIOGRAPHY </w:instrText>
+              </w:r>
+              <w:r>
+                <w:rPr>
+                  <w:sz w:val="22"/>
+                  <w:szCs w:val="22"/>
+                </w:rPr>
+                <w:fldChar w:fldCharType="separate"/>
+              </w:r>
+              <w:r>
+                <w:rPr>
+                  <w:noProof/>
+                </w:rPr>
+                <w:t xml:space="preserve">Amstrong. (2007). American College of Sports Medicine position stand. Exertional heat illness during training and competition. </w:t>
+              </w:r>
+              <w:r>
+                <w:rPr>
+                  <w:i/>
+                  <w:iCs/>
+                  <w:noProof/>
+                </w:rPr>
+                <w:t>Med Sci Sports Exerc,</w:t>
+              </w:r>
+              <w:r>
+                <w:rPr>
+                  <w:noProof/>
+                </w:rPr>
+                <w:t>, 556-572.</w:t>
+              </w:r>
+            </w:p>
+            <w:p>
+              <w:pPr>
+                <w:pStyle w:val="Bibliography"/>
+                <w:ind w:left="720" w:hanging="720"/>
+                <w:rPr>
+                  <w:noProof/>
+                </w:rPr>
+              </w:pPr>
+              <w:r>
+                <w:rPr>
+                  <w:noProof/>
+                  <w:lang w:val="nl-NL"/>
+                </w:rPr>
+                <w:t xml:space="preserve">Atletiekunie. (2026, july 31). </w:t>
+              </w:r>
+              <w:r>
+                <w:rPr>
+                  <w:i/>
+                  <w:iCs/>
+                  <w:noProof/>
+                  <w:lang w:val="nl-NL"/>
+                </w:rPr>
+                <w:t>Baanatletek en hoge temperatuur</w:t>
+              </w:r>
+              <w:r>
+                <w:rPr>
+                  <w:noProof/>
+                  <w:lang w:val="nl-NL"/>
+                </w:rPr>
+                <w:t xml:space="preserve">. </w:t>
+              </w:r>
+              <w:r>
+                <w:rPr>
+                  <w:noProof/>
+                </w:rPr>
+                <w:t>Retrieved july 2026, from Atletiekunie: https://atletiekunie-global.b-cdn.net/production/atletiekunie/Kenniscentrum/Opleidingen/Baanatletiek-en-hoge-temperatuur.pdf?v=1750406106</w:t>
+              </w:r>
+            </w:p>
+            <w:p>
+              <w:pPr>
+                <w:pStyle w:val="Bibliography"/>
+                <w:ind w:left="720" w:hanging="720"/>
+                <w:rPr>
+                  <w:noProof/>
+                </w:rPr>
+              </w:pPr>
+              <w:r>
+                <w:rPr>
+                  <w:noProof/>
+                </w:rPr>
+                <w:t xml:space="preserve">KNMI. (2026, april 2). </w:t>
+              </w:r>
+              <w:r>
+                <w:rPr>
+                  <w:i/>
+                  <w:iCs/>
+                  <w:noProof/>
+                </w:rPr>
+                <w:t>KNMI Open Data Platform</w:t>
+              </w:r>
+              <w:r>
+                <w:rPr>
+                  <w:noProof/>
+                </w:rPr>
+                <w:t>. Retrieved july 2026, from KNMI data: https://www.knmidata.nl/open-data</w:t>
+              </w:r>
+            </w:p>
+            <w:p>
+              <w:pPr>
+                <w:pStyle w:val="Bibliography"/>
+                <w:ind w:left="720" w:hanging="720"/>
+                <w:rPr>
+                  <w:noProof/>
+                </w:rPr>
+              </w:pPr>
+              <w:r>
+                <w:rPr>
+                  <w:noProof/>
+                  <w:lang w:val="nl-NL"/>
+                </w:rPr>
+                <w:t xml:space="preserve">KNMI. (2026, may 31). </w:t>
+              </w:r>
+              <w:r>
+                <w:rPr>
+                  <w:i/>
+                  <w:iCs/>
+                  <w:noProof/>
+                  <w:lang w:val="nl-NL"/>
+                </w:rPr>
+                <w:t>van Wet Bulb Globe Temperature (WBGT) naar hittekracht</w:t>
+              </w:r>
+              <w:r>
+                <w:rPr>
+                  <w:noProof/>
+                  <w:lang w:val="nl-NL"/>
+                </w:rPr>
+                <w:t xml:space="preserve">. </w:t>
+              </w:r>
+              <w:r>
+                <w:rPr>
+                  <w:noProof/>
+                </w:rPr>
+                <w:t>Retrieved july 2026, from KNMI: https://www.knmi.nl/kennis-en-datacentrum/publicatie/van-wet-bulb-globe-temperature-wbgt-naar-hittekracht</w:t>
+              </w:r>
+            </w:p>
+            <w:p>
+              <w:r>
+                <w:rPr>
+                  <w:b/>
+                  <w:bCs/>
+                  <w:noProof/>
+                  <w:sz w:val="22"/>
+                  <w:szCs w:val="22"/>
+                </w:rPr>
+                <w:fldChar w:fldCharType="end"/>
+              </w:r>
+            </w:p>
+          </w:sdtContent>
+        </w:sdt>
+      </w:sdtContent>
+    </w:sdt>
+    <w:p>
+      <w:pPr>
+        <w:rPr>
           <w:lang w:val="nl-NL"/>
         </w:rPr>
       </w:pPr>
@@ -3262,8 +4374,8 @@
       </w:pPr>
     </w:p>
     <w:sectPr>
-      <w:headerReference w:type="default" r:id="rId15"/>
-      <w:footerReference w:type="default" r:id="rId16"/>
+      <w:headerReference w:type="default" r:id="rId18"/>
+      <w:footerReference w:type="default" r:id="rId19"/>
       <w:pgSz w:w="11900" w:h="16840"/>
       <w:pgMar w:top="1418" w:right="1418" w:bottom="1418" w:left="1418" w:header="340" w:footer="340" w:gutter="0"/>
       <w:pgNumType w:start="1"/>
@@ -3355,7 +4467,7 @@
                   </a:prstGeom>
                   <a:extLst>
                     <a:ext uri="{FAA26D3D-D897-4be2-8F04-BA451C77F1D7}">
-                      <ma14:placeholderFlag xmlns:arto="http://schemas.microsoft.com/office/word/2006/arto" xmlns="" xmlns:mo="http://schemas.microsoft.com/office/mac/office/2008/main" xmlns:mv="urn:schemas-microsoft-com:mac:vml" xmlns:o="urn:schemas-microsoft-com:office:office" xmlns:v="urn:schemas-microsoft-com:vml" xmlns:w10="urn:schemas-microsoft-com:office:word" xmlns:w="http://schemas.openxmlformats.org/wordprocessingml/2006/main" xmlns:ma14="http://schemas.microsoft.com/office/mac/drawingml/2011/main"/>
+                      <ma14:placeholderFlag xmlns:ma14="http://schemas.microsoft.com/office/mac/drawingml/2011/main" xmlns:w="http://schemas.openxmlformats.org/wordprocessingml/2006/main" xmlns:w10="urn:schemas-microsoft-com:office:word" xmlns:v="urn:schemas-microsoft-com:vml" xmlns:o="urn:schemas-microsoft-com:office:office" xmlns:mv="urn:schemas-microsoft-com:mac:vml" xmlns:mo="http://schemas.microsoft.com/office/mac/office/2008/main" xmlns="" xmlns:arto="http://schemas.microsoft.com/office/word/2006/arto"/>
                     </a:ext>
                   </a:extLst>
                 </pic:spPr>
@@ -3681,7 +4793,7 @@
                   </a:prstGeom>
                   <a:extLst>
                     <a:ext uri="{FAA26D3D-D897-4be2-8F04-BA451C77F1D7}">
-                      <ma14:placeholderFlag xmlns:arto="http://schemas.microsoft.com/office/word/2006/arto" xmlns="" xmlns:mo="http://schemas.microsoft.com/office/mac/office/2008/main" xmlns:mv="urn:schemas-microsoft-com:mac:vml" xmlns:o="urn:schemas-microsoft-com:office:office" xmlns:v="urn:schemas-microsoft-com:vml" xmlns:w10="urn:schemas-microsoft-com:office:word" xmlns:w="http://schemas.openxmlformats.org/wordprocessingml/2006/main" xmlns:ma14="http://schemas.microsoft.com/office/mac/drawingml/2011/main"/>
+                      <ma14:placeholderFlag xmlns:ma14="http://schemas.microsoft.com/office/mac/drawingml/2011/main" xmlns:w="http://schemas.openxmlformats.org/wordprocessingml/2006/main" xmlns:w10="urn:schemas-microsoft-com:office:word" xmlns:v="urn:schemas-microsoft-com:vml" xmlns:o="urn:schemas-microsoft-com:office:office" xmlns:mv="urn:schemas-microsoft-com:mac:vml" xmlns:mo="http://schemas.microsoft.com/office/mac/office/2008/main" xmlns="" xmlns:arto="http://schemas.microsoft.com/office/word/2006/arto"/>
                     </a:ext>
                   </a:extLst>
                 </pic:spPr>
@@ -3831,7 +4943,7 @@
         <w:sz w:val="20"/>
         <w:szCs w:val="20"/>
       </w:rPr>
-      <w:t>28 July 2026</w:t>
+      <w:t>31 July 2026</w:t>
     </w:r>
     <w:r>
       <w:rPr>
@@ -5489,6 +6601,14 @@
       <w:u w:val="single"/>
     </w:rPr>
   </w:style>
+  <w:style w:type="paragraph" w:styleId="Bibliography">
+    <w:name w:val="Bibliography"/>
+    <w:basedOn w:val="Normal"/>
+    <w:next w:val="Normal"/>
+    <w:uiPriority w:val="37"/>
+    <w:unhideWhenUsed/>
+    <w:rsid w:val="000C3008"/>
+  </w:style>
 </w:styles>
 </file>
 
@@ -5813,11 +6933,100 @@
 </file>
 
 <file path=customXml/item1.xml><?xml version="1.0" encoding="utf-8"?>
-<b:Sources xmlns:b="http://schemas.openxmlformats.org/officeDocument/2006/bibliography" xmlns="http://schemas.openxmlformats.org/officeDocument/2006/bibliography" SelectedStyle="/APA.XSL" StyleName="APA"/>
+<b:Sources xmlns:b="http://schemas.openxmlformats.org/officeDocument/2006/bibliography" xmlns="http://schemas.openxmlformats.org/officeDocument/2006/bibliography" SelectedStyle="/APASixthEditionOfficeOnline.xsl" StyleName="APA" Version="6">
+  <b:Source>
+    <b:Tag>Ams07</b:Tag>
+    <b:SourceType>JournalArticle</b:SourceType>
+    <b:Guid>{E063B05A-19BB-6E4E-878A-6FEEAC0F08D8}</b:Guid>
+    <b:Title>American College of Sports Medicine position stand. Exertional heat illness during training and competition</b:Title>
+    <b:Year>2007</b:Year>
+    <b:Author>
+      <b:Author>
+        <b:NameList>
+          <b:Person>
+            <b:Last>Amstrong</b:Last>
+          </b:Person>
+        </b:NameList>
+      </b:Author>
+    </b:Author>
+    <b:JournalName>Med Sci Sports Exerc,</b:JournalName>
+    <b:Pages>556-572</b:Pages>
+    <b:RefOrder>2</b:RefOrder>
+  </b:Source>
+  <b:Source>
+    <b:Tag>Atl26</b:Tag>
+    <b:SourceType>InternetSite</b:SourceType>
+    <b:Guid>{C64BDAF4-718B-3B4C-BE2C-4490CFA83C7A}</b:Guid>
+    <b:Title>Baanatletek en hoge temperatuur</b:Title>
+    <b:Year>2026</b:Year>
+    <b:Author>
+      <b:Author>
+        <b:NameList>
+          <b:Person>
+            <b:Last>Atletiekunie</b:Last>
+          </b:Person>
+        </b:NameList>
+      </b:Author>
+    </b:Author>
+    <b:InternetSiteTitle>Atletiekunie</b:InternetSiteTitle>
+    <b:URL>https://atletiekunie-global.b-cdn.net/production/atletiekunie/Kenniscentrum/Opleidingen/Baanatletiek-en-hoge-temperatuur.pdf?v=1750406106</b:URL>
+    <b:Month>july</b:Month>
+    <b:Day>31</b:Day>
+    <b:YearAccessed>2026</b:YearAccessed>
+    <b:MonthAccessed>july</b:MonthAccessed>
+    <b:RefOrder>1</b:RefOrder>
+  </b:Source>
+  <b:Source>
+    <b:Tag>KNM26</b:Tag>
+    <b:SourceType>InternetSite</b:SourceType>
+    <b:Guid>{1F93604E-0ECD-6E4C-8FF3-2F9CE6E699AD}</b:Guid>
+    <b:Author>
+      <b:Author>
+        <b:NameList>
+          <b:Person>
+            <b:Last>KNMI</b:Last>
+          </b:Person>
+        </b:NameList>
+      </b:Author>
+    </b:Author>
+    <b:Title>KNMI Open Data Platform</b:Title>
+    <b:InternetSiteTitle>KNMI data</b:InternetSiteTitle>
+    <b:URL>https://www.knmidata.nl/open-data</b:URL>
+    <b:Year>2026</b:Year>
+    <b:Month>april</b:Month>
+    <b:Day>2</b:Day>
+    <b:YearAccessed>2026</b:YearAccessed>
+    <b:MonthAccessed>july</b:MonthAccessed>
+    <b:RefOrder>4</b:RefOrder>
+  </b:Source>
+  <b:Source>
+    <b:Tag>Mar26</b:Tag>
+    <b:SourceType>InternetSite</b:SourceType>
+    <b:Guid>{B285F768-FA3E-EA4B-B606-66C0A8068041}</b:Guid>
+    <b:Author>
+      <b:Author>
+        <b:NameList>
+          <b:Person>
+            <b:Last>KNMI</b:Last>
+          </b:Person>
+        </b:NameList>
+      </b:Author>
+    </b:Author>
+    <b:Title>van Wet Bulb Globe Temperature (WBGT) naar hittekracht</b:Title>
+    <b:InternetSiteTitle>KNMI</b:InternetSiteTitle>
+    <b:URL>https://www.knmi.nl/kennis-en-datacentrum/publicatie/van-wet-bulb-globe-temperature-wbgt-naar-hittekracht</b:URL>
+    <b:Year>2026</b:Year>
+    <b:Month>may</b:Month>
+    <b:Day>31</b:Day>
+    <b:YearAccessed>2026</b:YearAccessed>
+    <b:MonthAccessed>july</b:MonthAccessed>
+    <b:RefOrder>3</b:RefOrder>
+  </b:Source>
+</b:Sources>
 </file>
 
 <file path=customXml/itemProps1.xml><?xml version="1.0" encoding="utf-8"?>
-<ds:datastoreItem xmlns:ds="http://schemas.openxmlformats.org/officeDocument/2006/customXml" ds:itemID="{10844732-41C5-4750-8BF4-0A123B036F7C}">
+<ds:datastoreItem xmlns:ds="http://schemas.openxmlformats.org/officeDocument/2006/customXml" ds:itemID="{FCEE6DD8-7F79-1349-BEBA-33FAE5CC7258}">
   <ds:schemaRefs>
     <ds:schemaRef ds:uri="http://schemas.openxmlformats.org/officeDocument/2006/bibliography"/>
   </ds:schemaRefs>
